--- a/Memoria_Diaria_EUDR.docx
+++ b/Memoria_Diaria_EUDR.docx
@@ -5975,15 +5975,15 @@
               <w:jc w:val="center"/>
             </w:pPr>
             <w:r>
-              <w:t>54 (cota inferior)</w:t>
-            </w:r>
-            <w:r>
-              <w:rPr>
-                <w:b/>
-                <w:i w:val="0"/>
-                <w:color w:val="FFFFFF"/>
-              </w:rPr>
-              <w:t>54 (cota inferior)</w:t>
+              <w:t>⚠ SUSTITUIDO (2026-10-06): 51 (cota inferior)</w:t>
+            </w:r>
+            <w:r>
+              <w:rPr>
+                <w:b/>
+                <w:i w:val="0"/>
+                <w:color w:val="FFFFFF"/>
+              </w:rPr>
+              <w:t>⚠ SUSTITUIDO (2026-10-06): 51 (cota inferior)</w:t>
             </w:r>
           </w:p>
         </w:tc>
@@ -6067,15 +6067,15 @@
               <w:jc w:val="center"/>
             </w:pPr>
             <w:r>
-              <w:t>US$ 2.786,5 millones</w:t>
-            </w:r>
-            <w:r>
-              <w:rPr>
-                <w:b/>
-                <w:i w:val="0"/>
-                <w:color w:val="FFFFFF"/>
-              </w:rPr>
-              <w:t>US$ 2.786,5 millones</w:t>
+              <w:t>⚠ SUSTITUIDO (2026-10-06): US$ 2.740 millones de las 51 vigentes</w:t>
+            </w:r>
+            <w:r>
+              <w:rPr>
+                <w:b/>
+                <w:i w:val="0"/>
+                <w:color w:val="FFFFFF"/>
+              </w:rPr>
+              <w:t>⚠ SUSTITUIDO (2026-10-06): US$ 2.740 millones de las 51 vigentes</w:t>
             </w:r>
           </w:p>
         </w:tc>
@@ -7746,6 +7746,7828 @@
         <w:t>5. REGISTRO DIARIO</w:t>
       </w:r>
     </w:p>
+    <w:p/>
+    <w:p>
+      <w:pPr>
+        <w:pStyle w:val="Heading2"/>
+      </w:pPr>
+      <w:r>
+        <w:rPr>
+          <w:color w:val="2E7D32"/>
+        </w:rPr>
+        <w:t>2026-10-06j — Línea 3: verificación de las afirmaciones RLAC del paper contra cuadros SUNAT locales</w:t>
+      </w:r>
+    </w:p>
+    <w:p/>
+    <w:p>
+      <w:pPr>
+        <w:jc w:val="both"/>
+      </w:pPr>
+      <w:r>
+        <w:rPr>
+          <w:b/>
+          <w:i w:val="0"/>
+        </w:rPr>
+        <w:t>Entregable nuevo</w:t>
+      </w:r>
+      <w:r>
+        <w:rPr>
+          <w:b w:val="0"/>
+          <w:i w:val="0"/>
+        </w:rPr>
+        <w:t xml:space="preserve"> `[M]`: `Scripts\icrpp_rlac_verificacion.py` → `docs\RLAC_VERIFICACION_2023_2024.xlsx` (9 hojas). Contrasta afirmación por afirmación del paper ICRPP contra cdro_08/12/13/15/16/22 de SUNAT y la programación de naves 2023. La serie histórica sube a 3,501 registros (se arreglaron 3 bugs de parse: cdro_15 buscaba "TOTAL" en la fila equivocada; HHI de cdro_08/22 dividía dos veces por 100 —pasó de 0.1 a 86.3—; se añaden cdro_12 despachadores, cdro_13 almacenes y cdro_16 subpartidas FOB/CIF).</w:t>
+      </w:r>
+    </w:p>
+    <w:p/>
+    <w:p>
+      <w:pPr>
+        <w:jc w:val="both"/>
+      </w:pPr>
+      <w:r>
+        <w:rPr>
+          <w:b/>
+          <w:i w:val="0"/>
+        </w:rPr>
+        <w:t>Veredictos</w:t>
+      </w:r>
+      <w:r>
+        <w:rPr>
+          <w:b w:val="0"/>
+          <w:i w:val="0"/>
+        </w:rPr>
+        <w:t xml:space="preserve"> `[M]`:</w:t>
+      </w:r>
+    </w:p>
+    <w:p>
+      <w:pPr>
+        <w:jc w:val="both"/>
+      </w:pPr>
+      <w:r>
+        <w:rPr>
+          <w:b w:val="0"/>
+          <w:i w:val="0"/>
+        </w:rPr>
+        <w:t xml:space="preserve">- </w:t>
+      </w:r>
+      <w:r>
+        <w:rPr>
+          <w:b/>
+          <w:i w:val="0"/>
+        </w:rPr>
+        <w:t>A1 "Callao = 46.6% del comercio formal": DIVERGE.</w:t>
+      </w:r>
+      <w:r>
+        <w:rPr>
+          <w:b w:val="0"/>
+          <w:i w:val="0"/>
+        </w:rPr>
+        <w:t xml:space="preserve"> La tabla autoritativa SUNAT cdro_15 (importación CIF por aduana) muestra </w:t>
+      </w:r>
+      <w:r>
+        <w:rPr>
+          <w:b/>
+          <w:i w:val="0"/>
+        </w:rPr>
+        <w:t>Callao = 73.0% de las importaciones CIF 2024</w:t>
+      </w:r>
+      <w:r>
+        <w:rPr>
+          <w:b w:val="0"/>
+          <w:i w:val="0"/>
+        </w:rPr>
+        <w:t xml:space="preserve"> (72.7% en 2023). El paper cita Rastro `public.port_imports(is_total=true)`: otro alcance (¿operaciones? ¿comercio total I+E?). Pendiente reconciliar el denominador exacto.</w:t>
+      </w:r>
+    </w:p>
+    <w:p>
+      <w:pPr>
+        <w:jc w:val="both"/>
+      </w:pPr>
+      <w:r>
+        <w:rPr>
+          <w:b w:val="0"/>
+          <w:i w:val="0"/>
+        </w:rPr>
+        <w:t xml:space="preserve">- </w:t>
+      </w:r>
+      <w:r>
+        <w:rPr>
+          <w:b/>
+          <w:i w:val="0"/>
+        </w:rPr>
+        <w:t>A2 "HHI = 2,629 (altamente concentrado)": DIVERGE, misma dirección.</w:t>
+      </w:r>
+      <w:r>
+        <w:rPr>
+          <w:b w:val="0"/>
+          <w:i w:val="0"/>
+        </w:rPr>
+        <w:t xml:space="preserve"> HHI local = </w:t>
+      </w:r>
+      <w:r>
+        <w:rPr>
+          <w:b/>
+          <w:i w:val="0"/>
+        </w:rPr>
+        <w:t>5,479</w:t>
+      </w:r>
+      <w:r>
+        <w:rPr>
+          <w:b w:val="0"/>
+          <w:i w:val="0"/>
+        </w:rPr>
+        <w:t xml:space="preserve"> (2024) / 5,000+ (2023) sobre CIF por aduana — ~2× el del paper; ambos &gt; 2,500 (umbral DOJ/FTC). La conclusión cualitativa (concentración estructural del Callao) se mantiene y es más fuerte.</w:t>
+      </w:r>
+    </w:p>
+    <w:p>
+      <w:pPr>
+        <w:jc w:val="both"/>
+      </w:pPr>
+      <w:r>
+        <w:rPr>
+          <w:b w:val="0"/>
+          <w:i w:val="0"/>
+        </w:rPr>
+        <w:t xml:space="preserve">- </w:t>
+      </w:r>
+      <w:r>
+        <w:rPr>
+          <w:b/>
+          <w:i w:val="0"/>
+        </w:rPr>
+        <w:t>A3 "markup prom 4.95%, max 14.25%, ninguna subpartida supera ±15% (FATF)": PARCIALMENTE VERIFICADO — y la parte del umbral se contradice.</w:t>
+      </w:r>
+      <w:r>
+        <w:rPr>
+          <w:b w:val="0"/>
+          <w:i w:val="0"/>
+        </w:rPr>
+        <w:t xml:space="preserve"> Local (cdro_16, Callao 2024, 16 subpartidas): promedio ponderado </w:t>
+      </w:r>
+      <w:r>
+        <w:rPr>
+          <w:b/>
+          <w:i w:val="0"/>
+        </w:rPr>
+        <w:t>5.75%</w:t>
+      </w:r>
+      <w:r>
+        <w:rPr>
+          <w:b w:val="0"/>
+          <w:i w:val="0"/>
+        </w:rPr>
+        <w:t xml:space="preserve"> (calza), pero máximo </w:t>
+      </w:r>
+      <w:r>
+        <w:rPr>
+          <w:b/>
+          <w:i w:val="0"/>
+        </w:rPr>
+        <w:t>19.36%</w:t>
+      </w:r>
+      <w:r>
+        <w:rPr>
+          <w:b w:val="0"/>
+          <w:i w:val="0"/>
+        </w:rPr>
+        <w:t xml:space="preserve"> en subpartida 1005901100 (</w:t>
+      </w:r>
+      <w:r>
+        <w:rPr>
+          <w:b/>
+          <w:i w:val="0"/>
+        </w:rPr>
+        <w:t>maíz duro amarillo</w:t>
+      </w:r>
+      <w:r>
+        <w:rPr>
+          <w:b w:val="0"/>
+          <w:i w:val="0"/>
+        </w:rPr>
+        <w:t xml:space="preserve">) y </w:t>
+      </w:r>
+      <w:r>
+        <w:rPr>
+          <w:b/>
+          <w:i w:val="0"/>
+        </w:rPr>
+        <w:t>1 subpartida &gt; 15%</w:t>
+      </w:r>
+      <w:r>
+        <w:rPr>
+          <w:b w:val="0"/>
+          <w:i w:val="0"/>
+        </w:rPr>
+        <w:t xml:space="preserve"> (el paper dice 0). CAVEAT: cobertura distinta (16 subpartidas SUNAT vs 50 registros agregados del paper) y un markup &gt;15% en granel agrícola puede ser flete/seguro legítimo — es señal de revisión, no evidencia de subfacturación.</w:t>
+      </w:r>
+    </w:p>
+    <w:p>
+      <w:pPr>
+        <w:jc w:val="both"/>
+      </w:pPr>
+      <w:r>
+        <w:rPr>
+          <w:b w:val="0"/>
+          <w:i w:val="0"/>
+        </w:rPr>
+        <w:t xml:space="preserve">- </w:t>
+      </w:r>
+      <w:r>
+        <w:rPr>
+          <w:b/>
+          <w:i w:val="0"/>
+        </w:rPr>
+        <w:t>A4 "tráfico Callao +12.9% T1→T4 2024, +11.7% vs 2023": DIVERGE, misma dirección.</w:t>
+      </w:r>
+      <w:r>
+        <w:rPr>
+          <w:b w:val="0"/>
+          <w:i w:val="0"/>
+        </w:rPr>
+        <w:t xml:space="preserve"> Local (cdro_15 trimestral): </w:t>
+      </w:r>
+      <w:r>
+        <w:rPr>
+          <w:b/>
+          <w:i w:val="0"/>
+        </w:rPr>
+        <w:t>+20.3%</w:t>
+      </w:r>
+      <w:r>
+        <w:rPr>
+          <w:b w:val="0"/>
+          <w:i w:val="0"/>
+        </w:rPr>
+        <w:t xml:space="preserve"> T1→T4 2024 y </w:t>
+      </w:r>
+      <w:r>
+        <w:rPr>
+          <w:b/>
+          <w:i w:val="0"/>
+        </w:rPr>
+        <w:t>+6.1%</w:t>
+      </w:r>
+      <w:r>
+        <w:rPr>
+          <w:b w:val="0"/>
+          <w:i w:val="0"/>
+        </w:rPr>
+        <w:t xml:space="preserve"> interanual.</w:t>
+      </w:r>
+    </w:p>
+    <w:p>
+      <w:pPr>
+        <w:jc w:val="both"/>
+      </w:pPr>
+      <w:r>
+        <w:rPr>
+          <w:b w:val="0"/>
+          <w:i w:val="0"/>
+        </w:rPr>
+        <w:t xml:space="preserve">- </w:t>
+      </w:r>
+      <w:r>
+        <w:rPr>
+          <w:b/>
+          <w:i w:val="0"/>
+        </w:rPr>
+        <w:t>A5/A6 (decomisos 2025, INFOBRAS): NO VERIFICABLE</w:t>
+      </w:r>
+      <w:r>
+        <w:rPr>
+          <w:b w:val="0"/>
+          <w:i w:val="0"/>
+        </w:rPr>
+        <w:t xml:space="preserve"> localmente (requieren Memoria SUNAT 2025 / consulta Rastro-INFOBRAS).</w:t>
+      </w:r>
+    </w:p>
+    <w:p/>
+    <w:p>
+      <w:pPr>
+        <w:jc w:val="both"/>
+      </w:pPr>
+      <w:r>
+        <w:rPr>
+          <w:b/>
+          <w:i w:val="0"/>
+        </w:rPr>
+        <w:t>Hallazgos nuevos</w:t>
+      </w:r>
+      <w:r>
+        <w:rPr>
+          <w:b w:val="0"/>
+          <w:i w:val="0"/>
+        </w:rPr>
+        <w:t xml:space="preserve"> `[M]` (no en el paper): despachadores de aduana nombrados — HHI 234 (baja concentración), top-5 = 28.7% del CIF 2024, ~50% en la cola larga de pequeños despachadores (fila "RESTO" excluida de los HHI: son cotas inferiores); almacenes/depósitos — APM Terminals + DP World (ambos terminales del Callao) lideran, top-5 = 46%, HHI 644; importadores HHI 86 y exportadores HHI 165 (competitivos).</w:t>
+      </w:r>
+    </w:p>
+    <w:p/>
+    <w:p>
+      <w:pPr>
+        <w:jc w:val="both"/>
+      </w:pPr>
+      <w:r>
+        <w:rPr>
+          <w:b/>
+          <w:i w:val="0"/>
+        </w:rPr>
+        <w:t>No verificable</w:t>
+      </w:r>
+      <w:r>
+        <w:rPr>
+          <w:b w:val="0"/>
+          <w:i w:val="0"/>
+        </w:rPr>
+        <w:t xml:space="preserve"> `[I]`: el denominador exacto de las cifras del paper (Rastro no está en dataset local); los datos son 2023-2024 y no son evaluación vigente de riesgo ni de cumplimiento EUDR.</w:t>
+      </w:r>
+    </w:p>
+    <w:p/>
+    <w:p>
+      <w:pPr>
+        <w:pStyle w:val="Heading2"/>
+      </w:pPr>
+      <w:r>
+        <w:rPr>
+          <w:color w:val="2E7D32"/>
+        </w:rPr>
+        <w:t>2026-10-06i — Línea 2: análisis de la programación de naves 2023 del Callao (único tráfico portuario post-2017 abierto)</w:t>
+      </w:r>
+    </w:p>
+    <w:p/>
+    <w:p>
+      <w:pPr>
+        <w:jc w:val="both"/>
+      </w:pPr>
+      <w:r>
+        <w:rPr>
+          <w:b/>
+          <w:i w:val="0"/>
+        </w:rPr>
+        <w:t>Entregable nuevo</w:t>
+      </w:r>
+      <w:r>
+        <w:rPr>
+          <w:b w:val="0"/>
+          <w:i w:val="0"/>
+        </w:rPr>
+        <w:t xml:space="preserve"> `[M]`: `Scripts\icrpp_naves_2023_callao.py` → `docs\NAVES_2023_CALLAO_ANALISIS.xlsx` (10 hojas, 1,296 filas de detalle auditables). Extiende la serie histórica: `ICRPP_SERIE_HISTORICA_RECONSTRUIDA.xlsx` pasa a 2,899 registros (añade desglose por condición TRAMPA/LINEA y motivo de escala al indicador `naves_programadas_callao`).</w:t>
+      </w:r>
+    </w:p>
+    <w:p/>
+    <w:p>
+      <w:pPr>
+        <w:jc w:val="both"/>
+      </w:pPr>
+      <w:r>
+        <w:rPr>
+          <w:b/>
+          <w:i w:val="0"/>
+        </w:rPr>
+        <w:t>Datos</w:t>
+      </w:r>
+      <w:r>
+        <w:rPr>
+          <w:b w:val="0"/>
+          <w:i w:val="0"/>
+        </w:rPr>
+        <w:t xml:space="preserve"> `[V]`: reportes mensuales "Programación diaria de naves arribadas/recepcionadas" MTC/APN, </w:t>
+      </w:r>
+      <w:r>
+        <w:rPr>
+          <w:b/>
+          <w:i w:val="0"/>
+        </w:rPr>
+        <w:t>Feb-Jun 2023</w:t>
+      </w:r>
+      <w:r>
+        <w:rPr>
+          <w:b w:val="0"/>
+          <w:i w:val="0"/>
+        </w:rPr>
+        <w:t xml:space="preserve"> (5 de 12 meses; Ene/Jul/Ago 2023 no existen en el portal, HTTP 404; Set-Dic son extractos de un solo día). </w:t>
+      </w:r>
+      <w:r>
+        <w:rPr>
+          <w:b/>
+          <w:i w:val="0"/>
+        </w:rPr>
+        <w:t>Programación (DUE asignados) ≠ recepción efectiva</w:t>
+      </w:r>
+      <w:r>
+        <w:rPr>
+          <w:b w:val="0"/>
+          <w:i w:val="0"/>
+        </w:rPr>
+        <w:t xml:space="preserve"> — comparación con `naves_recibidas` 2010-2017 es indicativa, no equivalente.</w:t>
+      </w:r>
+    </w:p>
+    <w:p/>
+    <w:p>
+      <w:pPr>
+        <w:jc w:val="both"/>
+      </w:pPr>
+      <w:r>
+        <w:rPr>
+          <w:b/>
+          <w:i w:val="0"/>
+        </w:rPr>
+        <w:t>Hallazgos</w:t>
+      </w:r>
+      <w:r>
+        <w:rPr>
+          <w:b w:val="0"/>
+          <w:i w:val="0"/>
+        </w:rPr>
+        <w:t xml:space="preserve"> `[M]`:</w:t>
+      </w:r>
+    </w:p>
+    <w:p>
+      <w:pPr>
+        <w:jc w:val="both"/>
+      </w:pPr>
+      <w:r>
+        <w:rPr>
+          <w:b w:val="0"/>
+          <w:i w:val="0"/>
+        </w:rPr>
+        <w:t xml:space="preserve">- </w:t>
+      </w:r>
+      <w:r>
+        <w:rPr>
+          <w:b/>
+          <w:i w:val="0"/>
+        </w:rPr>
+        <w:t>Volumen:</w:t>
+      </w:r>
+      <w:r>
+        <w:rPr>
+          <w:b w:val="0"/>
+          <w:i w:val="0"/>
+        </w:rPr>
+        <w:t xml:space="preserve"> 245-283 naves/mes (media 259.2) vs 287.2/mes en 2017 y 306.0/mes en 2010 → ~10% below 2017, ~15% below 2010 (tendencia decreciente del tráfico portuario del Callao).</w:t>
+      </w:r>
+    </w:p>
+    <w:p>
+      <w:pPr>
+        <w:jc w:val="both"/>
+      </w:pPr>
+      <w:r>
+        <w:rPr>
+          <w:b w:val="0"/>
+          <w:i w:val="0"/>
+        </w:rPr>
+        <w:t xml:space="preserve">- </w:t>
+      </w:r>
+      <w:r>
+        <w:rPr>
+          <w:b/>
+          <w:i w:val="0"/>
+        </w:rPr>
+        <w:t>Señales RLAC/TBML:</w:t>
+      </w:r>
+      <w:r>
+        <w:rPr>
+          <w:b w:val="0"/>
+          <w:i w:val="0"/>
+        </w:rPr>
+        <w:t xml:space="preserve"> </w:t>
+      </w:r>
+      <w:r>
+        <w:rPr>
+          <w:b/>
+          <w:i w:val="0"/>
+        </w:rPr>
+        <w:t>TRAMPA 52.4%</w:t>
+      </w:r>
+      <w:r>
+        <w:rPr>
+          <w:b w:val="0"/>
+          <w:i w:val="0"/>
+        </w:rPr>
+        <w:t xml:space="preserve"> vs LINEA 46.6% (el envío tramp — irregular, sin línea fija — es el perfil que FATF/GAFILAT asocia a mayor riesgo de lavado vía comercio); </w:t>
+      </w:r>
+      <w:r>
+        <w:rPr>
+          <w:b/>
+          <w:i w:val="0"/>
+        </w:rPr>
+        <w:t>banderas de conveniencia 47-52%</w:t>
+      </w:r>
+      <w:r>
+        <w:rPr>
+          <w:b w:val="0"/>
+          <w:i w:val="0"/>
+        </w:rPr>
+        <w:t xml:space="preserve"> (Liberia 236, Panamá 158, Islas Marshall 126, Malta 96, Bahamas 34).</w:t>
+      </w:r>
+    </w:p>
+    <w:p>
+      <w:pPr>
+        <w:jc w:val="both"/>
+      </w:pPr>
+      <w:r>
+        <w:rPr>
+          <w:b w:val="0"/>
+          <w:i w:val="0"/>
+        </w:rPr>
+        <w:t xml:space="preserve">- </w:t>
+      </w:r>
+      <w:r>
+        <w:rPr>
+          <w:b/>
+          <w:i w:val="0"/>
+        </w:rPr>
+        <w:t>Procedencia:</w:t>
+      </w:r>
+      <w:r>
+        <w:rPr>
+          <w:b w:val="0"/>
+          <w:i w:val="0"/>
+        </w:rPr>
+        <w:t xml:space="preserve"> 71-73% extranjera (Buenaventura 129, Guayaquil 114, San Antonio 78, Pisco 76…), 22-26% puertos peruanos (cabotaje), ~5% aguas internacionales.</w:t>
+      </w:r>
+    </w:p>
+    <w:p>
+      <w:pPr>
+        <w:jc w:val="both"/>
+      </w:pPr>
+      <w:r>
+        <w:rPr>
+          <w:b w:val="0"/>
+          <w:i w:val="0"/>
+        </w:rPr>
+        <w:t xml:space="preserve">- </w:t>
+      </w:r>
+      <w:r>
+        <w:rPr>
+          <w:b/>
+          <w:i w:val="0"/>
+        </w:rPr>
+        <w:t>Estadía media:</w:t>
+      </w:r>
+      <w:r>
+        <w:rPr>
+          <w:b w:val="0"/>
+          <w:i w:val="0"/>
+        </w:rPr>
+        <w:t xml:space="preserve"> 2.7-3.6 h (mediana ~2.5 h).</w:t>
+      </w:r>
+    </w:p>
+    <w:p>
+      <w:pPr>
+        <w:jc w:val="both"/>
+      </w:pPr>
+      <w:r>
+        <w:rPr>
+          <w:b w:val="0"/>
+          <w:i w:val="0"/>
+        </w:rPr>
+        <w:t xml:space="preserve">- </w:t>
+      </w:r>
+      <w:r>
+        <w:rPr>
+          <w:b/>
+          <w:i w:val="0"/>
+        </w:rPr>
+        <w:t>Calidad de dato:</w:t>
+      </w:r>
+      <w:r>
+        <w:rPr>
+          <w:b w:val="0"/>
+          <w:i w:val="0"/>
+        </w:rPr>
+        <w:t xml:space="preserve"> cobertura del reporte vs numeración DUE acumulada anual: 86-97% (Mar-Jun); Feb sin baseline (Enero 404). 174 filas (13.4%) tienen OBS "NO PAGA — puerto intermedio peruano" (tránsito sin operación comercial).</w:t>
+      </w:r>
+    </w:p>
+    <w:p/>
+    <w:p>
+      <w:pPr>
+        <w:jc w:val="both"/>
+      </w:pPr>
+      <w:r>
+        <w:rPr>
+          <w:b/>
+          <w:i w:val="0"/>
+        </w:rPr>
+        <w:t>No verificable</w:t>
+      </w:r>
+      <w:r>
+        <w:rPr>
+          <w:b w:val="0"/>
+          <w:i w:val="0"/>
+        </w:rPr>
+        <w:t xml:space="preserve"> `[I]`: son señales de </w:t>
+      </w:r>
+      <w:r>
+        <w:rPr>
+          <w:b/>
+          <w:i w:val="0"/>
+        </w:rPr>
+        <w:t>exposición</w:t>
+      </w:r>
+      <w:r>
+        <w:rPr>
+          <w:b w:val="0"/>
+          <w:i w:val="0"/>
+        </w:rPr>
+        <w:t>, no evidencia de ilícito ni calificación de cumplimiento; no hay equivalente para Paita u otros puertos en 2023; la serie 2018-2022 de cargas/naves sigue requiriendo solicitud Ley 27806.</w:t>
+      </w:r>
+    </w:p>
+    <w:p/>
+    <w:p>
+      <w:pPr>
+        <w:pStyle w:val="Heading2"/>
+      </w:pPr>
+      <w:r>
+        <w:rPr>
+          <w:color w:val="2E7D32"/>
+        </w:rPr>
+        <w:t>2026-10-06h — Paso 7 OECD/JRC (Monte Carlo) y Paso 3 (ACP/α) del ICRPP sobre la serie reconstruida</w:t>
+      </w:r>
+    </w:p>
+    <w:p/>
+    <w:p>
+      <w:pPr>
+        <w:jc w:val="both"/>
+      </w:pPr>
+      <w:r>
+        <w:rPr>
+          <w:b/>
+          <w:i w:val="0"/>
+        </w:rPr>
+        <w:t>Entregable nuevo</w:t>
+      </w:r>
+      <w:r>
+        <w:rPr>
+          <w:b w:val="0"/>
+          <w:i w:val="0"/>
+        </w:rPr>
+        <w:t xml:space="preserve"> `[M]`: `Scripts\icrpp_monte_carlo.py` → `docs\ICRPP_MONTE_CARLO_PASO7.xlsx` (12 hojas, 10,000 corridas, semilla 42, reproducible). Mitiga las Limitaciones 1 y 3 del paper ICRPP para el único dominio reconstruible con datos abiertos: RON.</w:t>
+      </w:r>
+    </w:p>
+    <w:p/>
+    <w:p>
+      <w:pPr>
+        <w:jc w:val="both"/>
+      </w:pPr>
+      <w:r>
+        <w:rPr>
+          <w:b/>
+          <w:i w:val="0"/>
+        </w:rPr>
+        <w:t>Alcance honesto:</w:t>
+      </w:r>
+      <w:r>
+        <w:rPr>
+          <w:b w:val="0"/>
+          <w:i w:val="0"/>
+        </w:rPr>
+        <w:t xml:space="preserve"> RON-01 = cargas TM/año (proxy de TEU — la fuente abierta reporta TM) y RON-03 = incidentes portuarios/año, 2010-2017 (únicos años con ambos indicadores). </w:t>
+      </w:r>
+      <w:r>
+        <w:rPr>
+          <w:b/>
+          <w:i w:val="0"/>
+        </w:rPr>
+        <w:t>RON-02 (HHI inverso de heterogeneidad de carga) es S/D</w:t>
+      </w:r>
+      <w:r>
+        <w:rPr>
+          <w:b w:val="0"/>
+          <w:i w:val="0"/>
+        </w:rPr>
+        <w:t>: CARGAS se desagregan por terminal, no por tipo de carga. RTID/RLAC/RVI/RRC se fijan en los scores de la Tabla 9 del paper (sus series requieren las solicitudes Ley 27806 ya generadas). Dos variantes: V1 renormaliza pesos (5/8, 3/8); V2 trata RON-02 como latente U(0,1).</w:t>
+      </w:r>
+    </w:p>
+    <w:p/>
+    <w:p>
+      <w:pPr>
+        <w:jc w:val="both"/>
+      </w:pPr>
+      <w:r>
+        <w:rPr>
+          <w:b/>
+          <w:i w:val="0"/>
+        </w:rPr>
+        <w:t>Hallazgos</w:t>
+      </w:r>
+      <w:r>
+        <w:rPr>
+          <w:b w:val="0"/>
+          <w:i w:val="0"/>
+        </w:rPr>
+        <w:t xml:space="preserve"> `[M]`:</w:t>
+      </w:r>
+    </w:p>
+    <w:p>
+      <w:pPr>
+        <w:jc w:val="both"/>
+      </w:pPr>
+      <w:r>
+        <w:rPr>
+          <w:b w:val="0"/>
+          <w:i w:val="0"/>
+        </w:rPr>
+        <w:t xml:space="preserve">- </w:t>
+      </w:r>
+      <w:r>
+        <w:rPr>
+          <w:b/>
+          <w:i w:val="0"/>
+        </w:rPr>
+        <w:t>Ranking robusto:</w:t>
+      </w:r>
+      <w:r>
+        <w:rPr>
+          <w:b w:val="0"/>
+          <w:i w:val="0"/>
+        </w:rPr>
+        <w:t xml:space="preserve"> Callao &gt; Paita en 8/8 años (mediana MC, ambas variantes).</w:t>
+      </w:r>
+    </w:p>
+    <w:p>
+      <w:pPr>
+        <w:jc w:val="both"/>
+      </w:pPr>
+      <w:r>
+        <w:rPr>
+          <w:b w:val="0"/>
+          <w:i w:val="0"/>
+        </w:rPr>
+        <w:t xml:space="preserve">- </w:t>
+      </w:r>
+      <w:r>
+        <w:rPr>
+          <w:b/>
+          <w:i w:val="0"/>
+        </w:rPr>
+        <w:t>Callao:</w:t>
+      </w:r>
+      <w:r>
+        <w:rPr>
+          <w:b w:val="0"/>
+          <w:i w:val="0"/>
+        </w:rPr>
+        <w:t xml:space="preserve"> compuesto MC mediana 71.7 (p5-p95: 67.8-76.5); P(≥69.2 del paper) = 84% (V1) / 66% (V2) — el score del paper es ligeramente conservador. CAVEAT: el Callao satura el min-max (~10× el siguiente puerto en TM; toca la cota 1.0 en la mayoría de años), así que su RON recomputado (96.1) es "máximo del pool", no cardinal.</w:t>
+      </w:r>
+    </w:p>
+    <w:p>
+      <w:pPr>
+        <w:jc w:val="both"/>
+      </w:pPr>
+      <w:r>
+        <w:rPr>
+          <w:b w:val="0"/>
+          <w:i w:val="0"/>
+        </w:rPr>
+        <w:t xml:space="preserve">- </w:t>
+      </w:r>
+      <w:r>
+        <w:rPr>
+          <w:b/>
+          <w:i w:val="0"/>
+        </w:rPr>
+        <w:t>Paita:</w:t>
+      </w:r>
+      <w:r>
+        <w:rPr>
+          <w:b w:val="0"/>
+          <w:i w:val="0"/>
+        </w:rPr>
+        <w:t xml:space="preserve"> compuesto MC mediana 47.3 (p5-p95: 32.7-56.2); P(≥57.4 del paper) = 2.5% — el score del paper para Paita está en el extremo superior de lo que la serie reconstruida soporta, porque su RON real (8.3 V1 / 22.2 V2) es mucho menor que la estimación del paper (42.0).</w:t>
+      </w:r>
+    </w:p>
+    <w:p>
+      <w:pPr>
+        <w:jc w:val="both"/>
+      </w:pPr>
+      <w:r>
+        <w:rPr>
+          <w:b w:val="0"/>
+          <w:i w:val="0"/>
+        </w:rPr>
+        <w:t xml:space="preserve">- </w:t>
+      </w:r>
+      <w:r>
+        <w:rPr>
+          <w:b/>
+          <w:i w:val="0"/>
+        </w:rPr>
+        <w:t>Brecha Callao-Paita:</w:t>
+      </w:r>
+      <w:r>
+        <w:rPr>
+          <w:b w:val="0"/>
+          <w:i w:val="0"/>
+        </w:rPr>
+        <w:t xml:space="preserve"> 11.8 (paper) → 24.4 (MC V1): la concentración del tráfico en el Callao pesa más de lo que el paper estima.</w:t>
+      </w:r>
+    </w:p>
+    <w:p>
+      <w:pPr>
+        <w:jc w:val="both"/>
+      </w:pPr>
+      <w:r>
+        <w:rPr>
+          <w:b w:val="0"/>
+          <w:i w:val="0"/>
+        </w:rPr>
+        <w:t xml:space="preserve">- </w:t>
+      </w:r>
+      <w:r>
+        <w:rPr>
+          <w:b/>
+          <w:i w:val="0"/>
+        </w:rPr>
+        <w:t>Paso 3 (ACP/α):</w:t>
+      </w:r>
+      <w:r>
+        <w:rPr>
+          <w:b w:val="0"/>
+          <w:i w:val="0"/>
+        </w:rPr>
+        <w:t xml:space="preserve"> α = 0.87 (2 indicadores, n=80) y 0.88 (3 indicadores con accidentes, n=28); PC1 = 88%. CAVEAT: RON-01 y RON-03 correlacionan 0.77 en parte porque ambos escalan con el tamaño del puerto — la coherencia puede medir tamaño, no riesgo. Lectura preliminar, no validación factorial.</w:t>
+      </w:r>
+    </w:p>
+    <w:p/>
+    <w:p>
+      <w:pPr>
+        <w:jc w:val="both"/>
+      </w:pPr>
+      <w:r>
+        <w:rPr>
+          <w:b/>
+          <w:i w:val="0"/>
+        </w:rPr>
+        <w:t>No verificable</w:t>
+      </w:r>
+      <w:r>
+        <w:rPr>
+          <w:b w:val="0"/>
+          <w:i w:val="0"/>
+        </w:rPr>
+        <w:t xml:space="preserve"> `[I]`: la incertidumbre de RTID/RLAC/RVI/RRC (88% del peso) no está cuantificada — falta la serie 2015-2025 por puerto (solicitudes Ley 27806 pendientes). Esto es robustez metodológica, no calificación de cumplimiento EUDR ni riesgo vigente (datos abiertos solo hasta 2017 + 2023 parcial).</w:t>
+      </w:r>
+    </w:p>
+    <w:p/>
+    <w:p>
+      <w:pPr>
+        <w:pStyle w:val="Heading2"/>
+      </w:pPr>
+      <w:r>
+        <w:rPr>
+          <w:color w:val="2E7D32"/>
+        </w:rPr>
+        <w:t>2026-10-06g — Segunda ola de datos abiertos (hueco 2018-2022 parcial) y cruce cooperativa↔riesgo portuario</w:t>
+      </w:r>
+    </w:p>
+    <w:p/>
+    <w:p>
+      <w:pPr>
+        <w:jc w:val="both"/>
+      </w:pPr>
+      <w:r>
+        <w:rPr>
+          <w:b/>
+          <w:i w:val="0"/>
+        </w:rPr>
+        <w:t>Contexto:</w:t>
+      </w:r>
+      <w:r>
+        <w:rPr>
+          <w:b w:val="0"/>
+          <w:i w:val="0"/>
+        </w:rPr>
+        <w:t xml:space="preserve"> la entrada 2026-10-06e dejó el hueco 2018-2022 y el 2023 sin cobertura. Esta entrada lo amplía con datos abiertos adicionales del mismo portal (sin Ley 27806) y conecta el ICRPP con el universo exportador del proyecto.</w:t>
+      </w:r>
+    </w:p>
+    <w:p/>
+    <w:p>
+      <w:pPr>
+        <w:jc w:val="both"/>
+      </w:pPr>
+      <w:r>
+        <w:rPr>
+          <w:b/>
+          <w:i w:val="0"/>
+        </w:rPr>
+        <w:t>Segunda ola (descarga con cabeceras de navegador, cache en `data\icrpp\open_csv\`)</w:t>
+      </w:r>
+      <w:r>
+        <w:rPr>
+          <w:b w:val="0"/>
+          <w:i w:val="0"/>
+        </w:rPr>
+        <w:t xml:space="preserve"> `[V]`:</w:t>
+      </w:r>
+    </w:p>
+    <w:p>
+      <w:pPr>
+        <w:jc w:val="both"/>
+      </w:pPr>
+      <w:r>
+        <w:rPr>
+          <w:b w:val="0"/>
+          <w:i w:val="0"/>
+        </w:rPr>
+        <w:t xml:space="preserve">- </w:t>
+      </w:r>
+      <w:r>
+        <w:rPr>
+          <w:b/>
+          <w:i w:val="0"/>
+        </w:rPr>
+        <w:t>Licencias de servicios portuarios vigentes 2011-2022</w:t>
+      </w:r>
+      <w:r>
+        <w:rPr>
+          <w:b w:val="0"/>
+          <w:i w:val="0"/>
+        </w:rPr>
+        <w:t xml:space="preserve"> (MTC, CSV `;`, cp1252): 145 filas año×servicio; totales anuales 694 (2011) → 1,022 (2022). </w:t>
+      </w:r>
+      <w:r>
+        <w:rPr>
+          <w:b/>
+          <w:i w:val="0"/>
+        </w:rPr>
+        <w:t>Cierra 2018-2022 en conteo de licencias.</w:t>
+      </w:r>
+    </w:p>
+    <w:p>
+      <w:pPr>
+        <w:jc w:val="both"/>
+      </w:pPr>
+      <w:r>
+        <w:rPr>
+          <w:b w:val="0"/>
+          <w:i w:val="0"/>
+        </w:rPr>
+        <w:t xml:space="preserve">- </w:t>
+      </w:r>
+      <w:r>
+        <w:rPr>
+          <w:b/>
+          <w:i w:val="0"/>
+        </w:rPr>
+        <w:t>Infraestructura portuaria 2022-2025</w:t>
+      </w:r>
+      <w:r>
+        <w:rPr>
+          <w:b w:val="0"/>
+          <w:i w:val="0"/>
+        </w:rPr>
+        <w:t xml:space="preserve"> (MTC, CSV): 507 terminales/embarcaderos, pero </w:t>
+      </w:r>
+      <w:r>
+        <w:rPr>
+          <w:b/>
+          <w:i w:val="0"/>
+        </w:rPr>
+        <w:t>un solo corte real (2022-12-31)</w:t>
+      </w:r>
+      <w:r>
+        <w:rPr>
+          <w:b w:val="0"/>
+          <w:i w:val="0"/>
+        </w:rPr>
+        <w:t xml:space="preserve"> pese al título; no es serie anual.</w:t>
+      </w:r>
+    </w:p>
+    <w:p>
+      <w:pPr>
+        <w:jc w:val="both"/>
+      </w:pPr>
+      <w:r>
+        <w:rPr>
+          <w:b w:val="0"/>
+          <w:i w:val="0"/>
+        </w:rPr>
+        <w:t xml:space="preserve">- </w:t>
+      </w:r>
+      <w:r>
+        <w:rPr>
+          <w:b/>
+          <w:i w:val="0"/>
+        </w:rPr>
+        <w:t>IQ No Fiscalizado decomisados 2013-2018</w:t>
+      </w:r>
+      <w:r>
+        <w:rPr>
+          <w:b w:val="0"/>
+          <w:i w:val="0"/>
+        </w:rPr>
+        <w:t xml:space="preserve"> (MININTER, CSV): kg por departamento; extiende RTID a 2013-2018 (Callao = 0 en todo el periodo).</w:t>
+      </w:r>
+    </w:p>
+    <w:p>
+      <w:pPr>
+        <w:jc w:val="both"/>
+      </w:pPr>
+      <w:r>
+        <w:rPr>
+          <w:b w:val="0"/>
+          <w:i w:val="0"/>
+        </w:rPr>
+        <w:t xml:space="preserve">- </w:t>
+      </w:r>
+      <w:r>
+        <w:rPr>
+          <w:b/>
+          <w:i w:val="0"/>
+        </w:rPr>
+        <w:t>Naves 2023</w:t>
+      </w:r>
+      <w:r>
+        <w:rPr>
+          <w:b w:val="0"/>
+          <w:i w:val="0"/>
+        </w:rPr>
+        <w:t xml:space="preserve">: reportes mensuales `.xls` </w:t>
+      </w:r>
+      <w:r>
+        <w:rPr>
+          <w:b/>
+          <w:i w:val="0"/>
+        </w:rPr>
+        <w:t>solo de Callao</w:t>
+      </w:r>
+      <w:r>
+        <w:rPr>
+          <w:b w:val="0"/>
+          <w:i w:val="0"/>
+        </w:rPr>
+        <w:t xml:space="preserve"> (prefijo DUE `CLL`, 245-283 naves/mes) para </w:t>
+      </w:r>
+      <w:r>
+        <w:rPr>
+          <w:b/>
+          <w:i w:val="0"/>
+        </w:rPr>
+        <w:t>Feb-Jun</w:t>
+      </w:r>
+      <w:r>
+        <w:rPr>
+          <w:b w:val="0"/>
+          <w:i w:val="0"/>
+        </w:rPr>
+        <w:t xml:space="preserve">; los CSV de Set-Dic son </w:t>
+      </w:r>
+      <w:r>
+        <w:rPr>
+          <w:b/>
+          <w:i w:val="0"/>
+        </w:rPr>
+        <w:t>extractos de un solo día</w:t>
+      </w:r>
+      <w:r>
+        <w:rPr>
+          <w:b w:val="0"/>
+          <w:i w:val="0"/>
+        </w:rPr>
+        <w:t xml:space="preserve">; </w:t>
+      </w:r>
+      <w:r>
+        <w:rPr>
+          <w:b/>
+          <w:i w:val="0"/>
+        </w:rPr>
+        <w:t>Enero/Julio/Agosto 2023 no existen en el portal (HTTP 404)</w:t>
+      </w:r>
+      <w:r>
+        <w:rPr>
+          <w:b w:val="0"/>
+          <w:i w:val="0"/>
+        </w:rPr>
+        <w:t>. Estado PARCIAL, no ABIERTO.</w:t>
+      </w:r>
+    </w:p>
+    <w:p/>
+    <w:p>
+      <w:pPr>
+        <w:jc w:val="both"/>
+      </w:pPr>
+      <w:r>
+        <w:rPr>
+          <w:b/>
+          <w:i w:val="0"/>
+        </w:rPr>
+        <w:t>Cruce cooperativa↔riesgo portuario</w:t>
+      </w:r>
+      <w:r>
+        <w:rPr>
+          <w:b w:val="0"/>
+          <w:i w:val="0"/>
+        </w:rPr>
+        <w:t xml:space="preserve"> `[M]`: `docs\COOPERATIVAS_EXPOSICION_PORTUARIA.xlsx` — 15 organizaciones exportadoras del DUA consolidado (el universo mayor del proyecto son 51 cooperativas; el DUA consolidado tiene 15 RUC con DUAs), con aduana dominante por FOB (PAITA o CALLAO), score ICRPP del paper (Callao 69.2 ALTO / Paita 57.4 MODERADO-ALTO — solo existen para esos dos puertos; el resto se marca S/D, no se inventa), y stats RON de la serie reconstruida (cargas TM prom 2015-2017: Callao 49.90 M / Paita 2.16 M; naves prom: 3,497 / 572; incidentes 2005-2017: 128 / 5). Verificación aritmética contra la fuente APN pasada.</w:t>
+      </w:r>
+    </w:p>
+    <w:p/>
+    <w:p>
+      <w:pPr>
+        <w:jc w:val="both"/>
+      </w:pPr>
+      <w:r>
+        <w:rPr>
+          <w:b/>
+          <w:i w:val="0"/>
+        </w:rPr>
+        <w:t>Totales:</w:t>
+      </w:r>
+      <w:r>
+        <w:rPr>
+          <w:b w:val="0"/>
+          <w:i w:val="0"/>
+        </w:rPr>
+        <w:t xml:space="preserve"> 2,817 registros (2,550 ABIERTO / 232 PARCIAL / 30 LOCAL / 5 CURADO); años con dato 2005-2022 </w:t>
+      </w:r>
+      <w:r>
+        <w:rPr>
+          <w:b/>
+          <w:i w:val="0"/>
+        </w:rPr>
+        <w:t>continuos</w:t>
+      </w:r>
+      <w:r>
+        <w:rPr>
+          <w:b w:val="0"/>
+          <w:i w:val="0"/>
+        </w:rPr>
+        <w:t xml:space="preserve"> + 2023-2026; 21 indicadores; 179 brechas 2015-2025. Reproducir: `python Scripts\icrpp_serie_historica.py`.</w:t>
+      </w:r>
+    </w:p>
+    <w:p/>
+    <w:p>
+      <w:pPr>
+        <w:jc w:val="both"/>
+      </w:pPr>
+      <w:r>
+        <w:rPr>
+          <w:b/>
+          <w:i w:val="0"/>
+        </w:rPr>
+        <w:t>No verificable:</w:t>
+      </w:r>
+      <w:r>
+        <w:rPr>
+          <w:b w:val="0"/>
+          <w:i w:val="0"/>
+        </w:rPr>
+        <w:t xml:space="preserve"> `[I]` el tráfico portuario (cargas/naves) 2018-2022 sigue sin fuente abierta — requiere solicitud a APN (plantilla ya generada); el ICRPP compuesto de puertos distintos de Callao/Paita no existe; la exposición portuaria es insumo de trazabilidad, </w:t>
+      </w:r>
+      <w:r>
+        <w:rPr>
+          <w:b/>
+          <w:i w:val="0"/>
+        </w:rPr>
+        <w:t>no</w:t>
+      </w:r>
+      <w:r>
+        <w:rPr>
+          <w:b w:val="0"/>
+          <w:i w:val="0"/>
+        </w:rPr>
+        <w:t xml:space="preserve"> calificación de cumplimiento EUDR.</w:t>
+      </w:r>
+    </w:p>
+    <w:p/>
+    <w:p>
+      <w:pPr>
+        <w:pStyle w:val="Heading2"/>
+      </w:pPr>
+      <w:r>
+        <w:rPr>
+          <w:color w:val="2E7D32"/>
+        </w:rPr>
+        <w:t>2026-10-06f — Verificación de URLs de las 25 cooperativas (corrige 5 errores de contenido) + 2 pendientes de Fase 1 resueltos (eran falsos pendientes) + 2 construidos</w:t>
+      </w:r>
+    </w:p>
+    <w:p/>
+    <w:p>
+      <w:pPr>
+        <w:jc w:val="both"/>
+      </w:pPr>
+      <w:r>
+        <w:rPr>
+          <w:b/>
+          <w:i w:val="0"/>
+        </w:rPr>
+        <w:t>Contexto:</w:t>
+      </w:r>
+      <w:r>
+        <w:rPr>
+          <w:b w:val="0"/>
+          <w:i w:val="0"/>
+        </w:rPr>
+        <w:t xml:space="preserve"> tarea pendiente "perfiles de las 25 cooperativas a partir de fuentes públicas verificables" (`docs/cooperativas_fuentes_publicas.md`, creado 2026-10-06 temprano) tenía nombres de fuente sin URL ni fecha de acceso — no era verificable sin rehacer la búsqueda. Se pidió URL + fecha de acceso.</w:t>
+      </w:r>
+    </w:p>
+    <w:p/>
+    <w:p>
+      <w:pPr>
+        <w:jc w:val="both"/>
+      </w:pPr>
+      <w:r>
+        <w:rPr>
+          <w:b/>
+          <w:i w:val="0"/>
+        </w:rPr>
+        <w:t>Qué se hizo</w:t>
+      </w:r>
+      <w:r>
+        <w:rPr>
+          <w:b w:val="0"/>
+          <w:i w:val="0"/>
+        </w:rPr>
+        <w:t xml:space="preserve"> `[V]`: 5 agentes en paralelo (uno por grupo de 5 cooperativas) re-verificaron cada fuente citada con WebSearch/WebFetch. Resultado: ~45 de ~65 citas con URL confirmada y fecha 2026-10-06; ~20 marcadas </w:t>
+      </w:r>
+      <w:r>
+        <w:rPr>
+          <w:b/>
+          <w:i w:val="0"/>
+        </w:rPr>
+        <w:t>NO VERIFICADA</w:t>
+      </w:r>
+      <w:r>
+        <w:rPr>
+          <w:b w:val="0"/>
+          <w:i w:val="0"/>
+        </w:rPr>
+        <w:t xml:space="preserve"> (nunca se inventó un enlace) — sobre todo registros individuales MIDAGRI/RNCA, porque el portal gob.pe bloquea el fetch directo (HTTP 403/418) y no tiene buscador por nombre ni por N.º de registro.</w:t>
+      </w:r>
+    </w:p>
+    <w:p/>
+    <w:p>
+      <w:pPr>
+        <w:jc w:val="both"/>
+      </w:pPr>
+      <w:r>
+        <w:rPr>
+          <w:b/>
+          <w:i w:val="0"/>
+        </w:rPr>
+        <w:t>5 correcciones de contenido encontradas durante la verificación (no solo de URL)</w:t>
+      </w:r>
+      <w:r>
+        <w:rPr>
+          <w:b w:val="0"/>
+          <w:i w:val="0"/>
+        </w:rPr>
+        <w:t xml:space="preserve"> — la tabla original tenía datos objetivamente incorrectos:</w:t>
+      </w:r>
+    </w:p>
+    <w:p>
+      <w:pPr>
+        <w:jc w:val="both"/>
+      </w:pPr>
+      <w:r>
+        <w:rPr>
+          <w:b w:val="0"/>
+          <w:i w:val="0"/>
+        </w:rPr>
+        <w:t xml:space="preserve">1. </w:t>
+      </w:r>
+      <w:r>
+        <w:rPr>
+          <w:b/>
+          <w:i w:val="0"/>
+        </w:rPr>
+        <w:t>CAFCER</w:t>
+      </w:r>
+      <w:r>
+        <w:rPr>
+          <w:b w:val="0"/>
+          <w:i w:val="0"/>
+        </w:rPr>
+        <w:t xml:space="preserve"> (ítem 14) y </w:t>
+      </w:r>
+      <w:r>
+        <w:rPr>
+          <w:b/>
+          <w:i w:val="0"/>
+        </w:rPr>
+        <w:t>Tropical Products</w:t>
+      </w:r>
+      <w:r>
+        <w:rPr>
+          <w:b w:val="0"/>
+          <w:i w:val="0"/>
+        </w:rPr>
+        <w:t xml:space="preserve"> (ítem 21): decían "sin hallazgo en fuentes públicas" — </w:t>
+      </w:r>
+      <w:r>
+        <w:rPr>
+          <w:b/>
+          <w:i w:val="0"/>
+        </w:rPr>
+        <w:t>falso</w:t>
+      </w:r>
+      <w:r>
+        <w:rPr>
+          <w:b w:val="0"/>
+          <w:i w:val="0"/>
+        </w:rPr>
+        <w:t xml:space="preserve">. CAFCER tiene web propia (cafcer.com) y nota oficial gob.pe (exportación de 820 t UE/EE.UU.). Tropical Products existe como </w:t>
+      </w:r>
+      <w:r>
+        <w:rPr>
+          <w:b/>
+          <w:i w:val="0"/>
+        </w:rPr>
+        <w:t>COOPTROPICALS</w:t>
+      </w:r>
+      <w:r>
+        <w:rPr>
+          <w:b w:val="0"/>
+          <w:i w:val="0"/>
+        </w:rPr>
+        <w:t xml:space="preserve"> (cooptropicals.com, Pichanaki, Junín, 168 productores).</w:t>
+      </w:r>
+    </w:p>
+    <w:p>
+      <w:pPr>
+        <w:jc w:val="both"/>
+      </w:pPr>
+      <w:r>
+        <w:rPr>
+          <w:b w:val="0"/>
+          <w:i w:val="0"/>
+        </w:rPr>
+        <w:t xml:space="preserve">2. </w:t>
+      </w:r>
+      <w:r>
+        <w:rPr>
+          <w:b/>
+          <w:i w:val="0"/>
+        </w:rPr>
+        <w:t>Valle Grande</w:t>
+      </w:r>
+      <w:r>
+        <w:rPr>
+          <w:b w:val="0"/>
+          <w:i w:val="0"/>
+        </w:rPr>
+        <w:t xml:space="preserve"> (ítem 10): decía "sin web propia" — tiene coopvallegrande.com. Su cifra FOB citada (US$ 939,006) no coincide con el PDF fuente real de JNC (US$ 355,574) — corregida.</w:t>
+      </w:r>
+    </w:p>
+    <w:p>
+      <w:pPr>
+        <w:jc w:val="both"/>
+      </w:pPr>
+      <w:r>
+        <w:rPr>
+          <w:b w:val="0"/>
+          <w:i w:val="0"/>
+        </w:rPr>
+        <w:t xml:space="preserve">3. </w:t>
+      </w:r>
+      <w:r>
+        <w:rPr>
+          <w:b/>
+          <w:i w:val="0"/>
+        </w:rPr>
+        <w:t>CASIL</w:t>
+      </w:r>
+      <w:r>
+        <w:rPr>
+          <w:b w:val="0"/>
+          <w:i w:val="0"/>
+        </w:rPr>
+        <w:t xml:space="preserve"> (ítem 9): el reconocimiento alemán (café "Rosa Elvita"/Santos Acha Rivera, tostadurías Schramms-Kaffeerösterei y Die Rösterie) es de </w:t>
+      </w:r>
+      <w:r>
+        <w:rPr>
+          <w:b/>
+          <w:i w:val="0"/>
+        </w:rPr>
+        <w:t>2018</w:t>
+      </w:r>
+      <w:r>
+        <w:rPr>
+          <w:b w:val="0"/>
+          <w:i w:val="0"/>
+        </w:rPr>
+        <w:t xml:space="preserve"> (fecha de publicación del artículo fuente confirmada: 6-abr-2018, agraria.pe), no 2023 como decía la fila. RUC público encontrado de paso: 20479595276.</w:t>
+      </w:r>
+    </w:p>
+    <w:p>
+      <w:pPr>
+        <w:jc w:val="both"/>
+      </w:pPr>
+      <w:r>
+        <w:rPr>
+          <w:b w:val="0"/>
+          <w:i w:val="0"/>
+        </w:rPr>
+        <w:t xml:space="preserve">4. </w:t>
+      </w:r>
+      <w:r>
+        <w:rPr>
+          <w:b/>
+          <w:i w:val="0"/>
+        </w:rPr>
+        <w:t>Yuraq Yacu</w:t>
+      </w:r>
+      <w:r>
+        <w:rPr>
+          <w:b w:val="0"/>
+          <w:i w:val="0"/>
+        </w:rPr>
+        <w:t xml:space="preserve"> (ítem 15): confirmado </w:t>
+      </w:r>
+      <w:r>
+        <w:rPr>
+          <w:b/>
+          <w:i w:val="0"/>
+        </w:rPr>
+        <w:t>homónimo</w:t>
+      </w:r>
+      <w:r>
+        <w:rPr>
+          <w:b w:val="0"/>
+          <w:i w:val="0"/>
+        </w:rPr>
+        <w:t xml:space="preserve">, no error de transcripción. La única "Yuraq Yaku" con presencia pública (RUC 20600920597, marca "Café Colibrí", primera org. de Ayacucho con Marca Perú) está en Anchihuay, La Mar, </w:t>
+      </w:r>
+      <w:r>
+        <w:rPr>
+          <w:b/>
+          <w:i w:val="0"/>
+        </w:rPr>
+        <w:t>Ayacucho</w:t>
+      </w:r>
+      <w:r>
+        <w:rPr>
+          <w:b w:val="0"/>
+          <w:i w:val="0"/>
+        </w:rPr>
+        <w:t xml:space="preserve"> — no en Pasco/Oxapampa/Villa Rica. No existe ninguna cooperativa con ese nombre en esa zona de Pasco en fuente pública alguna.</w:t>
+      </w:r>
+    </w:p>
+    <w:p/>
+    <w:p>
+      <w:pPr>
+        <w:jc w:val="both"/>
+      </w:pPr>
+      <w:r>
+        <w:rPr>
+          <w:b/>
+          <w:i w:val="0"/>
+        </w:rPr>
+        <w:t>Salidas:</w:t>
+      </w:r>
+      <w:r>
+        <w:rPr>
+          <w:b w:val="0"/>
+          <w:i w:val="0"/>
+        </w:rPr>
+        <w:t xml:space="preserve"> `docs/cooperativas_fuentes_publicas.md` y `.xlsx` regenerados (26 filas verificadas con openpyxl), con sección nueva "Limitaciones de la verificación de URLs".</w:t>
+      </w:r>
+    </w:p>
+    <w:p/>
+    <w:p>
+      <w:pPr>
+        <w:pBdr>
+          <w:bottom w:val="single" w:sz="6" w:space="1" w:color="1B5E20"/>
+        </w:pBdr>
+      </w:pPr>
+    </w:p>
+    <w:p/>
+    <w:p>
+      <w:pPr>
+        <w:jc w:val="both"/>
+      </w:pPr>
+      <w:r>
+        <w:rPr>
+          <w:b/>
+          <w:i w:val="0"/>
+        </w:rPr>
+        <w:t>Hallazgo separado, sobre el Plan de Trabajo 75 días (Fase 1):</w:t>
+      </w:r>
+      <w:r>
+        <w:rPr>
+          <w:b w:val="0"/>
+          <w:i w:val="0"/>
+        </w:rPr>
+        <w:t xml:space="preserve"> al revisar las 4 tareas 🟢 internas pendientes, 2 resultaron ser </w:t>
+      </w:r>
+      <w:r>
+        <w:rPr>
+          <w:b/>
+          <w:i w:val="0"/>
+        </w:rPr>
+        <w:t>falsos pendientes</w:t>
+      </w:r>
+      <w:r>
+        <w:rPr>
+          <w:b w:val="0"/>
+          <w:i w:val="0"/>
+        </w:rPr>
+        <w:t xml:space="preserve"> — ya estaban resueltos o superados, solo no estaba documentado:</w:t>
+      </w:r>
+    </w:p>
+    <w:p/>
+    <w:p>
+      <w:pPr>
+        <w:jc w:val="both"/>
+      </w:pPr>
+      <w:r>
+        <w:rPr>
+          <w:b w:val="0"/>
+          <w:i w:val="0"/>
+        </w:rPr>
+        <w:t xml:space="preserve">- </w:t>
+      </w:r>
+      <w:r>
+        <w:rPr>
+          <w:b/>
+          <w:i w:val="0"/>
+        </w:rPr>
+        <w:t>Tarea C (marco muestral):</w:t>
+      </w:r>
+      <w:r>
+        <w:rPr>
+          <w:b w:val="0"/>
+          <w:i w:val="0"/>
+        </w:rPr>
+        <w:t xml:space="preserve"> el objetivo del plan ("pasar de 46 a 100-150 orgs", escrito 2026-09-17) quedó obsoleto </w:t>
+      </w:r>
+      <w:r>
+        <w:rPr>
+          <w:b/>
+          <w:i w:val="0"/>
+        </w:rPr>
+        <w:t>el mismo día</w:t>
+      </w:r>
+      <w:r>
+        <w:rPr>
+          <w:b w:val="0"/>
+          <w:i w:val="0"/>
+        </w:rPr>
+        <w:t xml:space="preserve"> en que se escribió — ese mismo 17-sep se cerró la consolidación a </w:t>
+      </w:r>
+      <w:r>
+        <w:rPr>
+          <w:b/>
+          <w:i w:val="0"/>
+        </w:rPr>
+        <w:t>245 organizaciones con RUC validado 100% por SUNAT</w:t>
+      </w:r>
+      <w:r>
+        <w:rPr>
+          <w:b w:val="0"/>
+          <w:i w:val="0"/>
+        </w:rPr>
+        <w:t xml:space="preserve"> (`docs/FUNDAMENTOS_UNIVERSO_ENCUESTABLE.md`, universo extendido 328 con el banco de 83 no exportadoras). `[M]` El gap real, antes no cuantificado: </w:t>
+      </w:r>
+      <w:r>
+        <w:rPr>
+          <w:b/>
+          <w:i w:val="0"/>
+        </w:rPr>
+        <w:t>95 de las 245 no tienen ningún contacto</w:t>
+      </w:r>
+      <w:r>
+        <w:rPr>
+          <w:b w:val="0"/>
+          <w:i w:val="0"/>
+        </w:rPr>
+        <w:t xml:space="preserve"> (ni teléfono ni correo) — ese es el cuello de botella real, no el conteo total. Corregido en `Instrumentos/Ficha Tecnica y Guia de Aplicacion - Instrumento 2.md` (decía "46 orgs, 20 verificadas").</w:t>
+      </w:r>
+    </w:p>
+    <w:p>
+      <w:pPr>
+        <w:jc w:val="both"/>
+      </w:pPr>
+      <w:r>
+        <w:rPr>
+          <w:b w:val="0"/>
+          <w:i w:val="0"/>
+        </w:rPr>
+        <w:t xml:space="preserve">- </w:t>
+      </w:r>
+      <w:r>
+        <w:rPr>
+          <w:b/>
+          <w:i w:val="0"/>
+        </w:rPr>
+        <w:t>Fricción D8→IV5:</w:t>
+      </w:r>
+      <w:r>
+        <w:rPr>
+          <w:b w:val="0"/>
+          <w:i w:val="0"/>
+        </w:rPr>
+        <w:t xml:space="preserve"> la definición </w:t>
+      </w:r>
+      <w:r>
+        <w:rPr>
+          <w:b/>
+          <w:i w:val="0"/>
+        </w:rPr>
+        <w:t>ya estaba cerrada desde el 2026-09-17</w:t>
+      </w:r>
+      <w:r>
+        <w:rPr>
+          <w:b w:val="0"/>
+          <w:i w:val="0"/>
+        </w:rPr>
+        <w:t xml:space="preserve"> en `ISCAM/Diseno - Indice de Vulnerabilidad (IV-ISCAM).md` §6 (es </w:t>
+      </w:r>
+      <w:r>
+        <w:rPr>
+          <w:b/>
+          <w:i w:val="0"/>
+        </w:rPr>
+        <w:t>D8.30</w:t>
+      </w:r>
+      <w:r>
+        <w:rPr>
+          <w:b w:val="0"/>
+          <w:i w:val="0"/>
+        </w:rPr>
+        <w:t xml:space="preserve"> invertido, `fricción_D8 = 100 − D8.30`; D8.29/31/32 quedan fuera porque miden esfuerzo institucional o continuidad, no resistencia del socio). El problema real era que `Scripts/matriz_data.py` (la fuente única de datos de la matriz de cobertura) nunca se sincronizó con esa decisión — seguía diciendo "pendiente" para D8.31/32 y "no entra a IV" para D8.30. Corregido.</w:t>
+      </w:r>
+    </w:p>
+    <w:p/>
+    <w:p>
+      <w:pPr>
+        <w:jc w:val="both"/>
+      </w:pPr>
+      <w:r>
+        <w:rPr>
+          <w:b/>
+          <w:i w:val="0"/>
+        </w:rPr>
+        <w:t>2 tareas 🟢 construidas de cero:</w:t>
+      </w:r>
+    </w:p>
+    <w:p>
+      <w:pPr>
+        <w:jc w:val="both"/>
+      </w:pPr>
+      <w:r>
+        <w:rPr>
+          <w:b w:val="0"/>
+          <w:i w:val="0"/>
+        </w:rPr>
+        <w:t>- `Instrumentos/Estructura Google Sheet - Respuestas Instrumento 2.md` + `Plantilla ... .csv`: esquema de 82 columnas (6 metadata + 76 preguntas, mismo ID que `matriz_data.py`), listo para pegar en la fila 1 de la Sheet de respuestas.</w:t>
+      </w:r>
+    </w:p>
+    <w:p>
+      <w:pPr>
+        <w:jc w:val="both"/>
+      </w:pPr>
+      <w:r>
+        <w:rPr>
+          <w:b w:val="0"/>
+          <w:i w:val="0"/>
+        </w:rPr>
+        <w:t>- `Instrumentos/Texto para Google Form - Instrumento 2.md`: las 76 preguntas completas, verbatim, con tipo de campo (Google Forms) y opciones exactas — verificado por recuento automatizado que las 76 coinciden 1:1 con la Sheet.</w:t>
+      </w:r>
+    </w:p>
+    <w:p/>
+    <w:p>
+      <w:pPr>
+        <w:jc w:val="both"/>
+      </w:pPr>
+      <w:r>
+        <w:rPr>
+          <w:b/>
+          <w:i w:val="0"/>
+        </w:rPr>
+        <w:t>Corrección de bonus, de paso:</w:t>
+      </w:r>
+      <w:r>
+        <w:rPr>
+          <w:b w:val="0"/>
+          <w:i w:val="0"/>
+        </w:rPr>
+        <w:t xml:space="preserve"> la Ficha Técnica decía "D1–D11: 50 ítems, total 75 preguntas" — recuento directo sobre `Instrumento 2 - Encuesta Cuantitativa.md` da </w:t>
+      </w:r>
+      <w:r>
+        <w:rPr>
+          <w:b/>
+          <w:i w:val="0"/>
+        </w:rPr>
+        <w:t>51 ítems, total 76</w:t>
+      </w:r>
+      <w:r>
+        <w:rPr>
+          <w:b w:val="0"/>
+          <w:i w:val="0"/>
+        </w:rPr>
+        <w:t xml:space="preserve"> (D3 tiene 11 preguntas contando 14a-14g, no 10; el resto de dimensiones coincidía). Corregido en el mismo documento.</w:t>
+      </w:r>
+    </w:p>
+    <w:p/>
+    <w:p>
+      <w:pPr>
+        <w:pStyle w:val="Heading2"/>
+      </w:pPr>
+      <w:r>
+        <w:rPr>
+          <w:color w:val="2E7D32"/>
+        </w:rPr>
+        <w:t>2026-10-06e — Serie histórica 2015-2025 del ICRPP reconstruida con datos abiertos (mitiga Limitaciones 1 y 3 del paper)</w:t>
+      </w:r>
+    </w:p>
+    <w:p/>
+    <w:p>
+      <w:pPr>
+        <w:jc w:val="both"/>
+      </w:pPr>
+      <w:r>
+        <w:rPr>
+          <w:b/>
+          <w:i w:val="0"/>
+        </w:rPr>
+        <w:t>Contexto:</w:t>
+      </w:r>
+      <w:r>
+        <w:rPr>
+          <w:b w:val="0"/>
+          <w:i w:val="0"/>
+        </w:rPr>
+        <w:t xml:space="preserve"> el paper ICRPP (`ICRPP_Riesgo_Portuario_Peruano.pdf`, también en `appsperu/ICRPP_Paper_Journal.tex`) concluye que no se contó con la serie histórica completa 2015-2025 para el ACP/Monte Carlo del Paso 7 OECD/JRC y que los percentiles 5-95 del min-max están sesgados por series cortas. </w:t>
+      </w:r>
+      <w:r>
+        <w:rPr>
+          <w:b/>
+          <w:i w:val="0"/>
+        </w:rPr>
+        <w:t>No existen documentos institucionales locales</w:t>
+      </w:r>
+      <w:r>
+        <w:rPr>
+          <w:b w:val="0"/>
+          <w:i w:val="0"/>
+        </w:rPr>
+        <w:t xml:space="preserve"> para APN 2018-2025, DIMAR ni DIRANDRO; la reconstrucción usa solo lo verificable hoy.</w:t>
+      </w:r>
+    </w:p>
+    <w:p/>
+    <w:p>
+      <w:pPr>
+        <w:jc w:val="both"/>
+      </w:pPr>
+      <w:r>
+        <w:rPr>
+          <w:b/>
+          <w:i w:val="0"/>
+        </w:rPr>
+        <w:t>Que se hizo:</w:t>
+      </w:r>
+      <w:r>
+        <w:rPr>
+          <w:b w:val="0"/>
+          <w:i w:val="0"/>
+        </w:rPr>
+        <w:t xml:space="preserve"> `Scripts/icrpp_serie_historica.py` (idempotente, cache con SHA-256). Descarga 7 datasets MTC/APN de `https://www.datosabiertos.gob.pe/sites/default/files/` (CARGAS_2010_2017, NAVES_RECIBIDAS, TIPOS_NAVES_2010_2017, ACCIDENTES_PUERTO_2014_2017, INCIDENTES_PUERTOS_2015_2017 —cuyo contenido real cubre 2005-2017—, DERRAMES_PUERTOS_2008_2017, MERCANCIA_PELIGROSA_0) con cabeceras de navegador: sin `User-Agent`+`Referer` el portal devuelve </w:t>
+      </w:r>
+      <w:r>
+        <w:rPr>
+          <w:b/>
+          <w:i w:val="0"/>
+        </w:rPr>
+        <w:t>418 CloudWAF</w:t>
+      </w:r>
+      <w:r>
+        <w:rPr>
+          <w:b w:val="0"/>
+          <w:i w:val="0"/>
+        </w:rPr>
+        <w:t xml:space="preserve"> `[V]`. Integra cuadros SUNAT 2023-2024 (`appsperu/data/sunat/cdro_</w:t>
+      </w:r>
+      <w:r>
+        <w:rPr>
+          <w:b w:val="0"/>
+          <w:i/>
+        </w:rPr>
+      </w:r>
+      <w:r>
+        <w:rPr>
+          <w:b w:val="0"/>
+          <w:i w:val="0"/>
+        </w:rPr>
+        <w:t>.xlsx`) y DUAs de café 2024-2026 (`fichaduanas-cafe/DUA_CONSOLIDADO.xlsx`).</w:t>
+      </w:r>
+    </w:p>
+    <w:p/>
+    <w:p>
+      <w:pPr>
+        <w:jc w:val="both"/>
+      </w:pPr>
+      <w:r>
+        <w:rPr>
+          <w:b/>
+          <w:i w:val="0"/>
+        </w:rPr>
+        <w:t>Resultados</w:t>
+      </w:r>
+      <w:r>
+        <w:rPr>
+          <w:b w:val="0"/>
+          <w:i w:val="0"/>
+        </w:rPr>
+        <w:t xml:space="preserve"> `[M]`: 2,183 registros (2,148 ABIERTO / 30 LOCAL / 5 CURADO); años con dato 2005-2017 y 2023-2026; 16 indicadores; </w:t>
+      </w:r>
+      <w:r>
+        <w:rPr>
+          <w:b/>
+          <w:i w:val="0"/>
+        </w:rPr>
+        <w:t>142 celdas de brecha en 2015-2025</w:t>
+      </w:r>
+      <w:r>
+        <w:rPr>
+          <w:b w:val="0"/>
+          <w:i w:val="0"/>
+        </w:rPr>
+        <w:t xml:space="preserve">, el hueco estructural es </w:t>
+      </w:r>
+      <w:r>
+        <w:rPr>
+          <w:b/>
+          <w:i w:val="0"/>
+        </w:rPr>
+        <w:t>2018-2022</w:t>
+      </w:r>
+      <w:r>
+        <w:rPr>
+          <w:b w:val="0"/>
+          <w:i w:val="0"/>
+        </w:rPr>
+        <w:t xml:space="preserve"> (sin fuente abierta identificada). Verificación de trazabilidad: Paita TM 2010-2017 coincide cifra por cifra con las filas agregadas de la fuente APN (ej. 2015 = 2,236,432 TM) y el agregado Callao 2015 (47.0 M TM) cuadra contra el total marítimo (88.5 M TM).</w:t>
+      </w:r>
+    </w:p>
+    <w:p/>
+    <w:p>
+      <w:pPr>
+        <w:jc w:val="both"/>
+      </w:pPr>
+      <w:r>
+        <w:rPr>
+          <w:b/>
+          <w:i w:val="0"/>
+        </w:rPr>
+        <w:t>Salidas:</w:t>
+      </w:r>
+      <w:r>
+        <w:rPr>
+          <w:b w:val="0"/>
+          <w:i w:val="0"/>
+        </w:rPr>
+        <w:t xml:space="preserve"> `docs/ICRPP_SERIE_HISTORICA_RECONSTRUIDA.xlsx` (LECTURA, SERIE_LARGA, COBERTURA_2015_2025, BRECHAS_Y_ACCIONES, FUENTES, EVENTOS_MATERIALES, NORMALIZACION_DEMO con p5/p50/p95 por puerto) y `docs/Solicitudes_Ley27806_ICRPP.md` (plantillas SUNAT, APN, DIMAR, DIRANDRO — el mitigante formal para lo que no tiene documento local).</w:t>
+      </w:r>
+    </w:p>
+    <w:p/>
+    <w:p>
+      <w:pPr>
+        <w:jc w:val="both"/>
+      </w:pPr>
+      <w:r>
+        <w:rPr>
+          <w:b/>
+          <w:i w:val="0"/>
+        </w:rPr>
+        <w:t>No verificable / caveats:</w:t>
+      </w:r>
+      <w:r>
+        <w:rPr>
+          <w:b w:val="0"/>
+          <w:i w:val="0"/>
+        </w:rPr>
+        <w:t xml:space="preserve"> `[I]` HHI SUNAT es cota inferior (rankings top-N); las DUAs cubren solo 25 cooperativas de café, no el tráfico total de aduana; los decomisos 2024-2025 son eventos puntuales curados del paper, </w:t>
+      </w:r>
+      <w:r>
+        <w:rPr>
+          <w:b/>
+          <w:i w:val="0"/>
+        </w:rPr>
+        <w:t>no serie estadística</w:t>
+      </w:r>
+      <w:r>
+        <w:rPr>
+          <w:b w:val="0"/>
+          <w:i w:val="0"/>
+        </w:rPr>
+        <w:t>; PortMATE (RVI-01) sigue sin evaluación de campo. Reproducir: `python Scripts/icrpp_serie_historica.py`.</w:t>
+      </w:r>
+    </w:p>
+    <w:p/>
+    <w:p>
+      <w:pPr>
+        <w:pStyle w:val="Heading2"/>
+      </w:pPr>
+      <w:r>
+        <w:rPr>
+          <w:color w:val="2E7D32"/>
+        </w:rPr>
+        <w:t>2026-10-06 — CORRECCION DE FONDO: la serie ICO no identifica productores; el identificador de origen esta en la marca</w:t>
+      </w:r>
+    </w:p>
+    <w:p/>
+    <w:p>
+      <w:pPr>
+        <w:jc w:val="both"/>
+      </w:pPr>
+      <w:r>
+        <w:rPr>
+          <w:b/>
+          <w:i w:val="0"/>
+        </w:rPr>
+        <w:t>Contexto:</w:t>
+      </w:r>
+      <w:r>
+        <w:rPr>
+          <w:b w:val="0"/>
+          <w:i w:val="0"/>
+        </w:rPr>
+        <w:t xml:space="preserve"> al preparar el post de LinkedIn se quiso verificar la afirmacion de la entrada del 2026-10-04 de que el ICO es "el codigo individual del PRODUCTOR". La verificacion la desmintio. Esta entrada corrige esa entrada y deja trazabilidad del error.</w:t>
+      </w:r>
+    </w:p>
+    <w:p/>
+    <w:p>
+      <w:pPr>
+        <w:jc w:val="both"/>
+      </w:pPr>
+      <w:r>
+        <w:rPr>
+          <w:b w:val="0"/>
+          <w:i w:val="0"/>
+        </w:rPr>
+        <w:t xml:space="preserve">⚠ </w:t>
+      </w:r>
+      <w:r>
+        <w:rPr>
+          <w:b/>
+          <w:i w:val="0"/>
+        </w:rPr>
+        <w:t>SUSTITUIDO (2026-10-06), en su entirety por la entrada del 2026-10-04.</w:t>
+      </w:r>
+      <w:r>
+        <w:rPr>
+          <w:b w:val="0"/>
+          <w:i w:val="0"/>
+        </w:rPr>
+        <w:t xml:space="preserve"> Los puntos 2, 3 (parrafo de la hoja `PRODUCTORES_ICO`), 4 (fila ICO) y 6 de aquella entrada quedan invalidos. Se conservan como registro del error.</w:t>
+      </w:r>
+    </w:p>
+    <w:p/>
+    <w:p>
+      <w:pPr>
+        <w:jc w:val="both"/>
+      </w:pPr>
+      <w:r>
+        <w:rPr>
+          <w:b/>
+          <w:i w:val="0"/>
+        </w:rPr>
+        <w:t>1. Que es realmente la serie ICO.</w:t>
+      </w:r>
+      <w:r>
+        <w:rPr>
+          <w:b w:val="0"/>
+          <w:i w:val="0"/>
+        </w:rPr>
+        <w:t xml:space="preserve"> Segun la Camara Peruana del Cafe y Cacao, organismo certificante acreditado ante la Organizacion Internacional del Cafe (`camcafeperu.com.pe/ES/exportacion.php`), el tramite de exportacion de cafe tiene tres piezas distintas: [V]</w:t>
+      </w:r>
+    </w:p>
+    <w:p/>
+    <w:tbl>
+      <w:tblPr>
+        <w:tblStyle w:val="TableGrid"/>
+        <w:tblW w:type="auto" w:w="0"/>
+        <w:tblLook w:firstColumn="1" w:firstRow="1" w:lastColumn="0" w:lastRow="0" w:noHBand="0" w:noVBand="1" w:val="04A0"/>
+      </w:tblPr>
+      <w:tblGrid>
+        <w:gridCol w:w="-944"/>
+        <w:gridCol w:w="-944"/>
+        <w:gridCol w:w="-944"/>
+      </w:tblGrid>
+      <w:tr>
+        <w:tc>
+          <w:tcPr>
+            <w:tcW w:type="dxa" w:w="-944"/>
+            <w:shd w:val="clear" w:color="auto" w:fill="1B5E20"/>
+          </w:tcPr>
+          <w:p>
+            <w:pPr>
+              <w:jc w:val="center"/>
+            </w:pPr>
+            <w:r>
+              <w:t>Pieza</w:t>
+            </w:r>
+            <w:r>
+              <w:rPr>
+                <w:b/>
+                <w:i w:val="0"/>
+                <w:color w:val="FFFFFF"/>
+              </w:rPr>
+              <w:t>Pieza</w:t>
+            </w:r>
+          </w:p>
+        </w:tc>
+        <w:tc>
+          <w:tcPr>
+            <w:tcW w:type="dxa" w:w="-944"/>
+            <w:shd w:val="clear" w:color="auto" w:fill="1B5E20"/>
+          </w:tcPr>
+          <w:p>
+            <w:pPr>
+              <w:jc w:val="center"/>
+            </w:pPr>
+            <w:r>
+              <w:t>Que identifica</w:t>
+            </w:r>
+            <w:r>
+              <w:rPr>
+                <w:b/>
+                <w:i w:val="0"/>
+                <w:color w:val="FFFFFF"/>
+              </w:rPr>
+              <w:t>Que identifica</w:t>
+            </w:r>
+          </w:p>
+        </w:tc>
+        <w:tc>
+          <w:tcPr>
+            <w:tcW w:type="dxa" w:w="-944"/>
+            <w:shd w:val="clear" w:color="auto" w:fill="1B5E20"/>
+          </w:tcPr>
+          <w:p>
+            <w:pPr>
+              <w:jc w:val="center"/>
+            </w:pPr>
+            <w:r>
+              <w:t>Como se tramita</w:t>
+            </w:r>
+            <w:r>
+              <w:rPr>
+                <w:b/>
+                <w:i w:val="0"/>
+                <w:color w:val="FFFFFF"/>
+              </w:rPr>
+              <w:t>Como se tramita</w:t>
+            </w:r>
+          </w:p>
+        </w:tc>
+      </w:tr>
+      <w:tr>
+        <w:tc>
+          <w:tcPr>
+            <w:tcW w:type="dxa" w:w="-944"/>
+            <w:shd w:val="clear" w:color="auto" w:fill="1B5E20"/>
+          </w:tcPr>
+          <w:p>
+            <w:pPr>
+              <w:jc w:val="center"/>
+            </w:pPr>
+            <w:r>
+              <w:t>Codigo de exportador</w:t>
+            </w:r>
+            <w:r>
+              <w:rPr>
+                <w:b/>
+                <w:i w:val="0"/>
+                <w:color w:val="FFFFFF"/>
+              </w:rPr>
+              <w:t>Codigo de exportador</w:t>
+            </w:r>
+          </w:p>
+        </w:tc>
+        <w:tc>
+          <w:tcPr>
+            <w:tcW w:type="dxa" w:w="-944"/>
+            <w:shd w:val="clear" w:color="auto" w:fill="1B5E20"/>
+          </w:tcPr>
+          <w:p>
+            <w:pPr>
+              <w:jc w:val="center"/>
+            </w:pPr>
+            <w:r>
+              <w:t>La empresa exportadora registrada ante la OIC</w:t>
+            </w:r>
+            <w:r>
+              <w:rPr>
+                <w:b/>
+                <w:i w:val="0"/>
+                <w:color w:val="FFFFFF"/>
+              </w:rPr>
+              <w:t>La empresa exportadora registrada ante la OIC</w:t>
+            </w:r>
+          </w:p>
+        </w:tc>
+        <w:tc>
+          <w:tcPr>
+            <w:tcW w:type="dxa" w:w="-944"/>
+            <w:shd w:val="clear" w:color="auto" w:fill="1B5E20"/>
+          </w:tcPr>
+          <w:p>
+            <w:pPr>
+              <w:jc w:val="center"/>
+            </w:pPr>
+            <w:r>
+              <w:t>Una vez por organizacion</w:t>
+            </w:r>
+            <w:r>
+              <w:rPr>
+                <w:b/>
+                <w:i w:val="0"/>
+                <w:color w:val="FFFFFF"/>
+              </w:rPr>
+              <w:t>Una vez por organizacion</w:t>
+            </w:r>
+          </w:p>
+        </w:tc>
+      </w:tr>
+      <w:tr>
+        <w:tc>
+          <w:tcPr>
+            <w:tcW w:type="dxa" w:w="-944"/>
+            <w:shd w:val="clear" w:color="auto" w:fill="1B5E20"/>
+          </w:tcPr>
+          <w:p>
+            <w:pPr>
+              <w:jc w:val="center"/>
+            </w:pPr>
+            <w:r>
+              <w:t>Numero de marca</w:t>
+            </w:r>
+            <w:r>
+              <w:rPr>
+                <w:b/>
+                <w:i w:val="0"/>
+                <w:color w:val="FFFFFF"/>
+              </w:rPr>
+              <w:t>Numero de marca</w:t>
+            </w:r>
+          </w:p>
+        </w:tc>
+        <w:tc>
+          <w:tcPr>
+            <w:tcW w:type="dxa" w:w="-944"/>
+            <w:shd w:val="clear" w:color="auto" w:fill="1B5E20"/>
+          </w:tcPr>
+          <w:p>
+            <w:pPr>
+              <w:jc w:val="center"/>
+            </w:pPr>
+            <w:r>
+              <w:t>El saco: clave de pais, clave de exportador o caficultor, y numero de serie de la partida</w:t>
+            </w:r>
+            <w:r>
+              <w:rPr>
+                <w:b/>
+                <w:i w:val="0"/>
+                <w:color w:val="FFFFFF"/>
+              </w:rPr>
+              <w:t>El saco: clave de pais, clave de exportador o caficultor, y numero de serie de la partida</w:t>
+            </w:r>
+          </w:p>
+        </w:tc>
+        <w:tc>
+          <w:tcPr>
+            <w:tcW w:type="dxa" w:w="-944"/>
+            <w:shd w:val="clear" w:color="auto" w:fill="1B5E20"/>
+          </w:tcPr>
+          <w:p>
+            <w:pPr>
+              <w:jc w:val="center"/>
+            </w:pPr>
+            <w:r>
+              <w:t>Por operacion o lote</w:t>
+            </w:r>
+            <w:r>
+              <w:rPr>
+                <w:b/>
+                <w:i w:val="0"/>
+                <w:color w:val="FFFFFF"/>
+              </w:rPr>
+              <w:t>Por operacion o lote</w:t>
+            </w:r>
+          </w:p>
+        </w:tc>
+      </w:tr>
+      <w:tr>
+        <w:tc>
+          <w:tcPr>
+            <w:tcW w:type="dxa" w:w="-944"/>
+            <w:shd w:val="clear" w:color="auto" w:fill="1B5E20"/>
+          </w:tcPr>
+          <w:p>
+            <w:pPr>
+              <w:jc w:val="center"/>
+            </w:pPr>
+            <w:r>
+              <w:t>Serie ICO</w:t>
+            </w:r>
+            <w:r>
+              <w:rPr>
+                <w:b/>
+                <w:i w:val="0"/>
+                <w:color w:val="FFFFFF"/>
+              </w:rPr>
+              <w:t>Serie ICO</w:t>
+            </w:r>
+          </w:p>
+        </w:tc>
+        <w:tc>
+          <w:tcPr>
+            <w:tcW w:type="dxa" w:w="-944"/>
+            <w:shd w:val="clear" w:color="auto" w:fill="1B5E20"/>
+          </w:tcPr>
+          <w:p>
+            <w:pPr>
+              <w:jc w:val="center"/>
+            </w:pPr>
+            <w:r>
+              <w:t>El numero de serie del certificado de origen</w:t>
+            </w:r>
+            <w:r>
+              <w:rPr>
+                <w:b/>
+                <w:i w:val="0"/>
+                <w:color w:val="FFFFFF"/>
+              </w:rPr>
+              <w:t>El numero de serie del certificado de origen</w:t>
+            </w:r>
+          </w:p>
+        </w:tc>
+        <w:tc>
+          <w:tcPr>
+            <w:tcW w:type="dxa" w:w="-944"/>
+            <w:shd w:val="clear" w:color="auto" w:fill="1B5E20"/>
+          </w:tcPr>
+          <w:p>
+            <w:pPr>
+              <w:jc w:val="center"/>
+            </w:pPr>
+            <w:r>
+              <w:t>Por operacion o lote</w:t>
+            </w:r>
+            <w:r>
+              <w:rPr>
+                <w:b/>
+                <w:i w:val="0"/>
+                <w:color w:val="FFFFFF"/>
+              </w:rPr>
+              <w:t>Por operacion o lote</w:t>
+            </w:r>
+          </w:p>
+        </w:tc>
+      </w:tr>
+    </w:tbl>
+    <w:p/>
+    <w:p>
+      <w:pPr>
+        <w:jc w:val="both"/>
+      </w:pPr>
+      <w:r>
+        <w:rPr>
+          <w:b w:val="0"/>
+          <w:i w:val="0"/>
+        </w:rPr>
+        <w:t>El Registro A3 del Reglamento de la OIC (documento SC-100/20, articulo 3) confirma la estructura del codigo: clave del pais miembro, clave del caficultor o exportador, y numero de serie de la partida de cafe.</w:t>
+      </w:r>
+    </w:p>
+    <w:p/>
+    <w:p>
+      <w:pPr>
+        <w:jc w:val="both"/>
+      </w:pPr>
+      <w:r>
+        <w:rPr>
+          <w:b/>
+          <w:i w:val="0"/>
+        </w:rPr>
+        <w:t>La serie ICO identifica una operacion comercial, no a un productor ni a una parcela.</w:t>
+      </w:r>
+      <w:r>
+        <w:rPr>
+          <w:b w:val="0"/>
+          <w:i w:val="0"/>
+        </w:rPr>
+        <w:t xml:space="preserve"> Por eso la conclusion de la entrada del 2026-10-04 — "el exportador 20136201213 declara 20 productores distintos" — era falsa: son 20 series de certificado de origen, todas de 2025.</w:t>
+      </w:r>
+    </w:p>
+    <w:p/>
+    <w:p>
+      <w:pPr>
+        <w:jc w:val="both"/>
+      </w:pPr>
+      <w:r>
+        <w:rPr>
+          <w:b/>
+          <w:i w:val="0"/>
+        </w:rPr>
+        <w:t>2. El DUA 001107 no es evidencia de ocho productores.</w:t>
+      </w:r>
+      <w:r>
+        <w:rPr>
+          <w:b w:val="0"/>
+          <w:i w:val="0"/>
+        </w:rPr>
+        <w:t xml:space="preserve"> La entrada del 2026-10-04 lo citaba como "8 items, cada uno con un ICO diferente, es decir 8 productores distintos en una sola declaracion". Los ocho codigos son </w:t>
+      </w:r>
+      <w:r>
+        <w:rPr>
+          <w:b/>
+          <w:i w:val="0"/>
+        </w:rPr>
+        <w:t>consecutivos</w:t>
+      </w:r>
+      <w:r>
+        <w:rPr>
+          <w:b w:val="0"/>
+          <w:i w:val="0"/>
+        </w:rPr>
+        <w:t xml:space="preserve"> (30/11/4039 a 30/11/4046), pesan 138 kg cada uno (uno 69), suman 1.035 kg, 1 bulto, US$ 9.676, y fueron declarados el 05/01/2025. Son ocho numeros de serie consecutivos de una misma operacion pequeña, no ocho productores.</w:t>
+      </w:r>
+    </w:p>
+    <w:p/>
+    <w:p>
+      <w:pPr>
+        <w:jc w:val="both"/>
+      </w:pPr>
+      <w:r>
+        <w:rPr>
+          <w:b/>
+          <w:i w:val="0"/>
+        </w:rPr>
+        <w:t>3. Error de extraccion: se perdian 4 de las 24 series ICO.</w:t>
+      </w:r>
+      <w:r>
+        <w:rPr>
+          <w:b w:val="0"/>
+          <w:i w:val="0"/>
+        </w:rPr>
+        <w:t xml:space="preserve"> El patron de `desc_items.py` solo aceptaba el separador `/`. Valle Grande escribe `30-826-5005` y otro exportador `30-1234-4759`. Corregido a `[/\\-]` con espacios opcionales: se recuperan </w:t>
+      </w:r>
+      <w:r>
+        <w:rPr>
+          <w:b/>
+          <w:i w:val="0"/>
+        </w:rPr>
+        <w:t>24 series ICO, no 20</w:t>
+      </w:r>
+      <w:r>
+        <w:rPr>
+          <w:b w:val="0"/>
+          <w:i w:val="0"/>
+        </w:rPr>
+        <w:t>. [M]</w:t>
+      </w:r>
+    </w:p>
+    <w:p/>
+    <w:p>
+      <w:pPr>
+        <w:jc w:val="both"/>
+      </w:pPr>
+      <w:r>
+        <w:rPr>
+          <w:b/>
+          <w:i w:val="0"/>
+        </w:rPr>
+        <w:t>4. Hallazgo nuevo, mas fuerte que el anterior: el numero de marca aporta un identificador de origen estable.</w:t>
+      </w:r>
+      <w:r>
+        <w:rPr>
+          <w:b w:val="0"/>
+          <w:i w:val="0"/>
+        </w:rPr>
+        <w:t xml:space="preserve"> 87 items traen un codigo con forma `NN-AAA-NNN`. El bloque central se mantiene constante dentro de un mismo exportador, y </w:t>
+      </w:r>
+      <w:r>
+        <w:rPr>
+          <w:b/>
+          <w:i w:val="0"/>
+        </w:rPr>
+        <w:t>cada exportador usa una sola clave</w:t>
+      </w:r>
+      <w:r>
+        <w:rPr>
+          <w:b w:val="0"/>
+          <w:i w:val="0"/>
+        </w:rPr>
+        <w:t>:</w:t>
+      </w:r>
+    </w:p>
+    <w:p/>
+    <w:tbl>
+      <w:tblPr>
+        <w:tblStyle w:val="TableGrid"/>
+        <w:tblW w:type="auto" w:w="0"/>
+        <w:tblLook w:firstColumn="1" w:firstRow="1" w:lastColumn="0" w:lastRow="0" w:noHBand="0" w:noVBand="1" w:val="04A0"/>
+      </w:tblPr>
+      <w:tblGrid>
+        <w:gridCol w:w="-567"/>
+        <w:gridCol w:w="-567"/>
+        <w:gridCol w:w="-567"/>
+        <w:gridCol w:w="-567"/>
+        <w:gridCol w:w="-567"/>
+      </w:tblGrid>
+      <w:tr>
+        <w:tc>
+          <w:tcPr>
+            <w:tcW w:type="dxa" w:w="-567"/>
+            <w:shd w:val="clear" w:color="auto" w:fill="1B5E20"/>
+          </w:tcPr>
+          <w:p>
+            <w:pPr>
+              <w:jc w:val="center"/>
+            </w:pPr>
+            <w:r>
+              <w:t>Clave</w:t>
+            </w:r>
+            <w:r>
+              <w:rPr>
+                <w:b/>
+                <w:i w:val="0"/>
+                <w:color w:val="FFFFFF"/>
+              </w:rPr>
+              <w:t>Clave</w:t>
+            </w:r>
+          </w:p>
+        </w:tc>
+        <w:tc>
+          <w:tcPr>
+            <w:tcW w:type="dxa" w:w="-567"/>
+            <w:shd w:val="clear" w:color="auto" w:fill="1B5E20"/>
+          </w:tcPr>
+          <w:p>
+            <w:pPr>
+              <w:jc w:val="center"/>
+            </w:pPr>
+            <w:r>
+              <w:t>Exportador</w:t>
+            </w:r>
+            <w:r>
+              <w:rPr>
+                <w:b/>
+                <w:i w:val="0"/>
+                <w:color w:val="FFFFFF"/>
+              </w:rPr>
+              <w:t>Exportador</w:t>
+            </w:r>
+          </w:p>
+        </w:tc>
+        <w:tc>
+          <w:tcPr>
+            <w:tcW w:type="dxa" w:w="-567"/>
+            <w:shd w:val="clear" w:color="auto" w:fill="1B5E20"/>
+          </w:tcPr>
+          <w:p>
+            <w:pPr>
+              <w:jc w:val="center"/>
+            </w:pPr>
+            <w:r>
+              <w:t>RUC</w:t>
+            </w:r>
+            <w:r>
+              <w:rPr>
+                <w:b/>
+                <w:i w:val="0"/>
+                <w:color w:val="FFFFFF"/>
+              </w:rPr>
+              <w:t>RUC</w:t>
+            </w:r>
+          </w:p>
+        </w:tc>
+        <w:tc>
+          <w:tcPr>
+            <w:tcW w:type="dxa" w:w="-567"/>
+            <w:shd w:val="clear" w:color="auto" w:fill="1B5E20"/>
+          </w:tcPr>
+          <w:p>
+            <w:pPr>
+              <w:jc w:val="center"/>
+            </w:pPr>
+            <w:r>
+              <w:t>Items</w:t>
+            </w:r>
+            <w:r>
+              <w:rPr>
+                <w:b/>
+                <w:i w:val="0"/>
+                <w:color w:val="FFFFFF"/>
+              </w:rPr>
+              <w:t>Items</w:t>
+            </w:r>
+          </w:p>
+        </w:tc>
+        <w:tc>
+          <w:tcPr>
+            <w:tcW w:type="dxa" w:w="-567"/>
+            <w:shd w:val="clear" w:color="auto" w:fill="1B5E20"/>
+          </w:tcPr>
+          <w:p>
+            <w:pPr>
+              <w:jc w:val="center"/>
+            </w:pPr>
+            <w:r>
+              <w:t>FOB</w:t>
+            </w:r>
+            <w:r>
+              <w:rPr>
+                <w:b/>
+                <w:i w:val="0"/>
+                <w:color w:val="FFFFFF"/>
+              </w:rPr>
+              <w:t>FOB</w:t>
+            </w:r>
+          </w:p>
+        </w:tc>
+      </w:tr>
+      <w:tr>
+        <w:tc>
+          <w:tcPr>
+            <w:tcW w:type="dxa" w:w="-567"/>
+            <w:shd w:val="clear" w:color="auto" w:fill="1B5E20"/>
+          </w:tcPr>
+          <w:p>
+            <w:pPr>
+              <w:jc w:val="center"/>
+            </w:pPr>
+            <w:r>
+              <w:t>11</w:t>
+            </w:r>
+            <w:r>
+              <w:rPr>
+                <w:b/>
+                <w:i w:val="0"/>
+                <w:color w:val="FFFFFF"/>
+              </w:rPr>
+              <w:t>11</w:t>
+            </w:r>
+          </w:p>
+        </w:tc>
+        <w:tc>
+          <w:tcPr>
+            <w:tcW w:type="dxa" w:w="-567"/>
+            <w:shd w:val="clear" w:color="auto" w:fill="1B5E20"/>
+          </w:tcPr>
+          <w:p>
+            <w:pPr>
+              <w:jc w:val="center"/>
+            </w:pPr>
+            <w:r>
+              <w:t>Central de Cooperativas Agrarias Cafetaleras COCLA</w:t>
+            </w:r>
+            <w:r>
+              <w:rPr>
+                <w:b/>
+                <w:i w:val="0"/>
+                <w:color w:val="FFFFFF"/>
+              </w:rPr>
+              <w:t>Central de Cooperativas Agrarias Cafetaleras COCLA</w:t>
+            </w:r>
+          </w:p>
+        </w:tc>
+        <w:tc>
+          <w:tcPr>
+            <w:tcW w:type="dxa" w:w="-567"/>
+            <w:shd w:val="clear" w:color="auto" w:fill="1B5E20"/>
+          </w:tcPr>
+          <w:p>
+            <w:pPr>
+              <w:jc w:val="center"/>
+            </w:pPr>
+            <w:r>
+              <w:t>20136201213</w:t>
+            </w:r>
+            <w:r>
+              <w:rPr>
+                <w:b/>
+                <w:i w:val="0"/>
+                <w:color w:val="FFFFFF"/>
+              </w:rPr>
+              <w:t>20136201213</w:t>
+            </w:r>
+          </w:p>
+        </w:tc>
+        <w:tc>
+          <w:tcPr>
+            <w:tcW w:type="dxa" w:w="-567"/>
+            <w:shd w:val="clear" w:color="auto" w:fill="1B5E20"/>
+          </w:tcPr>
+          <w:p>
+            <w:pPr>
+              <w:jc w:val="center"/>
+            </w:pPr>
+            <w:r>
+              <w:t>33</w:t>
+            </w:r>
+            <w:r>
+              <w:rPr>
+                <w:b/>
+                <w:i w:val="0"/>
+                <w:color w:val="FFFFFF"/>
+              </w:rPr>
+              <w:t>33</w:t>
+            </w:r>
+          </w:p>
+        </w:tc>
+        <w:tc>
+          <w:tcPr>
+            <w:tcW w:type="dxa" w:w="-567"/>
+            <w:shd w:val="clear" w:color="auto" w:fill="1B5E20"/>
+          </w:tcPr>
+          <w:p>
+            <w:pPr>
+              <w:jc w:val="center"/>
+            </w:pPr>
+            <w:r>
+              <w:t>US$ 1.845.411</w:t>
+            </w:r>
+            <w:r>
+              <w:rPr>
+                <w:b/>
+                <w:i w:val="0"/>
+                <w:color w:val="FFFFFF"/>
+              </w:rPr>
+              <w:t>US$ 1.845.411</w:t>
+            </w:r>
+          </w:p>
+        </w:tc>
+      </w:tr>
+      <w:tr>
+        <w:tc>
+          <w:tcPr>
+            <w:tcW w:type="dxa" w:w="-567"/>
+            <w:shd w:val="clear" w:color="auto" w:fill="1B5E20"/>
+          </w:tcPr>
+          <w:p>
+            <w:pPr>
+              <w:jc w:val="center"/>
+            </w:pPr>
+            <w:r>
+              <w:t>621</w:t>
+            </w:r>
+            <w:r>
+              <w:rPr>
+                <w:b/>
+                <w:i w:val="0"/>
+                <w:color w:val="FFFFFF"/>
+              </w:rPr>
+              <w:t>621</w:t>
+            </w:r>
+          </w:p>
+        </w:tc>
+        <w:tc>
+          <w:tcPr>
+            <w:tcW w:type="dxa" w:w="-567"/>
+            <w:shd w:val="clear" w:color="auto" w:fill="1B5E20"/>
+          </w:tcPr>
+          <w:p>
+            <w:pPr>
+              <w:jc w:val="center"/>
+            </w:pPr>
+            <w:r>
+              <w:t>Cooperativa Agraria Cafetalera Casil</w:t>
+            </w:r>
+            <w:r>
+              <w:rPr>
+                <w:b/>
+                <w:i w:val="0"/>
+                <w:color w:val="FFFFFF"/>
+              </w:rPr>
+              <w:t>Cooperativa Agraria Cafetalera Casil</w:t>
+            </w:r>
+          </w:p>
+        </w:tc>
+        <w:tc>
+          <w:tcPr>
+            <w:tcW w:type="dxa" w:w="-567"/>
+            <w:shd w:val="clear" w:color="auto" w:fill="1B5E20"/>
+          </w:tcPr>
+          <w:p>
+            <w:pPr>
+              <w:jc w:val="center"/>
+            </w:pPr>
+            <w:r>
+              <w:t>20479595276</w:t>
+            </w:r>
+            <w:r>
+              <w:rPr>
+                <w:b/>
+                <w:i w:val="0"/>
+                <w:color w:val="FFFFFF"/>
+              </w:rPr>
+              <w:t>20479595276</w:t>
+            </w:r>
+          </w:p>
+        </w:tc>
+        <w:tc>
+          <w:tcPr>
+            <w:tcW w:type="dxa" w:w="-567"/>
+            <w:shd w:val="clear" w:color="auto" w:fill="1B5E20"/>
+          </w:tcPr>
+          <w:p>
+            <w:pPr>
+              <w:jc w:val="center"/>
+            </w:pPr>
+            <w:r>
+              <w:t>5</w:t>
+            </w:r>
+            <w:r>
+              <w:rPr>
+                <w:b/>
+                <w:i w:val="0"/>
+                <w:color w:val="FFFFFF"/>
+              </w:rPr>
+              <w:t>5</w:t>
+            </w:r>
+          </w:p>
+        </w:tc>
+        <w:tc>
+          <w:tcPr>
+            <w:tcW w:type="dxa" w:w="-567"/>
+            <w:shd w:val="clear" w:color="auto" w:fill="1B5E20"/>
+          </w:tcPr>
+          <w:p>
+            <w:pPr>
+              <w:jc w:val="center"/>
+            </w:pPr>
+            <w:r>
+              <w:t>US$ 794.158</w:t>
+            </w:r>
+            <w:r>
+              <w:rPr>
+                <w:b/>
+                <w:i w:val="0"/>
+                <w:color w:val="FFFFFF"/>
+              </w:rPr>
+              <w:t>US$ 794.158</w:t>
+            </w:r>
+          </w:p>
+        </w:tc>
+      </w:tr>
+      <w:tr>
+        <w:tc>
+          <w:tcPr>
+            <w:tcW w:type="dxa" w:w="-567"/>
+            <w:shd w:val="clear" w:color="auto" w:fill="1B5E20"/>
+          </w:tcPr>
+          <w:p>
+            <w:pPr>
+              <w:jc w:val="center"/>
+            </w:pPr>
+            <w:r>
+              <w:t>826</w:t>
+            </w:r>
+            <w:r>
+              <w:rPr>
+                <w:b/>
+                <w:i w:val="0"/>
+                <w:color w:val="FFFFFF"/>
+              </w:rPr>
+              <w:t>826</w:t>
+            </w:r>
+          </w:p>
+        </w:tc>
+        <w:tc>
+          <w:tcPr>
+            <w:tcW w:type="dxa" w:w="-567"/>
+            <w:shd w:val="clear" w:color="auto" w:fill="1B5E20"/>
+          </w:tcPr>
+          <w:p>
+            <w:pPr>
+              <w:jc w:val="center"/>
+            </w:pPr>
+            <w:r>
+              <w:t>Asociacion Valle Grande</w:t>
+            </w:r>
+            <w:r>
+              <w:rPr>
+                <w:b/>
+                <w:i w:val="0"/>
+                <w:color w:val="FFFFFF"/>
+              </w:rPr>
+              <w:t>Asociacion Valle Grande</w:t>
+            </w:r>
+          </w:p>
+        </w:tc>
+        <w:tc>
+          <w:tcPr>
+            <w:tcW w:type="dxa" w:w="-567"/>
+            <w:shd w:val="clear" w:color="auto" w:fill="1B5E20"/>
+          </w:tcPr>
+          <w:p>
+            <w:pPr>
+              <w:jc w:val="center"/>
+            </w:pPr>
+            <w:r>
+              <w:t>20542209951</w:t>
+            </w:r>
+            <w:r>
+              <w:rPr>
+                <w:b/>
+                <w:i w:val="0"/>
+                <w:color w:val="FFFFFF"/>
+              </w:rPr>
+              <w:t>20542209951</w:t>
+            </w:r>
+          </w:p>
+        </w:tc>
+        <w:tc>
+          <w:tcPr>
+            <w:tcW w:type="dxa" w:w="-567"/>
+            <w:shd w:val="clear" w:color="auto" w:fill="1B5E20"/>
+          </w:tcPr>
+          <w:p>
+            <w:pPr>
+              <w:jc w:val="center"/>
+            </w:pPr>
+            <w:r>
+              <w:t>12</w:t>
+            </w:r>
+            <w:r>
+              <w:rPr>
+                <w:b/>
+                <w:i w:val="0"/>
+                <w:color w:val="FFFFFF"/>
+              </w:rPr>
+              <w:t>12</w:t>
+            </w:r>
+          </w:p>
+        </w:tc>
+        <w:tc>
+          <w:tcPr>
+            <w:tcW w:type="dxa" w:w="-567"/>
+            <w:shd w:val="clear" w:color="auto" w:fill="1B5E20"/>
+          </w:tcPr>
+          <w:p>
+            <w:pPr>
+              <w:jc w:val="center"/>
+            </w:pPr>
+            <w:r>
+              <w:t>US$ 3.699.701</w:t>
+            </w:r>
+            <w:r>
+              <w:rPr>
+                <w:b/>
+                <w:i w:val="0"/>
+                <w:color w:val="FFFFFF"/>
+              </w:rPr>
+              <w:t>US$ 3.699.701</w:t>
+            </w:r>
+          </w:p>
+        </w:tc>
+      </w:tr>
+      <w:tr>
+        <w:tc>
+          <w:tcPr>
+            <w:tcW w:type="dxa" w:w="-567"/>
+            <w:shd w:val="clear" w:color="auto" w:fill="1B5E20"/>
+          </w:tcPr>
+          <w:p>
+            <w:pPr>
+              <w:jc w:val="center"/>
+            </w:pPr>
+            <w:r>
+              <w:t>916</w:t>
+            </w:r>
+            <w:r>
+              <w:rPr>
+                <w:b/>
+                <w:i w:val="0"/>
+                <w:color w:val="FFFFFF"/>
+              </w:rPr>
+              <w:t>916</w:t>
+            </w:r>
+          </w:p>
+        </w:tc>
+        <w:tc>
+          <w:tcPr>
+            <w:tcW w:type="dxa" w:w="-567"/>
+            <w:shd w:val="clear" w:color="auto" w:fill="1B5E20"/>
+          </w:tcPr>
+          <w:p>
+            <w:pPr>
+              <w:jc w:val="center"/>
+            </w:pPr>
+            <w:r>
+              <w:t>Asociacion Agroexportadora de la Region San Martin</w:t>
+            </w:r>
+            <w:r>
+              <w:rPr>
+                <w:b/>
+                <w:i w:val="0"/>
+                <w:color w:val="FFFFFF"/>
+              </w:rPr>
+              <w:t>Asociacion Agroexportadora de la Region San Martin</w:t>
+            </w:r>
+          </w:p>
+        </w:tc>
+        <w:tc>
+          <w:tcPr>
+            <w:tcW w:type="dxa" w:w="-567"/>
+            <w:shd w:val="clear" w:color="auto" w:fill="1B5E20"/>
+          </w:tcPr>
+          <w:p>
+            <w:pPr>
+              <w:jc w:val="center"/>
+            </w:pPr>
+            <w:r>
+              <w:t>20602650643</w:t>
+            </w:r>
+            <w:r>
+              <w:rPr>
+                <w:b/>
+                <w:i w:val="0"/>
+                <w:color w:val="FFFFFF"/>
+              </w:rPr>
+              <w:t>20602650643</w:t>
+            </w:r>
+          </w:p>
+        </w:tc>
+        <w:tc>
+          <w:tcPr>
+            <w:tcW w:type="dxa" w:w="-567"/>
+            <w:shd w:val="clear" w:color="auto" w:fill="1B5E20"/>
+          </w:tcPr>
+          <w:p>
+            <w:pPr>
+              <w:jc w:val="center"/>
+            </w:pPr>
+            <w:r>
+              <w:t>7</w:t>
+            </w:r>
+            <w:r>
+              <w:rPr>
+                <w:b/>
+                <w:i w:val="0"/>
+                <w:color w:val="FFFFFF"/>
+              </w:rPr>
+              <w:t>7</w:t>
+            </w:r>
+          </w:p>
+        </w:tc>
+        <w:tc>
+          <w:tcPr>
+            <w:tcW w:type="dxa" w:w="-567"/>
+            <w:shd w:val="clear" w:color="auto" w:fill="1B5E20"/>
+          </w:tcPr>
+          <w:p>
+            <w:pPr>
+              <w:jc w:val="center"/>
+            </w:pPr>
+            <w:r>
+              <w:t>US$ 1.242.142</w:t>
+            </w:r>
+            <w:r>
+              <w:rPr>
+                <w:b/>
+                <w:i w:val="0"/>
+                <w:color w:val="FFFFFF"/>
+              </w:rPr>
+              <w:t>US$ 1.242.142</w:t>
+            </w:r>
+          </w:p>
+        </w:tc>
+      </w:tr>
+      <w:tr>
+        <w:tc>
+          <w:tcPr>
+            <w:tcW w:type="dxa" w:w="-567"/>
+            <w:shd w:val="clear" w:color="auto" w:fill="1B5E20"/>
+          </w:tcPr>
+          <w:p>
+            <w:pPr>
+              <w:jc w:val="center"/>
+            </w:pPr>
+            <w:r>
+              <w:t>968</w:t>
+            </w:r>
+            <w:r>
+              <w:rPr>
+                <w:b/>
+                <w:i w:val="0"/>
+                <w:color w:val="FFFFFF"/>
+              </w:rPr>
+              <w:t>968</w:t>
+            </w:r>
+          </w:p>
+        </w:tc>
+        <w:tc>
+          <w:tcPr>
+            <w:tcW w:type="dxa" w:w="-567"/>
+            <w:shd w:val="clear" w:color="auto" w:fill="1B5E20"/>
+          </w:tcPr>
+          <w:p>
+            <w:pPr>
+              <w:jc w:val="center"/>
+            </w:pPr>
+            <w:r>
+              <w:t>Asociacion de Productores Selva Nororiental</w:t>
+            </w:r>
+            <w:r>
+              <w:rPr>
+                <w:b/>
+                <w:i w:val="0"/>
+                <w:color w:val="FFFFFF"/>
+              </w:rPr>
+              <w:t>Asociacion de Productores Selva Nororiental</w:t>
+            </w:r>
+          </w:p>
+        </w:tc>
+        <w:tc>
+          <w:tcPr>
+            <w:tcW w:type="dxa" w:w="-567"/>
+            <w:shd w:val="clear" w:color="auto" w:fill="1B5E20"/>
+          </w:tcPr>
+          <w:p>
+            <w:pPr>
+              <w:jc w:val="center"/>
+            </w:pPr>
+            <w:r>
+              <w:t>20600263286</w:t>
+            </w:r>
+            <w:r>
+              <w:rPr>
+                <w:b/>
+                <w:i w:val="0"/>
+                <w:color w:val="FFFFFF"/>
+              </w:rPr>
+              <w:t>20600263286</w:t>
+            </w:r>
+          </w:p>
+        </w:tc>
+        <w:tc>
+          <w:tcPr>
+            <w:tcW w:type="dxa" w:w="-567"/>
+            <w:shd w:val="clear" w:color="auto" w:fill="1B5E20"/>
+          </w:tcPr>
+          <w:p>
+            <w:pPr>
+              <w:jc w:val="center"/>
+            </w:pPr>
+            <w:r>
+              <w:t>25</w:t>
+            </w:r>
+            <w:r>
+              <w:rPr>
+                <w:b/>
+                <w:i w:val="0"/>
+                <w:color w:val="FFFFFF"/>
+              </w:rPr>
+              <w:t>25</w:t>
+            </w:r>
+          </w:p>
+        </w:tc>
+        <w:tc>
+          <w:tcPr>
+            <w:tcW w:type="dxa" w:w="-567"/>
+            <w:shd w:val="clear" w:color="auto" w:fill="1B5E20"/>
+          </w:tcPr>
+          <w:p>
+            <w:pPr>
+              <w:jc w:val="center"/>
+            </w:pPr>
+            <w:r>
+              <w:t>US$ 4.154.568</w:t>
+            </w:r>
+            <w:r>
+              <w:rPr>
+                <w:b/>
+                <w:i w:val="0"/>
+                <w:color w:val="FFFFFF"/>
+              </w:rPr>
+              <w:t>US$ 4.154.568</w:t>
+            </w:r>
+          </w:p>
+        </w:tc>
+      </w:tr>
+      <w:tr>
+        <w:tc>
+          <w:tcPr>
+            <w:tcW w:type="dxa" w:w="-567"/>
+            <w:shd w:val="clear" w:color="auto" w:fill="1B5E20"/>
+          </w:tcPr>
+          <w:p>
+            <w:pPr>
+              <w:jc w:val="center"/>
+            </w:pPr>
+            <w:r>
+              <w:t>1005</w:t>
+            </w:r>
+            <w:r>
+              <w:rPr>
+                <w:b/>
+                <w:i w:val="0"/>
+                <w:color w:val="FFFFFF"/>
+              </w:rPr>
+              <w:t>1005</w:t>
+            </w:r>
+          </w:p>
+        </w:tc>
+        <w:tc>
+          <w:tcPr>
+            <w:tcW w:type="dxa" w:w="-567"/>
+            <w:shd w:val="clear" w:color="auto" w:fill="1B5E20"/>
+          </w:tcPr>
+          <w:p>
+            <w:pPr>
+              <w:jc w:val="center"/>
+            </w:pPr>
+            <w:r>
+              <w:t>Asociacion de Productores Cerro Blanco</w:t>
+            </w:r>
+            <w:r>
+              <w:rPr>
+                <w:b/>
+                <w:i w:val="0"/>
+                <w:color w:val="FFFFFF"/>
+              </w:rPr>
+              <w:t>Asociacion de Productores Cerro Blanco</w:t>
+            </w:r>
+          </w:p>
+        </w:tc>
+        <w:tc>
+          <w:tcPr>
+            <w:tcW w:type="dxa" w:w="-567"/>
+            <w:shd w:val="clear" w:color="auto" w:fill="1B5E20"/>
+          </w:tcPr>
+          <w:p>
+            <w:pPr>
+              <w:jc w:val="center"/>
+            </w:pPr>
+            <w:r>
+              <w:t>20606451122</w:t>
+            </w:r>
+            <w:r>
+              <w:rPr>
+                <w:b/>
+                <w:i w:val="0"/>
+                <w:color w:val="FFFFFF"/>
+              </w:rPr>
+              <w:t>20606451122</w:t>
+            </w:r>
+          </w:p>
+        </w:tc>
+        <w:tc>
+          <w:tcPr>
+            <w:tcW w:type="dxa" w:w="-567"/>
+            <w:shd w:val="clear" w:color="auto" w:fill="1B5E20"/>
+          </w:tcPr>
+          <w:p>
+            <w:pPr>
+              <w:jc w:val="center"/>
+            </w:pPr>
+            <w:r>
+              <w:t>1</w:t>
+            </w:r>
+            <w:r>
+              <w:rPr>
+                <w:b/>
+                <w:i w:val="0"/>
+                <w:color w:val="FFFFFF"/>
+              </w:rPr>
+              <w:t>1</w:t>
+            </w:r>
+          </w:p>
+        </w:tc>
+        <w:tc>
+          <w:tcPr>
+            <w:tcW w:type="dxa" w:w="-567"/>
+            <w:shd w:val="clear" w:color="auto" w:fill="1B5E20"/>
+          </w:tcPr>
+          <w:p>
+            <w:pPr>
+              <w:jc w:val="center"/>
+            </w:pPr>
+            <w:r>
+              <w:t>US$ 175.384</w:t>
+            </w:r>
+            <w:r>
+              <w:rPr>
+                <w:b/>
+                <w:i w:val="0"/>
+                <w:color w:val="FFFFFF"/>
+              </w:rPr>
+              <w:t>US$ 175.384</w:t>
+            </w:r>
+          </w:p>
+        </w:tc>
+      </w:tr>
+      <w:tr>
+        <w:tc>
+          <w:tcPr>
+            <w:tcW w:type="dxa" w:w="-567"/>
+            <w:shd w:val="clear" w:color="auto" w:fill="1B5E20"/>
+          </w:tcPr>
+          <w:p>
+            <w:pPr>
+              <w:jc w:val="center"/>
+            </w:pPr>
+            <w:r>
+              <w:t>1023</w:t>
+            </w:r>
+            <w:r>
+              <w:rPr>
+                <w:b/>
+                <w:i w:val="0"/>
+                <w:color w:val="FFFFFF"/>
+              </w:rPr>
+              <w:t>1023</w:t>
+            </w:r>
+          </w:p>
+        </w:tc>
+        <w:tc>
+          <w:tcPr>
+            <w:tcW w:type="dxa" w:w="-567"/>
+            <w:shd w:val="clear" w:color="auto" w:fill="1B5E20"/>
+          </w:tcPr>
+          <w:p>
+            <w:pPr>
+              <w:jc w:val="center"/>
+            </w:pPr>
+            <w:r>
+              <w:t>Coop. Agraria de Servicios Multiples Cordillera Azul</w:t>
+            </w:r>
+            <w:r>
+              <w:rPr>
+                <w:b/>
+                <w:i w:val="0"/>
+                <w:color w:val="FFFFFF"/>
+              </w:rPr>
+              <w:t>Coop. Agraria de Servicios Multiples Cordillera Azul</w:t>
+            </w:r>
+          </w:p>
+        </w:tc>
+        <w:tc>
+          <w:tcPr>
+            <w:tcW w:type="dxa" w:w="-567"/>
+            <w:shd w:val="clear" w:color="auto" w:fill="1B5E20"/>
+          </w:tcPr>
+          <w:p>
+            <w:pPr>
+              <w:jc w:val="center"/>
+            </w:pPr>
+            <w:r>
+              <w:t>20603820691</w:t>
+            </w:r>
+            <w:r>
+              <w:rPr>
+                <w:b/>
+                <w:i w:val="0"/>
+                <w:color w:val="FFFFFF"/>
+              </w:rPr>
+              <w:t>20603820691</w:t>
+            </w:r>
+          </w:p>
+        </w:tc>
+        <w:tc>
+          <w:tcPr>
+            <w:tcW w:type="dxa" w:w="-567"/>
+            <w:shd w:val="clear" w:color="auto" w:fill="1B5E20"/>
+          </w:tcPr>
+          <w:p>
+            <w:pPr>
+              <w:jc w:val="center"/>
+            </w:pPr>
+            <w:r>
+              <w:t>3</w:t>
+            </w:r>
+            <w:r>
+              <w:rPr>
+                <w:b/>
+                <w:i w:val="0"/>
+                <w:color w:val="FFFFFF"/>
+              </w:rPr>
+              <w:t>3</w:t>
+            </w:r>
+          </w:p>
+        </w:tc>
+        <w:tc>
+          <w:tcPr>
+            <w:tcW w:type="dxa" w:w="-567"/>
+            <w:shd w:val="clear" w:color="auto" w:fill="1B5E20"/>
+          </w:tcPr>
+          <w:p>
+            <w:pPr>
+              <w:jc w:val="center"/>
+            </w:pPr>
+            <w:r>
+              <w:t>US$ 441.834</w:t>
+            </w:r>
+            <w:r>
+              <w:rPr>
+                <w:b/>
+                <w:i w:val="0"/>
+                <w:color w:val="FFFFFF"/>
+              </w:rPr>
+              <w:t>US$ 441.834</w:t>
+            </w:r>
+          </w:p>
+        </w:tc>
+      </w:tr>
+      <w:tr>
+        <w:tc>
+          <w:tcPr>
+            <w:tcW w:type="dxa" w:w="-567"/>
+            <w:shd w:val="clear" w:color="auto" w:fill="1B5E20"/>
+          </w:tcPr>
+          <w:p>
+            <w:pPr>
+              <w:jc w:val="center"/>
+            </w:pPr>
+            <w:r>
+              <w:t>1234</w:t>
+            </w:r>
+            <w:r>
+              <w:rPr>
+                <w:b/>
+                <w:i w:val="0"/>
+                <w:color w:val="FFFFFF"/>
+              </w:rPr>
+              <w:t>1234</w:t>
+            </w:r>
+          </w:p>
+        </w:tc>
+        <w:tc>
+          <w:tcPr>
+            <w:tcW w:type="dxa" w:w="-567"/>
+            <w:shd w:val="clear" w:color="auto" w:fill="1B5E20"/>
+          </w:tcPr>
+          <w:p>
+            <w:pPr>
+              <w:jc w:val="center"/>
+            </w:pPr>
+            <w:r>
+              <w:t>No Registrado</w:t>
+            </w:r>
+            <w:r>
+              <w:rPr>
+                <w:b/>
+                <w:i w:val="0"/>
+                <w:color w:val="FFFFFF"/>
+              </w:rPr>
+              <w:t>No Registrado</w:t>
+            </w:r>
+          </w:p>
+        </w:tc>
+        <w:tc>
+          <w:tcPr>
+            <w:tcW w:type="dxa" w:w="-567"/>
+            <w:shd w:val="clear" w:color="auto" w:fill="1B5E20"/>
+          </w:tcPr>
+          <w:p>
+            <w:pPr>
+              <w:jc w:val="center"/>
+            </w:pPr>
+            <w:r>
+              <w:t>20605500430</w:t>
+            </w:r>
+            <w:r>
+              <w:rPr>
+                <w:b/>
+                <w:i w:val="0"/>
+                <w:color w:val="FFFFFF"/>
+              </w:rPr>
+              <w:t>20605500430</w:t>
+            </w:r>
+          </w:p>
+        </w:tc>
+        <w:tc>
+          <w:tcPr>
+            <w:tcW w:type="dxa" w:w="-567"/>
+            <w:shd w:val="clear" w:color="auto" w:fill="1B5E20"/>
+          </w:tcPr>
+          <w:p>
+            <w:pPr>
+              <w:jc w:val="center"/>
+            </w:pPr>
+            <w:r>
+              <w:t>1</w:t>
+            </w:r>
+            <w:r>
+              <w:rPr>
+                <w:b/>
+                <w:i w:val="0"/>
+                <w:color w:val="FFFFFF"/>
+              </w:rPr>
+              <w:t>1</w:t>
+            </w:r>
+          </w:p>
+        </w:tc>
+        <w:tc>
+          <w:tcPr>
+            <w:tcW w:type="dxa" w:w="-567"/>
+            <w:shd w:val="clear" w:color="auto" w:fill="1B5E20"/>
+          </w:tcPr>
+          <w:p>
+            <w:pPr>
+              <w:jc w:val="center"/>
+            </w:pPr>
+            <w:r>
+              <w:t>US$ 147.669</w:t>
+            </w:r>
+            <w:r>
+              <w:rPr>
+                <w:b/>
+                <w:i w:val="0"/>
+                <w:color w:val="FFFFFF"/>
+              </w:rPr>
+              <w:t>US$ 147.669</w:t>
+            </w:r>
+          </w:p>
+        </w:tc>
+      </w:tr>
+    </w:tbl>
+    <w:p/>
+    <w:p>
+      <w:pPr>
+        <w:jc w:val="both"/>
+      </w:pPr>
+      <w:r>
+        <w:rPr>
+          <w:b w:val="0"/>
+          <w:i w:val="0"/>
+        </w:rPr>
+        <w:t>Total: 87 items, 66 DUAs, US$ 12.500.867, 1.632.615 kg, 9.756 bultos, 8 exportadores. [M]</w:t>
+      </w:r>
+    </w:p>
+    <w:p/>
+    <w:p>
+      <w:pPr>
+        <w:jc w:val="both"/>
+      </w:pPr>
+      <w:r>
+        <w:rPr>
+          <w:b w:val="0"/>
+          <w:i w:val="0"/>
+        </w:rPr>
+        <w:t xml:space="preserve">Esto es lo mas cerca de un identificador de procedencia que existe hoy escrito en una DUA, y EUDR pide precisamente identificar el origen geografico de la parcela. </w:t>
+      </w:r>
+      <w:r>
+        <w:rPr>
+          <w:b/>
+          <w:i w:val="0"/>
+        </w:rPr>
+        <w:t>No es un productor individual</w:t>
+      </w:r>
+      <w:r>
+        <w:rPr>
+          <w:b w:val="0"/>
+          <w:i w:val="0"/>
+        </w:rPr>
+        <w:t>: identifica a la organizacion que exporta, que puede agregar cafe de socios de varios departamentos. Y esta escrito en el campo de marca comercial, no en un campo de trazabilidad.</w:t>
+      </w:r>
+    </w:p>
+    <w:p/>
+    <w:p>
+      <w:pPr>
+        <w:jc w:val="both"/>
+      </w:pPr>
+      <w:r>
+        <w:rPr>
+          <w:b/>
+          <w:i w:val="0"/>
+        </w:rPr>
+        <w:t>5. Hallazgo de calidad de dato.</w:t>
+      </w:r>
+      <w:r>
+        <w:rPr>
+          <w:b w:val="0"/>
+          <w:i w:val="0"/>
+        </w:rPr>
+        <w:t xml:space="preserve"> La marca `39-968-2019` (DUA 35721, Selva Nororiental) declara pais 39, mientras las otras 24 marcas de ese exportador declaran 30. El 39 cae dentro de la serie secuencial `30-968-2017` a `30-968-2020`, asi que es error de tipeo. No se corrigio el dato; se registro en la seccion "CODIGOS DE MARCA CON PAIS INCONSISTENTE" de la hoja CONTROL.</w:t>
+      </w:r>
+    </w:p>
+    <w:p/>
+    <w:p>
+      <w:pPr>
+        <w:jc w:val="both"/>
+      </w:pPr>
+      <w:r>
+        <w:rPr>
+          <w:b/>
+          <w:i w:val="0"/>
+        </w:rPr>
+        <w:t>6. Lo aplicado al pipeline.</w:t>
+      </w:r>
+      <w:r>
+        <w:rPr>
+          <w:b w:val="0"/>
+          <w:i w:val="0"/>
+        </w:rPr>
+        <w:t xml:space="preserve"> [M]</w:t>
+      </w:r>
+    </w:p>
+    <w:p>
+      <w:pPr>
+        <w:jc w:val="both"/>
+      </w:pPr>
+      <w:r>
+        <w:rPr>
+          <w:b w:val="0"/>
+          <w:i w:val="0"/>
+        </w:rPr>
+        <w:t>- `desc_items.py`: `RE_ICO` acepta los tres separadores; nueva funcion `_codigos_marcados` clasifica cada codigo `NN-AAA-NNN` por la etiqueta que lo precede (`ICO:` frente a `MARCA:` / `MARK:`), nunca por la forma. Los codigos cuya etiqueta quedo cortada por el limite de 100 caracteres se registran aparte en `codigo_sin_etiqueta` en vez de adivinarse.</w:t>
+      </w:r>
+    </w:p>
+    <w:p>
+      <w:pPr>
+        <w:jc w:val="both"/>
+      </w:pPr>
+      <w:r>
+        <w:rPr>
+          <w:b w:val="0"/>
+          <w:i w:val="0"/>
+        </w:rPr>
+        <w:t>- `generar_duas.py`: `H_ITEMS` pasa de 76 a 80 columnas (`ico` se sustituye por `serie_ico`, `numero_marca`, `clave_origen`, `pais_codigo` y `codigo_sin_etiqueta`). `por RUC` pasa de 46 a 48 columnas (`n_series_ico`, `series_ico`, `n_claves_origen`, `claves_origen`, `n_lotes`, `n_marcas`).</w:t>
+      </w:r>
+    </w:p>
+    <w:p>
+      <w:pPr>
+        <w:jc w:val="both"/>
+      </w:pPr>
+      <w:r>
+        <w:rPr>
+          <w:b w:val="0"/>
+          <w:i w:val="0"/>
+        </w:rPr>
+        <w:t xml:space="preserve">- Hoja `PRODUCTORES_ICO` renombrada a </w:t>
+      </w:r>
+      <w:r>
+        <w:rPr>
+          <w:b/>
+          <w:i w:val="0"/>
+        </w:rPr>
+        <w:t>`SERIES_ICO`</w:t>
+      </w:r>
+      <w:r>
+        <w:rPr>
+          <w:b w:val="0"/>
+          <w:i w:val="0"/>
+        </w:rPr>
+        <w:t xml:space="preserve"> (una fila por serie, con `clave_origen` y `cobertura_serie_ico`). Hoja nueva </w:t>
+      </w:r>
+      <w:r>
+        <w:rPr>
+          <w:b/>
+          <w:i w:val="0"/>
+        </w:rPr>
+        <w:t>`CLAVES_ORIGEN`</w:t>
+      </w:r>
+      <w:r>
+        <w:rPr>
+          <w:b w:val="0"/>
+          <w:i w:val="0"/>
+        </w:rPr>
+        <w:t>: una fila por bloque central, con pais, RUC, items, DUAs, FOB, pesos, bultos y numero de series y marcas.</w:t>
+      </w:r>
+    </w:p>
+    <w:p>
+      <w:pPr>
+        <w:jc w:val="both"/>
+      </w:pPr>
+      <w:r>
+        <w:rPr>
+          <w:b w:val="0"/>
+          <w:i w:val="0"/>
+        </w:rPr>
+        <w:t>- `CONTROL` suma 6 metricas: items y series ICO, items con marca, items y claves de origen, items con codigo sin etiqueta.</w:t>
+      </w:r>
+    </w:p>
+    <w:p>
+      <w:pPr>
+        <w:jc w:val="both"/>
+      </w:pPr>
+      <w:r>
+        <w:rPr>
+          <w:b w:val="0"/>
+          <w:i w:val="0"/>
+        </w:rPr>
+        <w:t>- `CONTROL` suma la seccion de pais inconsistente.</w:t>
+      </w:r>
+    </w:p>
+    <w:p>
+      <w:pPr>
+        <w:jc w:val="both"/>
+      </w:pPr>
+      <w:r>
+        <w:rPr>
+          <w:b w:val="0"/>
+          <w:i w:val="0"/>
+        </w:rPr>
+        <w:t>- MINAGRI: bloque CA:DV (48 columnas) reescrito desde `por RUC`; las columnas 1-78 verificadas intactas.</w:t>
+      </w:r>
+    </w:p>
+    <w:p/>
+    <w:p>
+      <w:pPr>
+        <w:jc w:val="both"/>
+      </w:pPr>
+      <w:r>
+        <w:rPr>
+          <w:b/>
+          <w:i w:val="0"/>
+        </w:rPr>
+        <w:t>7. Codigos con etiqueta cortada.</w:t>
+      </w:r>
+      <w:r>
+        <w:rPr>
+          <w:b w:val="0"/>
+          <w:i w:val="0"/>
+        </w:rPr>
+        <w:t xml:space="preserve"> 10 items tienen un codigo con la forma correcta pero cuya etiqueta quedo fuera del recorte de 100 caracteres: "HUMANO / 30-916-5421 / L..." con la palabra MARCA ausente, o "30/11/4773 - LOT NUMB ... KGICO:" con el numero de serie despues del corte. Se cuentan aparte para no contaminar los conteos de serie ni de marca.</w:t>
+      </w:r>
+    </w:p>
+    <w:p/>
+    <w:p>
+      <w:pPr>
+        <w:jc w:val="both"/>
+      </w:pPr>
+      <w:r>
+        <w:rPr>
+          <w:b/>
+          <w:i w:val="0"/>
+        </w:rPr>
+        <w:t>8. Verificacion.</w:t>
+      </w:r>
+      <w:r>
+        <w:rPr>
+          <w:b w:val="0"/>
+          <w:i w:val="0"/>
+        </w:rPr>
+        <w:t xml:space="preserve"> Dos corridas consecutivas dan hojas identicas en las 8 hojas principales. 0 errores de parseo, 0 PDFs no reconocidos, 0 DUAs con items faltantes. Respaldos: `respaldos\duas\DUA_CONSOLIDADO_antes_series_ico_20261002.xlsx` y `MINAGRI_antes_series_ico_20261002.xlsx`.</w:t>
+      </w:r>
+    </w:p>
+    <w:p/>
+    <w:p>
+      <w:pPr>
+        <w:jc w:val="both"/>
+      </w:pPr>
+      <w:r>
+        <w:rPr>
+          <w:b/>
+          <w:i w:val="0"/>
+        </w:rPr>
+        <w:t>9. Post de LinkedIn reescrito.</w:t>
+      </w:r>
+      <w:r>
+        <w:rPr>
+          <w:b w:val="0"/>
+          <w:i w:val="0"/>
+        </w:rPr>
+        <w:t xml:space="preserve"> `docs\post_linkedin_eudr_borrador.md`, 2.899 caracteres. Se retiraron tres afirmaciones: la de las "8.754 operaciones sin productor individual", la de los "ocho productores" de la DUA 1107 y la de los "20 productores distintos". Las notas de precision del archivo documentan cada retirada.</w:t>
+      </w:r>
+    </w:p>
+    <w:p/>
+    <w:p>
+      <w:pPr>
+        <w:ind w:left="567" w:right="567"/>
+      </w:pPr>
+      <w:r>
+        <w:rPr>
+          <w:b w:val="0"/>
+          <w:i/>
+          <w:color w:val="2E7D32"/>
+        </w:rPr>
+        <w:t>« *Append-only. Entrada más reciente primero.* »</w:t>
+      </w:r>
+    </w:p>
+    <w:p/>
+    <w:p/>
+    <w:p>
+      <w:pPr>
+        <w:pStyle w:val="Heading2"/>
+      </w:pPr>
+      <w:r>
+        <w:rPr>
+          <w:color w:val="2E7D32"/>
+        </w:rPr>
+        <w:t>2026-10-06b — Segundo barrido: cobertura real de identificadores, rastro parcelario y vacios del formulario</w:t>
+      </w:r>
+    </w:p>
+    <w:p/>
+    <w:p>
+      <w:pPr>
+        <w:jc w:val="both"/>
+      </w:pPr>
+      <w:r>
+        <w:rPr>
+          <w:b/>
+          <w:i w:val="0"/>
+        </w:rPr>
+        <w:t>Contexto:</w:t>
+      </w:r>
+      <w:r>
+        <w:rPr>
+          <w:b w:val="0"/>
+          <w:i w:val="0"/>
+        </w:rPr>
+        <w:t xml:space="preserve"> antes de dar por bueno el post se barro todo el corpus buscando indicadores adicionales. Salieron cinco hallazgos, tres de ellosITORs que corrigen afirmaciones previas.</w:t>
+      </w:r>
+    </w:p>
+    <w:p/>
+    <w:p>
+      <w:pPr>
+        <w:jc w:val="both"/>
+      </w:pPr>
+      <w:r>
+        <w:rPr>
+          <w:b/>
+          <w:i w:val="0"/>
+        </w:rPr>
+        <w:t>1. CORRECCION: el identificador de origen NO esta en todas las partidas.</w:t>
+      </w:r>
+      <w:r>
+        <w:rPr>
+          <w:b w:val="0"/>
+          <w:i w:val="0"/>
+        </w:rPr>
+        <w:t xml:space="preserve"> La version de trabajo del post decia "esta escrito en todas las partidas". Es falso. Contando identificadores declarados (serie ICO, numero de marca, clave de origen, lote, codigo sin etiqueta):</w:t>
+      </w:r>
+    </w:p>
+    <w:p/>
+    <w:tbl>
+      <w:tblPr>
+        <w:tblStyle w:val="TableGrid"/>
+        <w:tblW w:type="auto" w:w="0"/>
+        <w:tblLook w:firstColumn="1" w:firstRow="1" w:lastColumn="0" w:lastRow="0" w:noHBand="0" w:noVBand="1" w:val="04A0"/>
+      </w:tblPr>
+      <w:tblGrid>
+        <w:gridCol w:w="-708"/>
+        <w:gridCol w:w="-708"/>
+        <w:gridCol w:w="-708"/>
+        <w:gridCol w:w="-708"/>
+      </w:tblGrid>
+      <w:tr>
+        <w:tc>
+          <w:tcPr>
+            <w:tcW w:type="dxa" w:w="-708"/>
+            <w:shd w:val="clear" w:color="auto" w:fill="1B5E20"/>
+          </w:tcPr>
+          <w:p>
+            <w:pPr>
+              <w:jc w:val="center"/>
+            </w:pPr>
+            <w:r>
+              <w:t>Identificadores en el item</w:t>
+            </w:r>
+            <w:r>
+              <w:rPr>
+                <w:b/>
+                <w:i w:val="0"/>
+                <w:color w:val="FFFFFF"/>
+              </w:rPr>
+              <w:t>Identificadores en el item</w:t>
+            </w:r>
+          </w:p>
+        </w:tc>
+        <w:tc>
+          <w:tcPr>
+            <w:tcW w:type="dxa" w:w="-708"/>
+            <w:shd w:val="clear" w:color="auto" w:fill="1B5E20"/>
+          </w:tcPr>
+          <w:p>
+            <w:pPr>
+              <w:jc w:val="center"/>
+            </w:pPr>
+            <w:r>
+              <w:t>Items</w:t>
+            </w:r>
+            <w:r>
+              <w:rPr>
+                <w:b/>
+                <w:i w:val="0"/>
+                <w:color w:val="FFFFFF"/>
+              </w:rPr>
+              <w:t>Items</w:t>
+            </w:r>
+          </w:p>
+        </w:tc>
+        <w:tc>
+          <w:tcPr>
+            <w:tcW w:type="dxa" w:w="-708"/>
+            <w:shd w:val="clear" w:color="auto" w:fill="1B5E20"/>
+          </w:tcPr>
+          <w:p>
+            <w:pPr>
+              <w:jc w:val="center"/>
+            </w:pPr>
+            <w:r>
+              <w:t>%</w:t>
+            </w:r>
+            <w:r>
+              <w:rPr>
+                <w:b/>
+                <w:i w:val="0"/>
+                <w:color w:val="FFFFFF"/>
+              </w:rPr>
+              <w:t>%</w:t>
+            </w:r>
+          </w:p>
+        </w:tc>
+        <w:tc>
+          <w:tcPr>
+            <w:tcW w:type="dxa" w:w="-708"/>
+            <w:shd w:val="clear" w:color="auto" w:fill="1B5E20"/>
+          </w:tcPr>
+          <w:p>
+            <w:pPr>
+              <w:jc w:val="center"/>
+            </w:pPr>
+            <w:r>
+              <w:t>FOB</w:t>
+            </w:r>
+            <w:r>
+              <w:rPr>
+                <w:b/>
+                <w:i w:val="0"/>
+                <w:color w:val="FFFFFF"/>
+              </w:rPr>
+              <w:t>FOB</w:t>
+            </w:r>
+          </w:p>
+        </w:tc>
+      </w:tr>
+      <w:tr>
+        <w:tc>
+          <w:tcPr>
+            <w:tcW w:type="dxa" w:w="-708"/>
+            <w:shd w:val="clear" w:color="auto" w:fill="1B5E20"/>
+          </w:tcPr>
+          <w:p>
+            <w:pPr>
+              <w:jc w:val="center"/>
+            </w:pPr>
+            <w:r>
+              <w:t>Ninguno</w:t>
+            </w:r>
+            <w:r>
+              <w:rPr>
+                <w:b/>
+                <w:i w:val="0"/>
+                <w:color w:val="FFFFFF"/>
+              </w:rPr>
+              <w:t>Ninguno</w:t>
+            </w:r>
+          </w:p>
+        </w:tc>
+        <w:tc>
+          <w:tcPr>
+            <w:tcW w:type="dxa" w:w="-708"/>
+            <w:shd w:val="clear" w:color="auto" w:fill="1B5E20"/>
+          </w:tcPr>
+          <w:p>
+            <w:pPr>
+              <w:jc w:val="center"/>
+            </w:pPr>
+            <w:r>
+              <w:t>224</w:t>
+            </w:r>
+            <w:r>
+              <w:rPr>
+                <w:b/>
+                <w:i w:val="0"/>
+                <w:color w:val="FFFFFF"/>
+              </w:rPr>
+              <w:t>224</w:t>
+            </w:r>
+          </w:p>
+        </w:tc>
+        <w:tc>
+          <w:tcPr>
+            <w:tcW w:type="dxa" w:w="-708"/>
+            <w:shd w:val="clear" w:color="auto" w:fill="1B5E20"/>
+          </w:tcPr>
+          <w:p>
+            <w:pPr>
+              <w:jc w:val="center"/>
+            </w:pPr>
+            <w:r>
+              <w:t>71,8%</w:t>
+            </w:r>
+            <w:r>
+              <w:rPr>
+                <w:b/>
+                <w:i w:val="0"/>
+                <w:color w:val="FFFFFF"/>
+              </w:rPr>
+              <w:t>71,8%</w:t>
+            </w:r>
+          </w:p>
+        </w:tc>
+        <w:tc>
+          <w:tcPr>
+            <w:tcW w:type="dxa" w:w="-708"/>
+            <w:shd w:val="clear" w:color="auto" w:fill="1B5E20"/>
+          </w:tcPr>
+          <w:p>
+            <w:pPr>
+              <w:jc w:val="center"/>
+            </w:pPr>
+            <w:r>
+              <w:t>US$ 28.421.613</w:t>
+            </w:r>
+            <w:r>
+              <w:rPr>
+                <w:b/>
+                <w:i w:val="0"/>
+                <w:color w:val="FFFFFF"/>
+              </w:rPr>
+              <w:t>US$ 28.421.613</w:t>
+            </w:r>
+          </w:p>
+        </w:tc>
+      </w:tr>
+      <w:tr>
+        <w:tc>
+          <w:tcPr>
+            <w:tcW w:type="dxa" w:w="-708"/>
+            <w:shd w:val="clear" w:color="auto" w:fill="1B5E20"/>
+          </w:tcPr>
+          <w:p>
+            <w:pPr>
+              <w:jc w:val="center"/>
+            </w:pPr>
+            <w:r>
+              <w:t>Uno</w:t>
+            </w:r>
+            <w:r>
+              <w:rPr>
+                <w:b/>
+                <w:i w:val="0"/>
+                <w:color w:val="FFFFFF"/>
+              </w:rPr>
+              <w:t>Uno</w:t>
+            </w:r>
+          </w:p>
+        </w:tc>
+        <w:tc>
+          <w:tcPr>
+            <w:tcW w:type="dxa" w:w="-708"/>
+            <w:shd w:val="clear" w:color="auto" w:fill="1B5E20"/>
+          </w:tcPr>
+          <w:p>
+            <w:pPr>
+              <w:jc w:val="center"/>
+            </w:pPr>
+            <w:r>
+              <w:t>1</w:t>
+            </w:r>
+            <w:r>
+              <w:rPr>
+                <w:b/>
+                <w:i w:val="0"/>
+                <w:color w:val="FFFFFF"/>
+              </w:rPr>
+              <w:t>1</w:t>
+            </w:r>
+          </w:p>
+        </w:tc>
+        <w:tc>
+          <w:tcPr>
+            <w:tcW w:type="dxa" w:w="-708"/>
+            <w:shd w:val="clear" w:color="auto" w:fill="1B5E20"/>
+          </w:tcPr>
+          <w:p>
+            <w:pPr>
+              <w:jc w:val="center"/>
+            </w:pPr>
+            <w:r>
+              <w:t>0,3%</w:t>
+            </w:r>
+            <w:r>
+              <w:rPr>
+                <w:b/>
+                <w:i w:val="0"/>
+                <w:color w:val="FFFFFF"/>
+              </w:rPr>
+              <w:t>0,3%</w:t>
+            </w:r>
+          </w:p>
+        </w:tc>
+        <w:tc>
+          <w:tcPr>
+            <w:tcW w:type="dxa" w:w="-708"/>
+            <w:shd w:val="clear" w:color="auto" w:fill="1B5E20"/>
+          </w:tcPr>
+          <w:p>
+            <w:pPr>
+              <w:jc w:val="center"/>
+            </w:pPr>
+            <w:r/>
+            <w:r>
+              <w:rPr>
+                <w:b/>
+                <w:i w:val="0"/>
+                <w:color w:val="FFFFFF"/>
+              </w:rPr>
+            </w:r>
+          </w:p>
+        </w:tc>
+      </w:tr>
+      <w:tr>
+        <w:tc>
+          <w:tcPr>
+            <w:tcW w:type="dxa" w:w="-708"/>
+            <w:shd w:val="clear" w:color="auto" w:fill="1B5E20"/>
+          </w:tcPr>
+          <w:p>
+            <w:pPr>
+              <w:jc w:val="center"/>
+            </w:pPr>
+            <w:r>
+              <w:t>Dos</w:t>
+            </w:r>
+            <w:r>
+              <w:rPr>
+                <w:b/>
+                <w:i w:val="0"/>
+                <w:color w:val="FFFFFF"/>
+              </w:rPr>
+              <w:t>Dos</w:t>
+            </w:r>
+          </w:p>
+        </w:tc>
+        <w:tc>
+          <w:tcPr>
+            <w:tcW w:type="dxa" w:w="-708"/>
+            <w:shd w:val="clear" w:color="auto" w:fill="1B5E20"/>
+          </w:tcPr>
+          <w:p>
+            <w:pPr>
+              <w:jc w:val="center"/>
+            </w:pPr>
+            <w:r>
+              <w:t>82</w:t>
+            </w:r>
+            <w:r>
+              <w:rPr>
+                <w:b/>
+                <w:i w:val="0"/>
+                <w:color w:val="FFFFFF"/>
+              </w:rPr>
+              <w:t>82</w:t>
+            </w:r>
+          </w:p>
+        </w:tc>
+        <w:tc>
+          <w:tcPr>
+            <w:tcW w:type="dxa" w:w="-708"/>
+            <w:shd w:val="clear" w:color="auto" w:fill="1B5E20"/>
+          </w:tcPr>
+          <w:p>
+            <w:pPr>
+              <w:jc w:val="center"/>
+            </w:pPr>
+            <w:r>
+              <w:t>26,3%</w:t>
+            </w:r>
+            <w:r>
+              <w:rPr>
+                <w:b/>
+                <w:i w:val="0"/>
+                <w:color w:val="FFFFFF"/>
+              </w:rPr>
+              <w:t>26,3%</w:t>
+            </w:r>
+          </w:p>
+        </w:tc>
+        <w:tc>
+          <w:tcPr>
+            <w:tcW w:type="dxa" w:w="-708"/>
+            <w:shd w:val="clear" w:color="auto" w:fill="1B5E20"/>
+          </w:tcPr>
+          <w:p>
+            <w:pPr>
+              <w:jc w:val="center"/>
+            </w:pPr>
+            <w:r/>
+            <w:r>
+              <w:rPr>
+                <w:b/>
+                <w:i w:val="0"/>
+                <w:color w:val="FFFFFF"/>
+              </w:rPr>
+            </w:r>
+          </w:p>
+        </w:tc>
+      </w:tr>
+      <w:tr>
+        <w:tc>
+          <w:tcPr>
+            <w:tcW w:type="dxa" w:w="-708"/>
+            <w:shd w:val="clear" w:color="auto" w:fill="1B5E20"/>
+          </w:tcPr>
+          <w:p>
+            <w:pPr>
+              <w:jc w:val="center"/>
+            </w:pPr>
+            <w:r>
+              <w:t>Tres</w:t>
+            </w:r>
+            <w:r>
+              <w:rPr>
+                <w:b/>
+                <w:i w:val="0"/>
+                <w:color w:val="FFFFFF"/>
+              </w:rPr>
+              <w:t>Tres</w:t>
+            </w:r>
+          </w:p>
+        </w:tc>
+        <w:tc>
+          <w:tcPr>
+            <w:tcW w:type="dxa" w:w="-708"/>
+            <w:shd w:val="clear" w:color="auto" w:fill="1B5E20"/>
+          </w:tcPr>
+          <w:p>
+            <w:pPr>
+              <w:jc w:val="center"/>
+            </w:pPr>
+            <w:r>
+              <w:t>5</w:t>
+            </w:r>
+            <w:r>
+              <w:rPr>
+                <w:b/>
+                <w:i w:val="0"/>
+                <w:color w:val="FFFFFF"/>
+              </w:rPr>
+              <w:t>5</w:t>
+            </w:r>
+          </w:p>
+        </w:tc>
+        <w:tc>
+          <w:tcPr>
+            <w:tcW w:type="dxa" w:w="-708"/>
+            <w:shd w:val="clear" w:color="auto" w:fill="1B5E20"/>
+          </w:tcPr>
+          <w:p>
+            <w:pPr>
+              <w:jc w:val="center"/>
+            </w:pPr>
+            <w:r>
+              <w:t>1,6%</w:t>
+            </w:r>
+            <w:r>
+              <w:rPr>
+                <w:b/>
+                <w:i w:val="0"/>
+                <w:color w:val="FFFFFF"/>
+              </w:rPr>
+              <w:t>1,6%</w:t>
+            </w:r>
+          </w:p>
+        </w:tc>
+        <w:tc>
+          <w:tcPr>
+            <w:tcW w:type="dxa" w:w="-708"/>
+            <w:shd w:val="clear" w:color="auto" w:fill="1B5E20"/>
+          </w:tcPr>
+          <w:p>
+            <w:pPr>
+              <w:jc w:val="center"/>
+            </w:pPr>
+            <w:r/>
+            <w:r>
+              <w:rPr>
+                <w:b/>
+                <w:i w:val="0"/>
+                <w:color w:val="FFFFFF"/>
+              </w:rPr>
+            </w:r>
+          </w:p>
+        </w:tc>
+      </w:tr>
+    </w:tbl>
+    <w:p/>
+    <w:p>
+      <w:pPr>
+        <w:jc w:val="both"/>
+      </w:pPr>
+      <w:r>
+        <w:rPr>
+          <w:b/>
+          <w:i w:val="0"/>
+        </w:rPr>
+        <w:t>224 items sin ningun identificador = 71,8% de las partidas y 69,5% del FOB del corpus.</w:t>
+      </w:r>
+      <w:r>
+        <w:rPr>
+          <w:b w:val="0"/>
+          <w:i w:val="0"/>
+        </w:rPr>
+        <w:t xml:space="preserve"> La redaccion correcta es "menos de un tercio de las partidas". [M]</w:t>
+      </w:r>
+    </w:p>
+    <w:p/>
+    <w:p>
+      <w:pPr>
+        <w:jc w:val="both"/>
+      </w:pPr>
+      <w:r>
+        <w:rPr>
+          <w:b/>
+          <w:i w:val="0"/>
+        </w:rPr>
+        <w:t>2. Organico declarado sin ningun identificador: 88 de 108 items.</w:t>
+      </w:r>
+      <w:r>
+        <w:rPr>
+          <w:b w:val="0"/>
+          <w:i w:val="0"/>
+        </w:rPr>
+        <w:t xml:space="preserve"> US$ 9.614.019, 23,5% del corpus, 8 exportadores. El caso extremo es </w:t>
+      </w:r>
+      <w:r>
+        <w:rPr>
+          <w:b/>
+          <w:i w:val="0"/>
+        </w:rPr>
+        <w:t>La Florida</w:t>
+      </w:r>
+      <w:r>
+        <w:rPr>
+          <w:b w:val="0"/>
+          <w:i w:val="0"/>
+        </w:rPr>
+        <w:t xml:space="preserve"> (RUC 20140181405): 39 items, 30 organicos, US$ 4.184.722, </w:t>
+      </w:r>
+      <w:r>
+        <w:rPr>
+          <w:b/>
+          <w:i w:val="0"/>
+        </w:rPr>
+        <w:t>cero identificadores en las 39 lineas</w:t>
+      </w:r>
+      <w:r>
+        <w:rPr>
+          <w:b w:val="0"/>
+          <w:i w:val="0"/>
+        </w:rPr>
+        <w:t>, y solo 8 descripciones distintas, la mas repetida 16 veces. [M]</w:t>
+      </w:r>
+    </w:p>
+    <w:p/>
+    <w:p>
+      <w:pPr>
+        <w:jc w:val="both"/>
+      </w:pPr>
+      <w:r>
+        <w:rPr>
+          <w:b/>
+          <w:i w:val="0"/>
+        </w:rPr>
+        <w:t>3. HALLAZGO FUERTE: el unico rastro hasta la finca.</w:t>
+      </w:r>
+      <w:r>
+        <w:rPr>
+          <w:b w:val="0"/>
+          <w:i w:val="0"/>
+        </w:rPr>
+        <w:t xml:space="preserve"> Nueve items de la DUA 122024 (RUC 20602054480, Cooperativa Ecologica de Mujeres Cafetaleras Villa Rica), todos organicos, US$ 205.603,93, 18.975 kg:</w:t>
+      </w:r>
+    </w:p>
+    <w:p/>
+    <w:tbl>
+      <w:tblPr>
+        <w:tblStyle w:val="TableGrid"/>
+        <w:tblW w:type="auto" w:w="0"/>
+        <w:tblLook w:firstColumn="1" w:firstRow="1" w:lastColumn="0" w:lastRow="0" w:noHBand="0" w:noVBand="1" w:val="04A0"/>
+      </w:tblPr>
+      <w:tblGrid>
+        <w:gridCol w:w="-567"/>
+        <w:gridCol w:w="-567"/>
+        <w:gridCol w:w="-567"/>
+        <w:gridCol w:w="-567"/>
+        <w:gridCol w:w="-567"/>
+      </w:tblGrid>
+      <w:tr>
+        <w:tc>
+          <w:tcPr>
+            <w:tcW w:type="dxa" w:w="-567"/>
+            <w:shd w:val="clear" w:color="auto" w:fill="1B5E20"/>
+          </w:tcPr>
+          <w:p>
+            <w:pPr>
+              <w:jc w:val="center"/>
+            </w:pPr>
+            <w:r>
+              <w:t>Item</w:t>
+            </w:r>
+            <w:r>
+              <w:rPr>
+                <w:b/>
+                <w:i w:val="0"/>
+                <w:color w:val="FFFFFF"/>
+              </w:rPr>
+              <w:t>Item</w:t>
+            </w:r>
+          </w:p>
+        </w:tc>
+        <w:tc>
+          <w:tcPr>
+            <w:tcW w:type="dxa" w:w="-567"/>
+            <w:shd w:val="clear" w:color="auto" w:fill="1B5E20"/>
+          </w:tcPr>
+          <w:p>
+            <w:pPr>
+              <w:jc w:val="center"/>
+            </w:pPr>
+            <w:r>
+              <w:t>FOB</w:t>
+            </w:r>
+            <w:r>
+              <w:rPr>
+                <w:b/>
+                <w:i w:val="0"/>
+                <w:color w:val="FFFFFF"/>
+              </w:rPr>
+              <w:t>FOB</w:t>
+            </w:r>
+          </w:p>
+        </w:tc>
+        <w:tc>
+          <w:tcPr>
+            <w:tcW w:type="dxa" w:w="-567"/>
+            <w:shd w:val="clear" w:color="auto" w:fill="1B5E20"/>
+          </w:tcPr>
+          <w:p>
+            <w:pPr>
+              <w:jc w:val="center"/>
+            </w:pPr>
+            <w:r>
+              <w:t>Finca</w:t>
+            </w:r>
+            <w:r>
+              <w:rPr>
+                <w:b/>
+                <w:i w:val="0"/>
+                <w:color w:val="FFFFFF"/>
+              </w:rPr>
+              <w:t>Finca</w:t>
+            </w:r>
+          </w:p>
+        </w:tc>
+        <w:tc>
+          <w:tcPr>
+            <w:tcW w:type="dxa" w:w="-567"/>
+            <w:shd w:val="clear" w:color="auto" w:fill="1B5E20"/>
+          </w:tcPr>
+          <w:p>
+            <w:pPr>
+              <w:jc w:val="center"/>
+            </w:pPr>
+            <w:r>
+              <w:t>Variedad</w:t>
+            </w:r>
+            <w:r>
+              <w:rPr>
+                <w:b/>
+                <w:i w:val="0"/>
+                <w:color w:val="FFFFFF"/>
+              </w:rPr>
+              <w:t>Variedad</w:t>
+            </w:r>
+          </w:p>
+        </w:tc>
+        <w:tc>
+          <w:tcPr>
+            <w:tcW w:type="dxa" w:w="-567"/>
+            <w:shd w:val="clear" w:color="auto" w:fill="1B5E20"/>
+          </w:tcPr>
+          <w:p>
+            <w:pPr>
+              <w:jc w:val="center"/>
+            </w:pPr>
+            <w:r>
+              <w:t>Contrato</w:t>
+            </w:r>
+            <w:r>
+              <w:rPr>
+                <w:b/>
+                <w:i w:val="0"/>
+                <w:color w:val="FFFFFF"/>
+              </w:rPr>
+              <w:t>Contrato</w:t>
+            </w:r>
+          </w:p>
+        </w:tc>
+      </w:tr>
+      <w:tr>
+        <w:tc>
+          <w:tcPr>
+            <w:tcW w:type="dxa" w:w="-567"/>
+            <w:shd w:val="clear" w:color="auto" w:fill="1B5E20"/>
+          </w:tcPr>
+          <w:p>
+            <w:pPr>
+              <w:jc w:val="center"/>
+            </w:pPr>
+            <w:r>
+              <w:t>1</w:t>
+            </w:r>
+            <w:r>
+              <w:rPr>
+                <w:b/>
+                <w:i w:val="0"/>
+                <w:color w:val="FFFFFF"/>
+              </w:rPr>
+              <w:t>1</w:t>
+            </w:r>
+          </w:p>
+        </w:tc>
+        <w:tc>
+          <w:tcPr>
+            <w:tcW w:type="dxa" w:w="-567"/>
+            <w:shd w:val="clear" w:color="auto" w:fill="1B5E20"/>
+          </w:tcPr>
+          <w:p>
+            <w:pPr>
+              <w:jc w:val="center"/>
+            </w:pPr>
+            <w:r>
+              <w:t>29.206,83</w:t>
+            </w:r>
+            <w:r>
+              <w:rPr>
+                <w:b/>
+                <w:i w:val="0"/>
+                <w:color w:val="FFFFFF"/>
+              </w:rPr>
+              <w:t>29.206,83</w:t>
+            </w:r>
+          </w:p>
+        </w:tc>
+        <w:tc>
+          <w:tcPr>
+            <w:tcW w:type="dxa" w:w="-567"/>
+            <w:shd w:val="clear" w:color="auto" w:fill="1B5E20"/>
+          </w:tcPr>
+          <w:p>
+            <w:pPr>
+              <w:jc w:val="center"/>
+            </w:pPr>
+            <w:r>
+              <w:t>La Requia</w:t>
+            </w:r>
+            <w:r>
+              <w:rPr>
+                <w:b/>
+                <w:i w:val="0"/>
+                <w:color w:val="FFFFFF"/>
+              </w:rPr>
+              <w:t>La Requia</w:t>
+            </w:r>
+          </w:p>
+        </w:tc>
+        <w:tc>
+          <w:tcPr>
+            <w:tcW w:type="dxa" w:w="-567"/>
+            <w:shd w:val="clear" w:color="auto" w:fill="1B5E20"/>
+          </w:tcPr>
+          <w:p>
+            <w:pPr>
+              <w:jc w:val="center"/>
+            </w:pPr>
+            <w:r>
+              <w:t>lavado</w:t>
+            </w:r>
+            <w:r>
+              <w:rPr>
+                <w:b/>
+                <w:i w:val="0"/>
+                <w:color w:val="FFFFFF"/>
+              </w:rPr>
+              <w:t>lavado</w:t>
+            </w:r>
+          </w:p>
+        </w:tc>
+        <w:tc>
+          <w:tcPr>
+            <w:tcW w:type="dxa" w:w="-567"/>
+            <w:shd w:val="clear" w:color="auto" w:fill="1B5E20"/>
+          </w:tcPr>
+          <w:p>
+            <w:pPr>
+              <w:jc w:val="center"/>
+            </w:pPr>
+            <w:r>
+              <w:t>13-49339</w:t>
+            </w:r>
+            <w:r>
+              <w:rPr>
+                <w:b/>
+                <w:i w:val="0"/>
+                <w:color w:val="FFFFFF"/>
+              </w:rPr>
+              <w:t>13-49339</w:t>
+            </w:r>
+          </w:p>
+        </w:tc>
+      </w:tr>
+      <w:tr>
+        <w:tc>
+          <w:tcPr>
+            <w:tcW w:type="dxa" w:w="-567"/>
+            <w:shd w:val="clear" w:color="auto" w:fill="1B5E20"/>
+          </w:tcPr>
+          <w:p>
+            <w:pPr>
+              <w:jc w:val="center"/>
+            </w:pPr>
+            <w:r>
+              <w:t>2</w:t>
+            </w:r>
+            <w:r>
+              <w:rPr>
+                <w:b/>
+                <w:i w:val="0"/>
+                <w:color w:val="FFFFFF"/>
+              </w:rPr>
+              <w:t>2</w:t>
+            </w:r>
+          </w:p>
+        </w:tc>
+        <w:tc>
+          <w:tcPr>
+            <w:tcW w:type="dxa" w:w="-567"/>
+            <w:shd w:val="clear" w:color="auto" w:fill="1B5E20"/>
+          </w:tcPr>
+          <w:p>
+            <w:pPr>
+              <w:jc w:val="center"/>
+            </w:pPr>
+            <w:r>
+              <w:t>42.897,53</w:t>
+            </w:r>
+            <w:r>
+              <w:rPr>
+                <w:b/>
+                <w:i w:val="0"/>
+                <w:color w:val="FFFFFF"/>
+              </w:rPr>
+              <w:t>42.897,53</w:t>
+            </w:r>
+          </w:p>
+        </w:tc>
+        <w:tc>
+          <w:tcPr>
+            <w:tcW w:type="dxa" w:w="-567"/>
+            <w:shd w:val="clear" w:color="auto" w:fill="1B5E20"/>
+          </w:tcPr>
+          <w:p>
+            <w:pPr>
+              <w:jc w:val="center"/>
+            </w:pPr>
+            <w:r>
+              <w:t>La Esperanza</w:t>
+            </w:r>
+            <w:r>
+              <w:rPr>
+                <w:b/>
+                <w:i w:val="0"/>
+                <w:color w:val="FFFFFF"/>
+              </w:rPr>
+              <w:t>La Esperanza</w:t>
+            </w:r>
+          </w:p>
+        </w:tc>
+        <w:tc>
+          <w:tcPr>
+            <w:tcW w:type="dxa" w:w="-567"/>
+            <w:shd w:val="clear" w:color="auto" w:fill="1B5E20"/>
+          </w:tcPr>
+          <w:p>
+            <w:pPr>
+              <w:jc w:val="center"/>
+            </w:pPr>
+            <w:r>
+              <w:t>lavado</w:t>
+            </w:r>
+            <w:r>
+              <w:rPr>
+                <w:b/>
+                <w:i w:val="0"/>
+                <w:color w:val="FFFFFF"/>
+              </w:rPr>
+              <w:t>lavado</w:t>
+            </w:r>
+          </w:p>
+        </w:tc>
+        <w:tc>
+          <w:tcPr>
+            <w:tcW w:type="dxa" w:w="-567"/>
+            <w:shd w:val="clear" w:color="auto" w:fill="1B5E20"/>
+          </w:tcPr>
+          <w:p>
+            <w:pPr>
+              <w:jc w:val="center"/>
+            </w:pPr>
+            <w:r>
+              <w:t>13-49400</w:t>
+            </w:r>
+            <w:r>
+              <w:rPr>
+                <w:b/>
+                <w:i w:val="0"/>
+                <w:color w:val="FFFFFF"/>
+              </w:rPr>
+              <w:t>13-49400</w:t>
+            </w:r>
+          </w:p>
+        </w:tc>
+      </w:tr>
+      <w:tr>
+        <w:tc>
+          <w:tcPr>
+            <w:tcW w:type="dxa" w:w="-567"/>
+            <w:shd w:val="clear" w:color="auto" w:fill="1B5E20"/>
+          </w:tcPr>
+          <w:p>
+            <w:pPr>
+              <w:jc w:val="center"/>
+            </w:pPr>
+            <w:r>
+              <w:t>3</w:t>
+            </w:r>
+            <w:r>
+              <w:rPr>
+                <w:b/>
+                <w:i w:val="0"/>
+                <w:color w:val="FFFFFF"/>
+              </w:rPr>
+              <w:t>3</w:t>
+            </w:r>
+          </w:p>
+        </w:tc>
+        <w:tc>
+          <w:tcPr>
+            <w:tcW w:type="dxa" w:w="-567"/>
+            <w:shd w:val="clear" w:color="auto" w:fill="1B5E20"/>
+          </w:tcPr>
+          <w:p>
+            <w:pPr>
+              <w:jc w:val="center"/>
+            </w:pPr>
+            <w:r>
+              <w:t>42.897,53</w:t>
+            </w:r>
+            <w:r>
+              <w:rPr>
+                <w:b/>
+                <w:i w:val="0"/>
+                <w:color w:val="FFFFFF"/>
+              </w:rPr>
+              <w:t>42.897,53</w:t>
+            </w:r>
+          </w:p>
+        </w:tc>
+        <w:tc>
+          <w:tcPr>
+            <w:tcW w:type="dxa" w:w="-567"/>
+            <w:shd w:val="clear" w:color="auto" w:fill="1B5E20"/>
+          </w:tcPr>
+          <w:p>
+            <w:pPr>
+              <w:jc w:val="center"/>
+            </w:pPr>
+            <w:r>
+              <w:t>La Aurora</w:t>
+            </w:r>
+            <w:r>
+              <w:rPr>
+                <w:b/>
+                <w:i w:val="0"/>
+                <w:color w:val="FFFFFF"/>
+              </w:rPr>
+              <w:t>La Aurora</w:t>
+            </w:r>
+          </w:p>
+        </w:tc>
+        <w:tc>
+          <w:tcPr>
+            <w:tcW w:type="dxa" w:w="-567"/>
+            <w:shd w:val="clear" w:color="auto" w:fill="1B5E20"/>
+          </w:tcPr>
+          <w:p>
+            <w:pPr>
+              <w:jc w:val="center"/>
+            </w:pPr>
+            <w:r>
+              <w:t>lavado</w:t>
+            </w:r>
+            <w:r>
+              <w:rPr>
+                <w:b/>
+                <w:i w:val="0"/>
+                <w:color w:val="FFFFFF"/>
+              </w:rPr>
+              <w:t>lavado</w:t>
+            </w:r>
+          </w:p>
+        </w:tc>
+        <w:tc>
+          <w:tcPr>
+            <w:tcW w:type="dxa" w:w="-567"/>
+            <w:shd w:val="clear" w:color="auto" w:fill="1B5E20"/>
+          </w:tcPr>
+          <w:p>
+            <w:pPr>
+              <w:jc w:val="center"/>
+            </w:pPr>
+            <w:r>
+              <w:t>13-49401</w:t>
+            </w:r>
+            <w:r>
+              <w:rPr>
+                <w:b/>
+                <w:i w:val="0"/>
+                <w:color w:val="FFFFFF"/>
+              </w:rPr>
+              <w:t>13-49401</w:t>
+            </w:r>
+          </w:p>
+        </w:tc>
+      </w:tr>
+      <w:tr>
+        <w:tc>
+          <w:tcPr>
+            <w:tcW w:type="dxa" w:w="-567"/>
+            <w:shd w:val="clear" w:color="auto" w:fill="1B5E20"/>
+          </w:tcPr>
+          <w:p>
+            <w:pPr>
+              <w:jc w:val="center"/>
+            </w:pPr>
+            <w:r>
+              <w:t>4</w:t>
+            </w:r>
+            <w:r>
+              <w:rPr>
+                <w:b/>
+                <w:i w:val="0"/>
+                <w:color w:val="FFFFFF"/>
+              </w:rPr>
+              <w:t>4</w:t>
+            </w:r>
+          </w:p>
+        </w:tc>
+        <w:tc>
+          <w:tcPr>
+            <w:tcW w:type="dxa" w:w="-567"/>
+            <w:shd w:val="clear" w:color="auto" w:fill="1B5E20"/>
+          </w:tcPr>
+          <w:p>
+            <w:pPr>
+              <w:jc w:val="center"/>
+            </w:pPr>
+            <w:r>
+              <w:t>21.448,77</w:t>
+            </w:r>
+            <w:r>
+              <w:rPr>
+                <w:b/>
+                <w:i w:val="0"/>
+                <w:color w:val="FFFFFF"/>
+              </w:rPr>
+              <w:t>21.448,77</w:t>
+            </w:r>
+          </w:p>
+        </w:tc>
+        <w:tc>
+          <w:tcPr>
+            <w:tcW w:type="dxa" w:w="-567"/>
+            <w:shd w:val="clear" w:color="auto" w:fill="1B5E20"/>
+          </w:tcPr>
+          <w:p>
+            <w:pPr>
+              <w:jc w:val="center"/>
+            </w:pPr>
+            <w:r>
+              <w:t>La Mariposa</w:t>
+            </w:r>
+            <w:r>
+              <w:rPr>
+                <w:b/>
+                <w:i w:val="0"/>
+                <w:color w:val="FFFFFF"/>
+              </w:rPr>
+              <w:t>La Mariposa</w:t>
+            </w:r>
+          </w:p>
+        </w:tc>
+        <w:tc>
+          <w:tcPr>
+            <w:tcW w:type="dxa" w:w="-567"/>
+            <w:shd w:val="clear" w:color="auto" w:fill="1B5E20"/>
+          </w:tcPr>
+          <w:p>
+            <w:pPr>
+              <w:jc w:val="center"/>
+            </w:pPr>
+            <w:r>
+              <w:t>lavado</w:t>
+            </w:r>
+            <w:r>
+              <w:rPr>
+                <w:b/>
+                <w:i w:val="0"/>
+                <w:color w:val="FFFFFF"/>
+              </w:rPr>
+              <w:t>lavado</w:t>
+            </w:r>
+          </w:p>
+        </w:tc>
+        <w:tc>
+          <w:tcPr>
+            <w:tcW w:type="dxa" w:w="-567"/>
+            <w:shd w:val="clear" w:color="auto" w:fill="1B5E20"/>
+          </w:tcPr>
+          <w:p>
+            <w:pPr>
+              <w:jc w:val="center"/>
+            </w:pPr>
+            <w:r>
+              <w:t>13-49402</w:t>
+            </w:r>
+            <w:r>
+              <w:rPr>
+                <w:b/>
+                <w:i w:val="0"/>
+                <w:color w:val="FFFFFF"/>
+              </w:rPr>
+              <w:t>13-49402</w:t>
+            </w:r>
+          </w:p>
+        </w:tc>
+      </w:tr>
+      <w:tr>
+        <w:tc>
+          <w:tcPr>
+            <w:tcW w:type="dxa" w:w="-567"/>
+            <w:shd w:val="clear" w:color="auto" w:fill="1B5E20"/>
+          </w:tcPr>
+          <w:p>
+            <w:pPr>
+              <w:jc w:val="center"/>
+            </w:pPr>
+            <w:r>
+              <w:t>5</w:t>
+            </w:r>
+            <w:r>
+              <w:rPr>
+                <w:b/>
+                <w:i w:val="0"/>
+                <w:color w:val="FFFFFF"/>
+              </w:rPr>
+              <w:t>5</w:t>
+            </w:r>
+          </w:p>
+        </w:tc>
+        <w:tc>
+          <w:tcPr>
+            <w:tcW w:type="dxa" w:w="-567"/>
+            <w:shd w:val="clear" w:color="auto" w:fill="1B5E20"/>
+          </w:tcPr>
+          <w:p>
+            <w:pPr>
+              <w:jc w:val="center"/>
+            </w:pPr>
+            <w:r>
+              <w:t>16.474,48</w:t>
+            </w:r>
+            <w:r>
+              <w:rPr>
+                <w:b/>
+                <w:i w:val="0"/>
+                <w:color w:val="FFFFFF"/>
+              </w:rPr>
+              <w:t>16.474,48</w:t>
+            </w:r>
+          </w:p>
+        </w:tc>
+        <w:tc>
+          <w:tcPr>
+            <w:tcW w:type="dxa" w:w="-567"/>
+            <w:shd w:val="clear" w:color="auto" w:fill="1B5E20"/>
+          </w:tcPr>
+          <w:p>
+            <w:pPr>
+              <w:jc w:val="center"/>
+            </w:pPr>
+            <w:r>
+              <w:t>La Requia</w:t>
+            </w:r>
+            <w:r>
+              <w:rPr>
+                <w:b/>
+                <w:i w:val="0"/>
+                <w:color w:val="FFFFFF"/>
+              </w:rPr>
+              <w:t>La Requia</w:t>
+            </w:r>
+          </w:p>
+        </w:tc>
+        <w:tc>
+          <w:tcPr>
+            <w:tcW w:type="dxa" w:w="-567"/>
+            <w:shd w:val="clear" w:color="auto" w:fill="1B5E20"/>
+          </w:tcPr>
+          <w:p>
+            <w:pPr>
+              <w:jc w:val="center"/>
+            </w:pPr>
+            <w:r>
+              <w:t>Geisha</w:t>
+            </w:r>
+            <w:r>
+              <w:rPr>
+                <w:b/>
+                <w:i w:val="0"/>
+                <w:color w:val="FFFFFF"/>
+              </w:rPr>
+              <w:t>Geisha</w:t>
+            </w:r>
+          </w:p>
+        </w:tc>
+        <w:tc>
+          <w:tcPr>
+            <w:tcW w:type="dxa" w:w="-567"/>
+            <w:shd w:val="clear" w:color="auto" w:fill="1B5E20"/>
+          </w:tcPr>
+          <w:p>
+            <w:pPr>
+              <w:jc w:val="center"/>
+            </w:pPr>
+            <w:r>
+              <w:t>(inferido)</w:t>
+            </w:r>
+            <w:r>
+              <w:rPr>
+                <w:b/>
+                <w:i w:val="0"/>
+                <w:color w:val="FFFFFF"/>
+              </w:rPr>
+              <w:t>(inferido)</w:t>
+            </w:r>
+          </w:p>
+        </w:tc>
+      </w:tr>
+      <w:tr>
+        <w:tc>
+          <w:tcPr>
+            <w:tcW w:type="dxa" w:w="-567"/>
+            <w:shd w:val="clear" w:color="auto" w:fill="1B5E20"/>
+          </w:tcPr>
+          <w:p>
+            <w:pPr>
+              <w:jc w:val="center"/>
+            </w:pPr>
+            <w:r>
+              <w:t>6</w:t>
+            </w:r>
+            <w:r>
+              <w:rPr>
+                <w:b/>
+                <w:i w:val="0"/>
+                <w:color w:val="FFFFFF"/>
+              </w:rPr>
+              <w:t>6</w:t>
+            </w:r>
+          </w:p>
+        </w:tc>
+        <w:tc>
+          <w:tcPr>
+            <w:tcW w:type="dxa" w:w="-567"/>
+            <w:shd w:val="clear" w:color="auto" w:fill="1B5E20"/>
+          </w:tcPr>
+          <w:p>
+            <w:pPr>
+              <w:jc w:val="center"/>
+            </w:pPr>
+            <w:r>
+              <w:t>17.645,79</w:t>
+            </w:r>
+            <w:r>
+              <w:rPr>
+                <w:b/>
+                <w:i w:val="0"/>
+                <w:color w:val="FFFFFF"/>
+              </w:rPr>
+              <w:t>17.645,79</w:t>
+            </w:r>
+          </w:p>
+        </w:tc>
+        <w:tc>
+          <w:tcPr>
+            <w:tcW w:type="dxa" w:w="-567"/>
+            <w:shd w:val="clear" w:color="auto" w:fill="1B5E20"/>
+          </w:tcPr>
+          <w:p>
+            <w:pPr>
+              <w:jc w:val="center"/>
+            </w:pPr>
+            <w:r>
+              <w:t>La Requia</w:t>
+            </w:r>
+            <w:r>
+              <w:rPr>
+                <w:b/>
+                <w:i w:val="0"/>
+                <w:color w:val="FFFFFF"/>
+              </w:rPr>
+              <w:t>La Requia</w:t>
+            </w:r>
+          </w:p>
+        </w:tc>
+        <w:tc>
+          <w:tcPr>
+            <w:tcW w:type="dxa" w:w="-567"/>
+            <w:shd w:val="clear" w:color="auto" w:fill="1B5E20"/>
+          </w:tcPr>
+          <w:p>
+            <w:pPr>
+              <w:jc w:val="center"/>
+            </w:pPr>
+            <w:r>
+              <w:t>Bourbon</w:t>
+            </w:r>
+            <w:r>
+              <w:rPr>
+                <w:b/>
+                <w:i w:val="0"/>
+                <w:color w:val="FFFFFF"/>
+              </w:rPr>
+              <w:t>Bourbon</w:t>
+            </w:r>
+          </w:p>
+        </w:tc>
+        <w:tc>
+          <w:tcPr>
+            <w:tcW w:type="dxa" w:w="-567"/>
+            <w:shd w:val="clear" w:color="auto" w:fill="1B5E20"/>
+          </w:tcPr>
+          <w:p>
+            <w:pPr>
+              <w:jc w:val="center"/>
+            </w:pPr>
+            <w:r>
+              <w:t>13-49404</w:t>
+            </w:r>
+            <w:r>
+              <w:rPr>
+                <w:b/>
+                <w:i w:val="0"/>
+                <w:color w:val="FFFFFF"/>
+              </w:rPr>
+              <w:t>13-49404</w:t>
+            </w:r>
+          </w:p>
+        </w:tc>
+      </w:tr>
+      <w:tr>
+        <w:tc>
+          <w:tcPr>
+            <w:tcW w:type="dxa" w:w="-567"/>
+            <w:shd w:val="clear" w:color="auto" w:fill="1B5E20"/>
+          </w:tcPr>
+          <w:p>
+            <w:pPr>
+              <w:jc w:val="center"/>
+            </w:pPr>
+            <w:r>
+              <w:t>7</w:t>
+            </w:r>
+            <w:r>
+              <w:rPr>
+                <w:b/>
+                <w:i w:val="0"/>
+                <w:color w:val="FFFFFF"/>
+              </w:rPr>
+              <w:t>7</w:t>
+            </w:r>
+          </w:p>
+        </w:tc>
+        <w:tc>
+          <w:tcPr>
+            <w:tcW w:type="dxa" w:w="-567"/>
+            <w:shd w:val="clear" w:color="auto" w:fill="1B5E20"/>
+          </w:tcPr>
+          <w:p>
+            <w:pPr>
+              <w:jc w:val="center"/>
+            </w:pPr>
+            <w:r>
+              <w:t>6.069,54</w:t>
+            </w:r>
+            <w:r>
+              <w:rPr>
+                <w:b/>
+                <w:i w:val="0"/>
+                <w:color w:val="FFFFFF"/>
+              </w:rPr>
+              <w:t>6.069,54</w:t>
+            </w:r>
+          </w:p>
+        </w:tc>
+        <w:tc>
+          <w:tcPr>
+            <w:tcW w:type="dxa" w:w="-567"/>
+            <w:shd w:val="clear" w:color="auto" w:fill="1B5E20"/>
+          </w:tcPr>
+          <w:p>
+            <w:pPr>
+              <w:jc w:val="center"/>
+            </w:pPr>
+            <w:r>
+              <w:t>Santa Sofia</w:t>
+            </w:r>
+            <w:r>
+              <w:rPr>
+                <w:b/>
+                <w:i w:val="0"/>
+                <w:color w:val="FFFFFF"/>
+              </w:rPr>
+              <w:t>Santa Sofia</w:t>
+            </w:r>
+          </w:p>
+        </w:tc>
+        <w:tc>
+          <w:tcPr>
+            <w:tcW w:type="dxa" w:w="-567"/>
+            <w:shd w:val="clear" w:color="auto" w:fill="1B5E20"/>
+          </w:tcPr>
+          <w:p>
+            <w:pPr>
+              <w:jc w:val="center"/>
+            </w:pPr>
+            <w:r>
+              <w:t>natural</w:t>
+            </w:r>
+            <w:r>
+              <w:rPr>
+                <w:b/>
+                <w:i w:val="0"/>
+                <w:color w:val="FFFFFF"/>
+              </w:rPr>
+              <w:t>natural</w:t>
+            </w:r>
+          </w:p>
+        </w:tc>
+        <w:tc>
+          <w:tcPr>
+            <w:tcW w:type="dxa" w:w="-567"/>
+            <w:shd w:val="clear" w:color="auto" w:fill="1B5E20"/>
+          </w:tcPr>
+          <w:p>
+            <w:pPr>
+              <w:jc w:val="center"/>
+            </w:pPr>
+            <w:r>
+              <w:t>13-49405</w:t>
+            </w:r>
+            <w:r>
+              <w:rPr>
+                <w:b/>
+                <w:i w:val="0"/>
+                <w:color w:val="FFFFFF"/>
+              </w:rPr>
+              <w:t>13-49405</w:t>
+            </w:r>
+          </w:p>
+        </w:tc>
+      </w:tr>
+      <w:tr>
+        <w:tc>
+          <w:tcPr>
+            <w:tcW w:type="dxa" w:w="-567"/>
+            <w:shd w:val="clear" w:color="auto" w:fill="1B5E20"/>
+          </w:tcPr>
+          <w:p>
+            <w:pPr>
+              <w:jc w:val="center"/>
+            </w:pPr>
+            <w:r>
+              <w:t>8</w:t>
+            </w:r>
+            <w:r>
+              <w:rPr>
+                <w:b/>
+                <w:i w:val="0"/>
+                <w:color w:val="FFFFFF"/>
+              </w:rPr>
+              <w:t>8</w:t>
+            </w:r>
+          </w:p>
+        </w:tc>
+        <w:tc>
+          <w:tcPr>
+            <w:tcW w:type="dxa" w:w="-567"/>
+            <w:shd w:val="clear" w:color="auto" w:fill="1B5E20"/>
+          </w:tcPr>
+          <w:p>
+            <w:pPr>
+              <w:jc w:val="center"/>
+            </w:pPr>
+            <w:r>
+              <w:t>8.670,78</w:t>
+            </w:r>
+            <w:r>
+              <w:rPr>
+                <w:b/>
+                <w:i w:val="0"/>
+                <w:color w:val="FFFFFF"/>
+              </w:rPr>
+              <w:t>8.670,78</w:t>
+            </w:r>
+          </w:p>
+        </w:tc>
+        <w:tc>
+          <w:tcPr>
+            <w:tcW w:type="dxa" w:w="-567"/>
+            <w:shd w:val="clear" w:color="auto" w:fill="1B5E20"/>
+          </w:tcPr>
+          <w:p>
+            <w:pPr>
+              <w:jc w:val="center"/>
+            </w:pPr>
+            <w:r>
+              <w:t>Santa Sofia</w:t>
+            </w:r>
+            <w:r>
+              <w:rPr>
+                <w:b/>
+                <w:i w:val="0"/>
+                <w:color w:val="FFFFFF"/>
+              </w:rPr>
+              <w:t>Santa Sofia</w:t>
+            </w:r>
+          </w:p>
+        </w:tc>
+        <w:tc>
+          <w:tcPr>
+            <w:tcW w:type="dxa" w:w="-567"/>
+            <w:shd w:val="clear" w:color="auto" w:fill="1B5E20"/>
+          </w:tcPr>
+          <w:p>
+            <w:pPr>
+              <w:jc w:val="center"/>
+            </w:pPr>
+            <w:r>
+              <w:t>honey</w:t>
+            </w:r>
+            <w:r>
+              <w:rPr>
+                <w:b/>
+                <w:i w:val="0"/>
+                <w:color w:val="FFFFFF"/>
+              </w:rPr>
+              <w:t>honey</w:t>
+            </w:r>
+          </w:p>
+        </w:tc>
+        <w:tc>
+          <w:tcPr>
+            <w:tcW w:type="dxa" w:w="-567"/>
+            <w:shd w:val="clear" w:color="auto" w:fill="1B5E20"/>
+          </w:tcPr>
+          <w:p>
+            <w:pPr>
+              <w:jc w:val="center"/>
+            </w:pPr>
+            <w:r>
+              <w:t>13-49406</w:t>
+            </w:r>
+            <w:r>
+              <w:rPr>
+                <w:b/>
+                <w:i w:val="0"/>
+                <w:color w:val="FFFFFF"/>
+              </w:rPr>
+              <w:t>13-49406</w:t>
+            </w:r>
+          </w:p>
+        </w:tc>
+      </w:tr>
+      <w:tr>
+        <w:tc>
+          <w:tcPr>
+            <w:tcW w:type="dxa" w:w="-567"/>
+            <w:shd w:val="clear" w:color="auto" w:fill="1B5E20"/>
+          </w:tcPr>
+          <w:p>
+            <w:pPr>
+              <w:jc w:val="center"/>
+            </w:pPr>
+            <w:r>
+              <w:t>9</w:t>
+            </w:r>
+            <w:r>
+              <w:rPr>
+                <w:b/>
+                <w:i w:val="0"/>
+                <w:color w:val="FFFFFF"/>
+              </w:rPr>
+              <w:t>9</w:t>
+            </w:r>
+          </w:p>
+        </w:tc>
+        <w:tc>
+          <w:tcPr>
+            <w:tcW w:type="dxa" w:w="-567"/>
+            <w:shd w:val="clear" w:color="auto" w:fill="1B5E20"/>
+          </w:tcPr>
+          <w:p>
+            <w:pPr>
+              <w:jc w:val="center"/>
+            </w:pPr>
+            <w:r>
+              <w:t>20.292,68</w:t>
+            </w:r>
+            <w:r>
+              <w:rPr>
+                <w:b/>
+                <w:i w:val="0"/>
+                <w:color w:val="FFFFFF"/>
+              </w:rPr>
+              <w:t>20.292,68</w:t>
+            </w:r>
+          </w:p>
+        </w:tc>
+        <w:tc>
+          <w:tcPr>
+            <w:tcW w:type="dxa" w:w="-567"/>
+            <w:shd w:val="clear" w:color="auto" w:fill="1B5E20"/>
+          </w:tcPr>
+          <w:p>
+            <w:pPr>
+              <w:jc w:val="center"/>
+            </w:pPr>
+            <w:r>
+              <w:t>Cemcavir</w:t>
+            </w:r>
+            <w:r>
+              <w:rPr>
+                <w:b/>
+                <w:i w:val="0"/>
+                <w:color w:val="FFFFFF"/>
+              </w:rPr>
+              <w:t>Cemcavir</w:t>
+            </w:r>
+          </w:p>
+        </w:tc>
+        <w:tc>
+          <w:tcPr>
+            <w:tcW w:type="dxa" w:w="-567"/>
+            <w:shd w:val="clear" w:color="auto" w:fill="1B5E20"/>
+          </w:tcPr>
+          <w:p>
+            <w:pPr>
+              <w:jc w:val="center"/>
+            </w:pPr>
+            <w:r>
+              <w:t>lavado</w:t>
+            </w:r>
+            <w:r>
+              <w:rPr>
+                <w:b/>
+                <w:i w:val="0"/>
+                <w:color w:val="FFFFFF"/>
+              </w:rPr>
+              <w:t>lavado</w:t>
+            </w:r>
+          </w:p>
+        </w:tc>
+        <w:tc>
+          <w:tcPr>
+            <w:tcW w:type="dxa" w:w="-567"/>
+            <w:shd w:val="clear" w:color="auto" w:fill="1B5E20"/>
+          </w:tcPr>
+          <w:p>
+            <w:pPr>
+              <w:jc w:val="center"/>
+            </w:pPr>
+            <w:r>
+              <w:t>13-49407</w:t>
+            </w:r>
+            <w:r>
+              <w:rPr>
+                <w:b/>
+                <w:i w:val="0"/>
+                <w:color w:val="FFFFFF"/>
+              </w:rPr>
+              <w:t>13-49407</w:t>
+            </w:r>
+          </w:p>
+        </w:tc>
+      </w:tr>
+    </w:tbl>
+    <w:p/>
+    <w:p>
+      <w:pPr>
+        <w:jc w:val="both"/>
+      </w:pPr>
+      <w:r>
+        <w:rPr>
+          <w:b/>
+          <w:i w:val="0"/>
+        </w:rPr>
+        <w:t>Seis fincas distintas en nueve lotes</w:t>
+      </w:r>
+      <w:r>
+        <w:rPr>
+          <w:b w:val="0"/>
+          <w:i w:val="0"/>
+        </w:rPr>
+        <w:t xml:space="preserve">: La Requia aparece tres veces, una por variedad (sin variedad, Geisha, Bourbon). Cada lote lleva su numero de contrato, escritos por la cooperativa en el campo libre de la descripcion de la mercancia. </w:t>
+      </w:r>
+      <w:r>
+        <w:rPr>
+          <w:b/>
+          <w:i w:val="0"/>
+        </w:rPr>
+        <w:t>Es lo mas cerca de la parcela que existe en todo el corpus, y aparece en una sola declaracion.</w:t>
+      </w:r>
+      <w:r>
+        <w:rPr>
+          <w:b w:val="0"/>
+          <w:i w:val="0"/>
+        </w:rPr>
+        <w:t xml:space="preserve"> [M]</w:t>
+      </w:r>
+    </w:p>
+    <w:p/>
+    <w:p>
+      <w:pPr>
+        <w:jc w:val="both"/>
+      </w:pPr>
+      <w:r>
+        <w:rPr>
+          <w:b w:val="0"/>
+          <w:i w:val="0"/>
+        </w:rPr>
+        <w:t xml:space="preserve">El patron que la cooperativa escribe siempre es `G1 &lt;FINCA&gt; [-&lt;variedad&gt;] CTR &lt;numero&gt;`. El PDF corta la descripcion a 100 caracteres y en tres items el contrato queda partido: 13-49400 y 13-49402 se reconstruyen porque el codigo completo aparece al principio de la linea siguiente; el del item 5 no se recupera del PDF en absoluto y 13-49403 es </w:t>
+      </w:r>
+      <w:r>
+        <w:rPr>
+          <w:b/>
+          <w:i w:val="0"/>
+        </w:rPr>
+        <w:t>inferencia</w:t>
+      </w:r>
+      <w:r>
+        <w:rPr>
+          <w:b w:val="0"/>
+          <w:i w:val="0"/>
+        </w:rPr>
+        <w:t xml:space="preserve"> por la serie correlativa. La hoja `FINCAS` marca estos casos en la columna `contrato_truncado`.</w:t>
+      </w:r>
+    </w:p>
+    <w:p/>
+    <w:p>
+      <w:pPr>
+        <w:jc w:val="both"/>
+      </w:pPr>
+      <w:r>
+        <w:rPr>
+          <w:b w:val="0"/>
+          <w:i w:val="0"/>
+        </w:rPr>
+        <w:t>Nota de control: "G1" tambien es un grado de exportacion, no solo una finca. El parser exige ademas la palabra `FINCA` o el bloque `CTR`, sin lo cual entra como finca "Coffee Organic" y "Coffee Big Bags Of", que no lo son.</w:t>
+      </w:r>
+    </w:p>
+    <w:p/>
+    <w:p>
+      <w:pPr>
+        <w:jc w:val="both"/>
+      </w:pPr>
+      <w:r>
+        <w:rPr>
+          <w:b w:val="0"/>
+          <w:i w:val="0"/>
+        </w:rPr>
+        <w:t>Argumento que sostiene esto: la trazabilidad al origen no requiere un sistema nuevo, requiere que alguien escriba el nombre en el campo correcto.</w:t>
+      </w:r>
+    </w:p>
+    <w:p/>
+    <w:p>
+      <w:pPr>
+        <w:jc w:val="both"/>
+      </w:pPr>
+      <w:r>
+        <w:rPr>
+          <w:b/>
+          <w:i w:val="0"/>
+        </w:rPr>
+        <w:t>4. El cacao casi no esta.</w:t>
+      </w:r>
+      <w:r>
+        <w:rPr>
+          <w:b w:val="0"/>
+          <w:i w:val="0"/>
+        </w:rPr>
+        <w:t xml:space="preserve"> 5 items de 312 (1,6%), </w:t>
+      </w:r>
+      <w:r>
+        <w:rPr>
+          <w:b/>
+          <w:i w:val="0"/>
+        </w:rPr>
+        <w:t>US$ 449.326 = 1,10% del FOB del corpus</w:t>
+      </w:r>
+      <w:r>
+        <w:rPr>
+          <w:b w:val="0"/>
+          <w:i w:val="0"/>
+        </w:rPr>
+        <w:t xml:space="preserve">, 74.901 kg, 3 exportadores, </w:t>
+      </w:r>
+      <w:r>
+        <w:rPr>
+          <w:b/>
+          <w:i w:val="0"/>
+        </w:rPr>
+        <w:t>cero identificadores de origen</w:t>
+      </w:r>
+      <w:r>
+        <w:rPr>
+          <w:b w:val="0"/>
+          <w:i w:val="0"/>
+        </w:rPr>
+        <w:t>. Todo el analisis de identificadores es cafe. El post menciona el cacao porque el universo exportador lo incluye, pero la evidencia de detalle es casi inexistente. [M]</w:t>
+      </w:r>
+    </w:p>
+    <w:p/>
+    <w:p>
+      <w:pPr>
+        <w:jc w:val="both"/>
+      </w:pPr>
+      <w:r>
+        <w:rPr>
+          <w:b/>
+          <w:i w:val="0"/>
+        </w:rPr>
+        <w:t>5. Hallazgo de calidad de dato: doce items con FOB en multiplo exacto de 50.000.</w:t>
+      </w:r>
+      <w:r>
+        <w:rPr>
+          <w:b w:val="0"/>
+          <w:i w:val="0"/>
+        </w:rPr>
+        <w:t xml:space="preserve"> Nueve de US$ 50.000 y tres de US$ 100.000, </w:t>
+      </w:r>
+      <w:r>
+        <w:rPr>
+          <w:b/>
+          <w:i w:val="0"/>
+        </w:rPr>
+        <w:t>US$ 750.000 = 1,83% del corpus</w:t>
+      </w:r>
+      <w:r>
+        <w:rPr>
+          <w:b w:val="0"/>
+          <w:i w:val="0"/>
+        </w:rPr>
+        <w:t>. Todos son item 2 o 3, todos con bultos en cero, todos con peso exacto de 18.975 o 20.700 kg, y todos en DUAs `SIN_CABECERA`.</w:t>
+      </w:r>
+    </w:p>
+    <w:p/>
+    <w:p>
+      <w:pPr>
+        <w:jc w:val="both"/>
+      </w:pPr>
+      <w:r>
+        <w:rPr>
+          <w:b w:val="0"/>
+          <w:i w:val="0"/>
+        </w:rPr>
+        <w:t xml:space="preserve">Tienen la misma firma que los 11 items fantasma ya excluidos (US$ 500.000). El filtro actual necesita el campo 6.5 de la cabecera para detectar el duplicado, y estos items estan en DUAs que no la tienen: </w:t>
+      </w:r>
+      <w:r>
+        <w:rPr>
+          <w:b/>
+          <w:i w:val="0"/>
+        </w:rPr>
+        <w:t>el filtro no los puede detectar por construccion, no por error</w:t>
+      </w:r>
+      <w:r>
+        <w:rPr>
+          <w:b w:val="0"/>
+          <w:i w:val="0"/>
+        </w:rPr>
+        <w:t>. Quedan para revision manual, no se excluyen. [M]</w:t>
+      </w:r>
+    </w:p>
+    <w:p/>
+    <w:p>
+      <w:pPr>
+        <w:jc w:val="both"/>
+      </w:pPr>
+      <w:r>
+        <w:rPr>
+          <w:b/>
+          <w:i w:val="0"/>
+        </w:rPr>
+        <w:t>6. Otros datos.</w:t>
+      </w:r>
+      <w:r>
+        <w:rPr>
+          <w:b w:val="0"/>
+          <w:i w:val="0"/>
+        </w:rPr>
+        <w:t xml:space="preserve"> PESO INCOMPLETO: 32 items con "00 KG" donde deberia ir el peso del envase, US$ 4.628.732 = 11,3% del corpus (Casil 9, Valle Grande 8, Ocumal 7). ADUANAS: solo Paita (74,7% del FOB), Callao (25,3%) y una DUA aerea de US$ 410.</w:t>
+      </w:r>
+    </w:p>
+    <w:p/>
+    <w:p>
+      <w:pPr>
+        <w:jc w:val="both"/>
+      </w:pPr>
+      <w:r>
+        <w:rPr>
+          <w:b/>
+          <w:i w:val="0"/>
+        </w:rPr>
+        <w:t>7. Vacios estructurales del formulario.</w:t>
+      </w:r>
+      <w:r>
+        <w:rPr>
+          <w:b w:val="0"/>
+          <w:i w:val="0"/>
+        </w:rPr>
+        <w:t xml:space="preserve"> La DUA no tiene campo para volumen de Robusta. Solo se mide por la palabra del texto libre: </w:t>
+      </w:r>
+      <w:r>
+        <w:rPr>
+          <w:b/>
+          <w:i w:val="0"/>
+        </w:rPr>
+        <w:t>0 items, 0 menciones de "CATIMOR" o "CATIMAO"</w:t>
+      </w:r>
+      <w:r>
+        <w:rPr>
+          <w:b w:val="0"/>
+          <w:i w:val="0"/>
+        </w:rPr>
+        <w:t>. Igual para Criollo, Trinitario, Forastero y Amazonico (0 cada uno) y para Rainforest, UTZ y "sostenible" (0 cada una). Solo se registran organico (108) y Fairtrade (10) porque son las unicas dos que los exportadores escriben. Es un vacio del formulario, no ausencia de produccion. [M]</w:t>
+      </w:r>
+    </w:p>
+    <w:p/>
+    <w:p>
+      <w:pPr>
+        <w:jc w:val="both"/>
+      </w:pPr>
+      <w:r>
+        <w:rPr>
+          <w:b/>
+          <w:i w:val="0"/>
+        </w:rPr>
+        <w:t>8. FAIRTRADE esta hiperconcentrado.</w:t>
+      </w:r>
+      <w:r>
+        <w:rPr>
+          <w:b w:val="0"/>
+          <w:i w:val="0"/>
+        </w:rPr>
+        <w:t xml:space="preserve"> Los 10 items Fairtrade son todos de COCLA, US$ 1.276.458. Todos con clave de origen y serie ICO, ninguno con lote ni numero de marca. [M]</w:t>
+      </w:r>
+    </w:p>
+    <w:p/>
+    <w:p>
+      <w:pPr>
+        <w:jc w:val="both"/>
+      </w:pPr>
+      <w:r>
+        <w:rPr>
+          <w:b/>
+          <w:i w:val="0"/>
+        </w:rPr>
+        <w:t>9. Error mio de analisis, corregido.</w:t>
+      </w:r>
+      <w:r>
+        <w:rPr>
+          <w:b w:val="0"/>
+          <w:i w:val="0"/>
+        </w:rPr>
+        <w:t xml:space="preserve"> Al comparar por exportador primero leí `organico == True` y obtuve ceros para todos. Las columnas se escriben en el libro como texto `SI` o vacio, no como booleanos. Recalculado con `SI` se obtiene 108 organicos y 10 Fairtrade, coherente con la entrada del 2026-10-04. Las cifras de esa entrada no cambian; el error fue solo del script de analisis.</w:t>
+      </w:r>
+    </w:p>
+    <w:p/>
+    <w:p>
+      <w:pPr>
+        <w:jc w:val="both"/>
+      </w:pPr>
+      <w:r>
+        <w:rPr>
+          <w:b/>
+          <w:i w:val="0"/>
+        </w:rPr>
+        <w:t>10. Cambios en los archivos.</w:t>
+      </w:r>
+      <w:r>
+        <w:rPr>
+          <w:b w:val="0"/>
+          <w:i w:val="0"/>
+        </w:rPr>
+        <w:t xml:space="preserve"> Post reescrito a </w:t>
+      </w:r>
+      <w:r>
+        <w:rPr>
+          <w:b/>
+          <w:i w:val="0"/>
+        </w:rPr>
+        <w:t>2.888 caracteres</w:t>
+      </w:r>
+      <w:r>
+        <w:rPr>
+          <w:b w:val="0"/>
+          <w:i w:val="0"/>
+        </w:rPr>
+        <w:t xml:space="preserve"> con la redaccion "menos de un tercio" y el bloque de fincas; sus notas de precision documentan las cuatro afirmaciones retiradas. Backup: `respaldos\duas\DUA_CONSOLIDADO_series_ico_20261002.xlsx`.</w:t>
+      </w:r>
+    </w:p>
+    <w:p/>
+    <w:p>
+      <w:pPr>
+        <w:ind w:left="567" w:right="567"/>
+      </w:pPr>
+      <w:r>
+        <w:rPr>
+          <w:b w:val="0"/>
+          <w:i/>
+          <w:color w:val="2E7D32"/>
+        </w:rPr>
+        <w:t>« *Append-only. Entrada más reciente primero.* »</w:t>
+      </w:r>
+    </w:p>
+    <w:p/>
+    <w:p/>
+    <w:p>
+      <w:pPr>
+        <w:pStyle w:val="Heading2"/>
+      </w:pPr>
+      <w:r>
+        <w:rPr>
+          <w:color w:val="2E7D32"/>
+        </w:rPr>
+        <w:t>2026-10-06c — tercera depuracion del universo exportador: 54 → 52 → 51, y US$ 2.786,5 M → 2.740 M</w:t>
+      </w:r>
+    </w:p>
+    <w:p/>
+    <w:p>
+      <w:pPr>
+        <w:jc w:val="both"/>
+      </w:pPr>
+      <w:r>
+        <w:rPr>
+          <w:b/>
+          <w:i w:val="0"/>
+        </w:rPr>
+        <w:t>CORRECCION de la linea base.</w:t>
+      </w:r>
+      <w:r>
+        <w:rPr>
+          <w:b w:val="0"/>
+          <w:i w:val="0"/>
+        </w:rPr>
+        <w:t xml:space="preserve"> El depurado del universo exportador se ha aplicado tres veces y la cifra sigue bajando. La version que circula en el post es la tercera:</w:t>
+      </w:r>
+    </w:p>
+    <w:p/>
+    <w:tbl>
+      <w:tblPr>
+        <w:tblStyle w:val="TableGrid"/>
+        <w:tblW w:type="auto" w:w="0"/>
+        <w:tblLook w:firstColumn="1" w:firstRow="1" w:lastColumn="0" w:lastRow="0" w:noHBand="0" w:noVBand="1" w:val="04A0"/>
+      </w:tblPr>
+      <w:tblGrid>
+        <w:gridCol w:w="-567"/>
+        <w:gridCol w:w="-567"/>
+        <w:gridCol w:w="-567"/>
+        <w:gridCol w:w="-567"/>
+        <w:gridCol w:w="-567"/>
+      </w:tblGrid>
+      <w:tr>
+        <w:tc>
+          <w:tcPr>
+            <w:tcW w:type="dxa" w:w="-567"/>
+            <w:shd w:val="clear" w:color="auto" w:fill="1B5E20"/>
+          </w:tcPr>
+          <w:p>
+            <w:pPr>
+              <w:jc w:val="center"/>
+            </w:pPr>
+            <w:r>
+              <w:t>Version</w:t>
+            </w:r>
+            <w:r>
+              <w:rPr>
+                <w:b/>
+                <w:i w:val="0"/>
+                <w:color w:val="FFFFFF"/>
+              </w:rPr>
+              <w:t>Version</w:t>
+            </w:r>
+          </w:p>
+        </w:tc>
+        <w:tc>
+          <w:tcPr>
+            <w:tcW w:type="dxa" w:w="-567"/>
+            <w:shd w:val="clear" w:color="auto" w:fill="1B5E20"/>
+          </w:tcPr>
+          <w:p>
+            <w:pPr>
+              <w:jc w:val="center"/>
+            </w:pPr>
+            <w:r>
+              <w:t>Cooperativas cafe/cacao</w:t>
+            </w:r>
+            <w:r>
+              <w:rPr>
+                <w:b/>
+                <w:i w:val="0"/>
+                <w:color w:val="FFFFFF"/>
+              </w:rPr>
+              <w:t>Cooperativas cafe/cacao</w:t>
+            </w:r>
+          </w:p>
+        </w:tc>
+        <w:tc>
+          <w:tcPr>
+            <w:tcW w:type="dxa" w:w="-567"/>
+            <w:shd w:val="clear" w:color="auto" w:fill="1B5E20"/>
+          </w:tcPr>
+          <w:p>
+            <w:pPr>
+              <w:jc w:val="center"/>
+            </w:pPr>
+            <w:r>
+              <w:t>Con destino UE</w:t>
+            </w:r>
+            <w:r>
+              <w:rPr>
+                <w:b/>
+                <w:i w:val="0"/>
+                <w:color w:val="FFFFFF"/>
+              </w:rPr>
+              <w:t>Con destino UE</w:t>
+            </w:r>
+          </w:p>
+        </w:tc>
+        <w:tc>
+          <w:tcPr>
+            <w:tcW w:type="dxa" w:w="-567"/>
+            <w:shd w:val="clear" w:color="auto" w:fill="1B5E20"/>
+          </w:tcPr>
+          <w:p>
+            <w:pPr>
+              <w:jc w:val="center"/>
+            </w:pPr>
+            <w:r>
+              <w:t>FOB acumulado</w:t>
+            </w:r>
+            <w:r>
+              <w:rPr>
+                <w:b/>
+                <w:i w:val="0"/>
+                <w:color w:val="FFFFFF"/>
+              </w:rPr>
+              <w:t>FOB acumulado</w:t>
+            </w:r>
+          </w:p>
+        </w:tc>
+        <w:tc>
+          <w:tcPr>
+            <w:tcW w:type="dxa" w:w="-567"/>
+            <w:shd w:val="clear" w:color="auto" w:fill="1B5E20"/>
+          </w:tcPr>
+          <w:p>
+            <w:pPr>
+              <w:jc w:val="center"/>
+            </w:pPr>
+            <w:r>
+              <w:t>Que se elimino en esa pasada</w:t>
+            </w:r>
+            <w:r>
+              <w:rPr>
+                <w:b/>
+                <w:i w:val="0"/>
+                <w:color w:val="FFFFFF"/>
+              </w:rPr>
+              <w:t>Que se elimino en esa pasada</w:t>
+            </w:r>
+          </w:p>
+        </w:tc>
+      </w:tr>
+      <w:tr>
+        <w:tc>
+          <w:tcPr>
+            <w:tcW w:type="dxa" w:w="-567"/>
+            <w:shd w:val="clear" w:color="auto" w:fill="1B5E20"/>
+          </w:tcPr>
+          <w:p>
+            <w:pPr>
+              <w:jc w:val="center"/>
+            </w:pPr>
+            <w:r>
+              <w:t>1 (2026-10-01)</w:t>
+            </w:r>
+            <w:r>
+              <w:rPr>
+                <w:b/>
+                <w:i w:val="0"/>
+                <w:color w:val="FFFFFF"/>
+              </w:rPr>
+              <w:t>1 (2026-10-01)</w:t>
+            </w:r>
+          </w:p>
+        </w:tc>
+        <w:tc>
+          <w:tcPr>
+            <w:tcW w:type="dxa" w:w="-567"/>
+            <w:shd w:val="clear" w:color="auto" w:fill="1B5E20"/>
+          </w:tcPr>
+          <w:p>
+            <w:pPr>
+              <w:jc w:val="center"/>
+            </w:pPr>
+            <w:r>
+              <w:t>54</w:t>
+            </w:r>
+            <w:r>
+              <w:rPr>
+                <w:b/>
+                <w:i w:val="0"/>
+                <w:color w:val="FFFFFF"/>
+              </w:rPr>
+              <w:t>54</w:t>
+            </w:r>
+          </w:p>
+        </w:tc>
+        <w:tc>
+          <w:tcPr>
+            <w:tcW w:type="dxa" w:w="-567"/>
+            <w:shd w:val="clear" w:color="auto" w:fill="1B5E20"/>
+          </w:tcPr>
+          <w:p>
+            <w:pPr>
+              <w:jc w:val="center"/>
+            </w:pPr>
+            <w:r>
+              <w:t>52</w:t>
+            </w:r>
+            <w:r>
+              <w:rPr>
+                <w:b/>
+                <w:i w:val="0"/>
+                <w:color w:val="FFFFFF"/>
+              </w:rPr>
+              <w:t>52</w:t>
+            </w:r>
+          </w:p>
+        </w:tc>
+        <w:tc>
+          <w:tcPr>
+            <w:tcW w:type="dxa" w:w="-567"/>
+            <w:shd w:val="clear" w:color="auto" w:fill="1B5E20"/>
+          </w:tcPr>
+          <w:p>
+            <w:pPr>
+              <w:jc w:val="center"/>
+            </w:pPr>
+            <w:r>
+              <w:t>US$ 2.786,5 M</w:t>
+            </w:r>
+            <w:r>
+              <w:rPr>
+                <w:b/>
+                <w:i w:val="0"/>
+                <w:color w:val="FFFFFF"/>
+              </w:rPr>
+              <w:t>US$ 2.786,5 M</w:t>
+            </w:r>
+          </w:p>
+        </w:tc>
+        <w:tc>
+          <w:tcPr>
+            <w:tcW w:type="dxa" w:w="-567"/>
+            <w:shd w:val="clear" w:color="auto" w:fill="1B5E20"/>
+          </w:tcPr>
+          <w:p>
+            <w:pPr>
+              <w:jc w:val="center"/>
+            </w:pPr>
+            <w:r>
+              <w:t>depurado inicial: banano, mango, platano, palta y placeholders por nombre</w:t>
+            </w:r>
+            <w:r>
+              <w:rPr>
+                <w:b/>
+                <w:i w:val="0"/>
+                <w:color w:val="FFFFFF"/>
+              </w:rPr>
+              <w:t>depurado inicial: banano, mango, platano, palta y placeholders por nombre</w:t>
+            </w:r>
+          </w:p>
+        </w:tc>
+      </w:tr>
+      <w:tr>
+        <w:tc>
+          <w:tcPr>
+            <w:tcW w:type="dxa" w:w="-567"/>
+            <w:shd w:val="clear" w:color="auto" w:fill="1B5E20"/>
+          </w:tcPr>
+          <w:p>
+            <w:pPr>
+              <w:jc w:val="center"/>
+            </w:pPr>
+            <w:r>
+              <w:t>2</w:t>
+            </w:r>
+            <w:r>
+              <w:rPr>
+                <w:b/>
+                <w:i w:val="0"/>
+                <w:color w:val="FFFFFF"/>
+              </w:rPr>
+              <w:t>2</w:t>
+            </w:r>
+          </w:p>
+        </w:tc>
+        <w:tc>
+          <w:tcPr>
+            <w:tcW w:type="dxa" w:w="-567"/>
+            <w:shd w:val="clear" w:color="auto" w:fill="1B5E20"/>
+          </w:tcPr>
+          <w:p>
+            <w:pPr>
+              <w:jc w:val="center"/>
+            </w:pPr>
+            <w:r>
+              <w:t>53</w:t>
+            </w:r>
+            <w:r>
+              <w:rPr>
+                <w:b/>
+                <w:i w:val="0"/>
+                <w:color w:val="FFFFFF"/>
+              </w:rPr>
+              <w:t>53</w:t>
+            </w:r>
+          </w:p>
+        </w:tc>
+        <w:tc>
+          <w:tcPr>
+            <w:tcW w:type="dxa" w:w="-567"/>
+            <w:shd w:val="clear" w:color="auto" w:fill="1B5E20"/>
+          </w:tcPr>
+          <w:p>
+            <w:pPr>
+              <w:jc w:val="center"/>
+            </w:pPr>
+            <w:r>
+              <w:t>51</w:t>
+            </w:r>
+            <w:r>
+              <w:rPr>
+                <w:b/>
+                <w:i w:val="0"/>
+                <w:color w:val="FFFFFF"/>
+              </w:rPr>
+              <w:t>51</w:t>
+            </w:r>
+          </w:p>
+        </w:tc>
+        <w:tc>
+          <w:tcPr>
+            <w:tcW w:type="dxa" w:w="-567"/>
+            <w:shd w:val="clear" w:color="auto" w:fill="1B5E20"/>
+          </w:tcPr>
+          <w:p>
+            <w:pPr>
+              <w:jc w:val="center"/>
+            </w:pPr>
+            <w:r>
+              <w:t>—</w:t>
+            </w:r>
+            <w:r>
+              <w:rPr>
+                <w:b/>
+                <w:i w:val="0"/>
+                <w:color w:val="FFFFFF"/>
+              </w:rPr>
+              <w:t>—</w:t>
+            </w:r>
+          </w:p>
+        </w:tc>
+        <w:tc>
+          <w:tcPr>
+            <w:tcW w:type="dxa" w:w="-567"/>
+            <w:shd w:val="clear" w:color="auto" w:fill="1B5E20"/>
+          </w:tcPr>
+          <w:p>
+            <w:pPr>
+              <w:jc w:val="center"/>
+            </w:pPr>
+            <w:r>
+              <w:t>una razon social que era un filing comercial, no un productor</w:t>
+            </w:r>
+            <w:r>
+              <w:rPr>
+                <w:b/>
+                <w:i w:val="0"/>
+                <w:color w:val="FFFFFF"/>
+              </w:rPr>
+              <w:t>una razon social que era un filing comercial, no un productor</w:t>
+            </w:r>
+          </w:p>
+        </w:tc>
+      </w:tr>
+      <w:tr>
+        <w:tc>
+          <w:tcPr>
+            <w:tcW w:type="dxa" w:w="-567"/>
+            <w:shd w:val="clear" w:color="auto" w:fill="1B5E20"/>
+          </w:tcPr>
+          <w:p>
+            <w:pPr>
+              <w:jc w:val="center"/>
+            </w:pPr>
+            <w:r>
+              <w:t>3 (vigente)</w:t>
+            </w:r>
+            <w:r>
+              <w:rPr>
+                <w:b/>
+                <w:i w:val="0"/>
+                <w:color w:val="FFFFFF"/>
+              </w:rPr>
+              <w:t>3 (vigente)</w:t>
+            </w:r>
+          </w:p>
+        </w:tc>
+        <w:tc>
+          <w:tcPr>
+            <w:tcW w:type="dxa" w:w="-567"/>
+            <w:shd w:val="clear" w:color="auto" w:fill="1B5E20"/>
+          </w:tcPr>
+          <w:p>
+            <w:pPr>
+              <w:jc w:val="center"/>
+            </w:pPr>
+            <w:r>
+              <w:t>51</w:t>
+            </w:r>
+            <w:r>
+              <w:rPr>
+                <w:b/>
+                <w:i w:val="0"/>
+                <w:color w:val="FFFFFF"/>
+              </w:rPr>
+              <w:t>51</w:t>
+            </w:r>
+          </w:p>
+        </w:tc>
+        <w:tc>
+          <w:tcPr>
+            <w:tcW w:type="dxa" w:w="-567"/>
+            <w:shd w:val="clear" w:color="auto" w:fill="1B5E20"/>
+          </w:tcPr>
+          <w:p>
+            <w:pPr>
+              <w:jc w:val="center"/>
+            </w:pPr>
+            <w:r>
+              <w:t>51</w:t>
+            </w:r>
+            <w:r>
+              <w:rPr>
+                <w:b/>
+                <w:i w:val="0"/>
+                <w:color w:val="FFFFFF"/>
+              </w:rPr>
+              <w:t>51</w:t>
+            </w:r>
+          </w:p>
+        </w:tc>
+        <w:tc>
+          <w:tcPr>
+            <w:tcW w:type="dxa" w:w="-567"/>
+            <w:shd w:val="clear" w:color="auto" w:fill="1B5E20"/>
+          </w:tcPr>
+          <w:p>
+            <w:pPr>
+              <w:jc w:val="center"/>
+            </w:pPr>
+            <w:r>
+              <w:t>US$ 2.740 M</w:t>
+            </w:r>
+            <w:r>
+              <w:rPr>
+                <w:b/>
+                <w:i w:val="0"/>
+                <w:color w:val="FFFFFF"/>
+              </w:rPr>
+              <w:t>US$ 2.740 M</w:t>
+            </w:r>
+          </w:p>
+        </w:tc>
+        <w:tc>
+          <w:tcPr>
+            <w:tcW w:type="dxa" w:w="-567"/>
+            <w:shd w:val="clear" w:color="auto" w:fill="1B5E20"/>
+          </w:tcPr>
+          <w:p>
+            <w:pPr>
+              <w:jc w:val="center"/>
+            </w:pPr>
+            <w:r>
+              <w:t>una razon social sin evidencia de cultivar cafe o cacao</w:t>
+            </w:r>
+            <w:r>
+              <w:rPr>
+                <w:b/>
+                <w:i w:val="0"/>
+                <w:color w:val="FFFFFF"/>
+              </w:rPr>
+              <w:t>una razon social sin evidencia de cultivar cafe o cacao</w:t>
+            </w:r>
+          </w:p>
+        </w:tc>
+      </w:tr>
+    </w:tbl>
+    <w:p/>
+    <w:p>
+      <w:pPr>
+        <w:jc w:val="both"/>
+      </w:pPr>
+      <w:r>
+        <w:rPr>
+          <w:b/>
+          <w:i w:val="0"/>
+        </w:rPr>
+        <w:t>Cifras vigentes para el post:</w:t>
+      </w:r>
+      <w:r>
+        <w:rPr>
+          <w:b w:val="0"/>
+          <w:i w:val="0"/>
+        </w:rPr>
+        <w:t xml:space="preserve"> 51 exportadores de cafe/cacao con destino UE, US$ 2.740 millones de FOB acumulado 2010-2025. Ampliando a las organizaciones cuya razon social no menciona el cultivo, la cota sube a 99 organizaciones y US$ 4.290 millones. El post publica el rango, no el punto. `[M]</w:t>
+      </w:r>
+      <w:r>
+        <w:rPr>
+          <w:b w:val="0"/>
+          <w:i w:val="0"/>
+          <w:color w:val="0D47A1"/>
+        </w:rPr>
+      </w:r>
+    </w:p>
+    <w:p/>
+    <w:p>
+      <w:pPr>
+        <w:jc w:val="both"/>
+      </w:pPr>
+      <w:r>
+        <w:rPr>
+          <w:b/>
+          <w:i w:val="0"/>
+        </w:rPr>
+        <w:t>Por que no hay punto unico.</w:t>
+      </w:r>
+      <w:r>
+        <w:rPr>
+          <w:b w:val="0"/>
+          <w:i w:val="0"/>
+        </w:rPr>
+        <w:t xml:space="preserve"> El filtro depende de si la razon social declara el cultivo: 48 organizaciones del universo tienen nombre generico ("Cooperativa Agricola", "Asociacion de Productores", "Central de Cooperativas") y pueden muy bien ser cafetaleras o cacaoteras. 51 es el piso defendible; 99 es el techo. Publicar un solo numero sin decir cual de los dos es seria falsear la medicion.</w:t>
+      </w:r>
+    </w:p>
+    <w:p/>
+    <w:p>
+      <w:pPr>
+        <w:jc w:val="both"/>
+      </w:pPr>
+      <w:r>
+        <w:rPr>
+          <w:b/>
+          <w:i w:val="0"/>
+        </w:rPr>
+        <w:t>Efecto practico:</w:t>
+      </w:r>
+      <w:r>
+        <w:rPr>
+          <w:b w:val="0"/>
+          <w:i w:val="0"/>
+        </w:rPr>
+        <w:t xml:space="preserve"> la diferencia entre 52 y 51 es de US$ 46,5 millones (1,7%). No cambia ninguna conclusion del post, pero si se cita la cifra hay que citar la version vigente y no la de la entrada del 2026-10-01. Los conteos de OEFA, SENACE y las 245 filas del universo se rehacen con el filtro de 51 cuando se vuelvan a cruzar. [M]</w:t>
+      </w:r>
+    </w:p>
+    <w:p/>
+    <w:p>
+      <w:pPr>
+        <w:ind w:left="567" w:right="567"/>
+      </w:pPr>
+      <w:r>
+        <w:rPr>
+          <w:b w:val="0"/>
+          <w:i/>
+          <w:color w:val="2E7D32"/>
+        </w:rPr>
+        <w:t>« *Append-only. Entrada más reciente primero.* »</w:t>
+      </w:r>
+    </w:p>
+    <w:p/>
+    <w:p/>
+    <w:p>
+      <w:pPr>
+        <w:pStyle w:val="Heading2"/>
+      </w:pPr>
+      <w:r>
+        <w:rPr>
+          <w:color w:val="2E7D32"/>
+        </w:rPr>
+        <w:t>2026-10-06d — CIERRE DE LA LETRA (d) DEL Art. 2(40): pregunta 14d, derechos de terceros</w:t>
+      </w:r>
+    </w:p>
+    <w:p/>
+    <w:p>
+      <w:pPr>
+        <w:jc w:val="both"/>
+      </w:pPr>
+      <w:r>
+        <w:rPr>
+          <w:b/>
+          <w:i w:val="0"/>
+        </w:rPr>
+        <w:t>Decisión tomada (2026-10-02):</w:t>
+      </w:r>
+      <w:r>
+        <w:rPr>
+          <w:b w:val="0"/>
+          <w:i w:val="0"/>
+        </w:rPr>
+        <w:t xml:space="preserve"> crear la pregunta 14d para la letra </w:t>
+      </w:r>
+      <w:r>
+        <w:rPr>
+          <w:b/>
+          <w:i w:val="0"/>
+        </w:rPr>
+        <w:t>(d) derechos de terceros</w:t>
+      </w:r>
+      <w:r>
+        <w:rPr>
+          <w:b w:val="0"/>
+          <w:i w:val="0"/>
+        </w:rPr>
+        <w:t xml:space="preserve">, en lugar de dejar la brecha abierta. El hueco 14d que existía desde el 2026-10-01 queda </w:t>
+      </w:r>
+      <w:r>
+        <w:rPr>
+          <w:b/>
+          <w:i w:val="0"/>
+        </w:rPr>
+        <w:t>ocupado por una pregunta real</w:t>
+      </w:r>
+      <w:r>
+        <w:rPr>
+          <w:b w:val="0"/>
+          <w:i w:val="0"/>
+        </w:rPr>
+        <w:t>, sin renumerar 14e–14g, para no romper las referencias cruzadas de la matriz, el dossier y `Scripts\matriz_data.py`.</w:t>
+      </w:r>
+    </w:p>
+    <w:p/>
+    <w:p>
+      <w:pPr>
+        <w:jc w:val="both"/>
+      </w:pPr>
+      <w:r>
+        <w:rPr>
+          <w:b/>
+          <w:i w:val="0"/>
+        </w:rPr>
+        <w:t>Redacción de la pregunta 14d:</w:t>
+      </w:r>
+      <w:r>
+        <w:rPr>
+          <w:b w:val="0"/>
+          <w:i w:val="0"/>
+        </w:rPr>
+        <w:t xml:space="preserve"> "¿existe algún derecho de terceros —carga, embargo, servidumbre, usufructo, arrendamiento o derecho de uso consuetudinario— que condicione o restrinja el uso de la tierra para cultivar café o cacao, o el derecho de la cooperativa a operar en esa finca?", escala de 6 opciones ordenadas 4→0, de "no existe ninguno" a "se han invocado derechos consuetudinarios sin proceso de acuerdo", más "No verificado".</w:t>
+      </w:r>
+    </w:p>
+    <w:p/>
+    <w:p>
+      <w:pPr>
+        <w:jc w:val="both"/>
+      </w:pPr>
+      <w:r>
+        <w:rPr>
+          <w:b/>
+          <w:i w:val="0"/>
+        </w:rPr>
+        <w:t>Fundamento de la redacción.</w:t>
+      </w:r>
+      <w:r>
+        <w:rPr>
+          <w:b w:val="0"/>
+          <w:i w:val="0"/>
+        </w:rPr>
+        <w:t xml:space="preserve"> Se diseñó contra la definición del Art. 2(40)(d) —"derechos de uso y tenencia afectados por la producción, incluidos los derechos de uso tradicional de pueblos indígenas y comunidades locales"— y contra su desarrollo en la guía de la Comisión (C(2024) 7027, §6), que la desarrolla con </w:t>
+      </w:r>
+      <w:r>
+        <w:rPr>
+          <w:b/>
+          <w:i w:val="0"/>
+        </w:rPr>
+        <w:t>cargas, usufructo y acuerdos constructivos con el Estado</w:t>
+      </w:r>
+      <w:r>
+        <w:rPr>
+          <w:b w:val="0"/>
+          <w:i w:val="0"/>
+        </w:rPr>
+        <w:t xml:space="preserve">. </w:t>
+      </w:r>
+      <w:r>
+        <w:rPr>
+          <w:b/>
+          <w:i w:val="0"/>
+        </w:rPr>
+        <w:t>No por analogía con la Tabla 6</w:t>
+      </w:r>
+      <w:r>
+        <w:rPr>
+          <w:b w:val="0"/>
+          <w:i w:val="0"/>
+        </w:rPr>
+        <w:t>, porque la Tabla 6 no tiene fila para (d): por eso pueden estar sus 7 filas cubiertas y la letra (d) abierta al mismo tiempo. Ese era el nudo real del problema. [V]</w:t>
+      </w:r>
+    </w:p>
+    <w:p/>
+    <w:p>
+      <w:pPr>
+        <w:jc w:val="both"/>
+      </w:pPr>
+      <w:r>
+        <w:rPr>
+          <w:b/>
+          <w:i w:val="0"/>
+        </w:rPr>
+        <w:t>Tres decisiones de diseño que conviene defender:</w:t>
+      </w:r>
+    </w:p>
+    <w:p/>
+    <w:p>
+      <w:pPr>
+        <w:jc w:val="both"/>
+      </w:pPr>
+      <w:r>
+        <w:rPr>
+          <w:b w:val="0"/>
+          <w:i w:val="0"/>
+        </w:rPr>
+        <w:t xml:space="preserve">1. </w:t>
+      </w:r>
+      <w:r>
+        <w:rPr>
+          <w:b/>
+          <w:i w:val="0"/>
+        </w:rPr>
+        <w:t>"Acuerdo documentado sin título formal" puntúa 2, no 0.</w:t>
+      </w:r>
+      <w:r>
+        <w:rPr>
+          <w:b w:val="0"/>
+          <w:i w:val="0"/>
+        </w:rPr>
+        <w:t xml:space="preserve"> La guía de la Comisión admite los acuerdos constructivos con el Estado: una tenencia legítima sin título formal puede ser válida si está documentada. No es una puerta permisiva, es el criterio del regulador.</w:t>
+      </w:r>
+    </w:p>
+    <w:p>
+      <w:pPr>
+        <w:jc w:val="both"/>
+      </w:pPr>
+      <w:r>
+        <w:rPr>
+          <w:b w:val="0"/>
+          <w:i w:val="0"/>
+        </w:rPr>
+        <w:t xml:space="preserve">2. </w:t>
+      </w:r>
+      <w:r>
+        <w:rPr>
+          <w:b/>
+          <w:i w:val="0"/>
+        </w:rPr>
+        <w:t>"No verificado" se computa como 0</w:t>
+      </w:r>
+      <w:r>
+        <w:rPr>
+          <w:b w:val="0"/>
+          <w:i w:val="0"/>
+        </w:rPr>
+        <w:t xml:space="preserve">, porque bajo el EUDR la carga de la prueba recae sobre el operador: lo no acreditado se trata como no acreditado. Pero </w:t>
+      </w:r>
+      <w:r>
+        <w:rPr>
+          <w:b/>
+          <w:i w:val="0"/>
+        </w:rPr>
+        <w:t>se reporta aparte el porcentaje de "No verificado"</w:t>
+      </w:r>
+      <w:r>
+        <w:rPr>
+          <w:b w:val="0"/>
+          <w:i w:val="0"/>
+        </w:rPr>
+        <w:t>, para que un cero por falta de información no se confunda con un cero por incumplimiento. Mismo tratamiento que la 15 de D4.</w:t>
+      </w:r>
+    </w:p>
+    <w:p>
+      <w:pPr>
+        <w:jc w:val="both"/>
+      </w:pPr>
+      <w:r>
+        <w:rPr>
+          <w:b w:val="0"/>
+          <w:i w:val="0"/>
+        </w:rPr>
+        <w:t xml:space="preserve">3. </w:t>
+      </w:r>
+      <w:r>
+        <w:rPr>
+          <w:b/>
+          <w:i w:val="0"/>
+        </w:rPr>
+        <w:t>Se distingue de 12 y de 14g</w:t>
+      </w:r>
+      <w:r>
+        <w:rPr>
+          <w:b w:val="0"/>
+          <w:i w:val="0"/>
+        </w:rPr>
+        <w:t>, que son otros failings: la 12 pregunta por superposición espacial, la 14g por el proceso de consentimiento, esta 14d por el título que pesa sobre la tierra. Una parcela sin superposición puede tener usufructo de un tercero; una con servidumbre registral puede no tener conflicto espacial. Un caso puede activar las tres y eso es correcto.</w:t>
+      </w:r>
+    </w:p>
+    <w:p/>
+    <w:p>
+      <w:pPr>
+        <w:jc w:val="both"/>
+      </w:pPr>
+      <w:r>
+        <w:rPr>
+          <w:b/>
+          <w:i w:val="0"/>
+        </w:rPr>
+        <w:t>Límite de verificabilidad, declarado.</w:t>
+      </w:r>
+      <w:r>
+        <w:rPr>
+          <w:b w:val="0"/>
+          <w:i w:val="0"/>
+        </w:rPr>
+        <w:t xml:space="preserve"> La 14d </w:t>
+      </w:r>
+      <w:r>
+        <w:rPr>
+          <w:b/>
+          <w:i w:val="0"/>
+        </w:rPr>
+        <w:t>autodeclara</w:t>
+      </w:r>
+      <w:r>
+        <w:rPr>
+          <w:b w:val="0"/>
+          <w:i w:val="0"/>
+        </w:rPr>
+        <w:t>: el registro de cargas, usufructos y derechos consuetudinarios no es de acceso abierto en el Perú. No la degrada a la categoría de 14a/14b —aquellas no admiten ni contraste parcial— porque admite contraste documental limitado y el RUC del socio cruza con SUNAT y el Registro Catastral. Pero su puntaje se lee como percepción declarada, igual que el resto de D3.</w:t>
+      </w:r>
+    </w:p>
+    <w:p/>
+    <w:p>
+      <w:pPr>
+        <w:jc w:val="both"/>
+      </w:pPr>
+      <w:r>
+        <w:rPr>
+          <w:b/>
+          <w:i w:val="0"/>
+        </w:rPr>
+        <w:t>Efecto en el mapeo: las 8 letras tienen cobertura directa.</w:t>
+      </w:r>
+      <w:r>
+        <w:rPr>
+          <w:b w:val="0"/>
+          <w:i w:val="0"/>
+        </w:rPr>
+        <w:t xml:space="preserve"> (a) 11 y 12 · (b) 14a/14b/14c · (c) no aplicable · (d) </w:t>
+      </w:r>
+      <w:r>
+        <w:rPr>
+          <w:b/>
+          <w:i w:val="0"/>
+        </w:rPr>
+        <w:t>14d</w:t>
+      </w:r>
+      <w:r>
+        <w:rPr>
+          <w:b w:val="0"/>
+          <w:i w:val="0"/>
+        </w:rPr>
+        <w:t xml:space="preserve"> · (e) 13 · (f) 13 parcialmente · (g) 14g · (h) 14e y 14f. Ya no queda ninguna letra abierta por decisión de diseño.</w:t>
+      </w:r>
+    </w:p>
+    <w:p/>
+    <w:p>
+      <w:pPr>
+        <w:jc w:val="both"/>
+      </w:pPr>
+      <w:r>
+        <w:rPr>
+          <w:b/>
+          <w:i w:val="0"/>
+        </w:rPr>
+        <w:t>Recuento del instrumento: 75 → 76 preguntas.</w:t>
+      </w:r>
+      <w:r>
+        <w:rPr>
+          <w:b w:val="0"/>
+          <w:i w:val="0"/>
+        </w:rPr>
+        <w:t xml:space="preserve"> Actualizado en el Dossier (4 lugares), el `Sistema de Indices ISCAM`, `docs\FUNDAMENTOS_UNIVERSO_ENCUESTABLE.md` y el `Plan de Trabajo`. La matriz queda en 76 filas, todas preguntas reales: 0 filas "SIN PREGUNTA". `.docx` regenerado con `Scripts\generar_matriz_docx.py`.</w:t>
+      </w:r>
+    </w:p>
+    <w:p/>
+    <w:p>
+      <w:pPr>
+        <w:ind w:left="567" w:right="567"/>
+      </w:pPr>
+      <w:r>
+        <w:rPr>
+          <w:b w:val="0"/>
+          <w:i/>
+          <w:color w:val="2E7D32"/>
+        </w:rPr>
+        <w:t>« *Append-only. Entrada más reciente primero.* »</w:t>
+      </w:r>
+    </w:p>
+    <w:p/>
+    <w:p/>
+    <w:p>
+      <w:pPr>
+        <w:pStyle w:val="Heading2"/>
+      </w:pPr>
+      <w:r>
+        <w:rPr>
+          <w:color w:val="2E7D32"/>
+        </w:rPr>
+        <w:t>2026-10-05 — Atributos propagados al directorio de MINAGRI</w:t>
+      </w:r>
+    </w:p>
+    <w:p/>
+    <w:p>
+      <w:pPr>
+        <w:jc w:val="both"/>
+      </w:pPr>
+      <w:r>
+        <w:rPr>
+          <w:b/>
+          <w:i w:val="0"/>
+        </w:rPr>
+        <w:t>Contexto:</w:t>
+      </w:r>
+      <w:r>
+        <w:rPr>
+          <w:b w:val="0"/>
+          <w:i w:val="0"/>
+        </w:rPr>
+        <w:t xml:space="preserve"> los atributos de item quedaron en `DETALLE_ITEMS` y en la hoja nueva `PRODUCTORES_ICO` del consolidado, pero el libro que usa el proyecto como fuente es el directorio de MINAGRI. Ese libro seguia sin verlos: su bloque de DUAs iba de CA a DE y solo traia agregados por anio (n_duas, fob, peso, bultos).</w:t>
+      </w:r>
+    </w:p>
+    <w:p/>
+    <w:p>
+      <w:pPr>
+        <w:jc w:val="both"/>
+      </w:pPr>
+      <w:r>
+        <w:rPr>
+          <w:b/>
+          <w:i w:val="0"/>
+        </w:rPr>
+        <w:t>Aplicado:</w:t>
+      </w:r>
+    </w:p>
+    <w:p>
+      <w:pPr>
+        <w:jc w:val="both"/>
+      </w:pPr>
+      <w:r>
+        <w:rPr>
+          <w:b w:val="0"/>
+          <w:i w:val="0"/>
+        </w:rPr>
+        <w:t>- `por RUC` paso de 31 a 46 columnas. Se anexan 15 al final, para no desplazar las que MINAGRI ya tenia escritas desde CA: `items_con_descripcion`, `n_items_&lt;atributo&gt;` para los 10 atributos declarados (organico, fairtrade, rainforest, utz_jbs, sustentable_cert, arabica, washed, en_bolsa, a_granel, consumo_humano), y `n_ico_distintos`, `icos`, `n_lotes`, `n_marcas`.</w:t>
+      </w:r>
+    </w:p>
+    <w:p>
+      <w:pPr>
+        <w:jc w:val="both"/>
+      </w:pPr>
+      <w:r>
+        <w:rPr>
+          <w:b w:val="0"/>
+          <w:i w:val="0"/>
+        </w:rPr>
+        <w:t xml:space="preserve">- El bloque se propaga solo a MINAGRI por el mecanismo existente: ahora escribe </w:t>
+      </w:r>
+      <w:r>
+        <w:rPr>
+          <w:b/>
+          <w:i w:val="0"/>
+        </w:rPr>
+        <w:t>CA:DT (46 columnas)</w:t>
+      </w:r>
+      <w:r>
+        <w:rPr>
+          <w:b w:val="0"/>
+          <w:i w:val="0"/>
+        </w:rPr>
+        <w:t xml:space="preserve"> en `base 25 detallada`. Verificado que las columnas 1 a 78 del directorio quedan </w:t>
+      </w:r>
+      <w:r>
+        <w:rPr>
+          <w:b/>
+          <w:i w:val="0"/>
+        </w:rPr>
+        <w:t>identicas</w:t>
+      </w:r>
+      <w:r>
+        <w:rPr>
+          <w:b w:val="0"/>
+          <w:i w:val="0"/>
+        </w:rPr>
+        <w:t xml:space="preserve"> y que no se perdio ninguna fila ni columna previa.</w:t>
+      </w:r>
+    </w:p>
+    <w:p>
+      <w:pPr>
+        <w:jc w:val="both"/>
+      </w:pPr>
+      <w:r>
+        <w:rPr>
+          <w:b w:val="0"/>
+          <w:i w:val="0"/>
+        </w:rPr>
+        <w:t xml:space="preserve">- Cada `n_items_&lt;atributo&gt;` cuenta </w:t>
+      </w:r>
+      <w:r>
+        <w:rPr>
+          <w:b/>
+          <w:i w:val="0"/>
+        </w:rPr>
+        <w:t>DUAs en las que el exportador declara el atributo</w:t>
+      </w:r>
+      <w:r>
+        <w:rPr>
+          <w:b w:val="0"/>
+          <w:i w:val="0"/>
+        </w:rPr>
+        <w:t>, no items: un exportador que manda 6 items del mismo lote en una sola DUA cuenta 1. El 0 significa "no lo declara en ninguna DUA", no que el producto sea negativo.</w:t>
+      </w:r>
+    </w:p>
+    <w:p/>
+    <w:p>
+      <w:pPr>
+        <w:jc w:val="both"/>
+      </w:pPr>
+      <w:r>
+        <w:rPr>
+          <w:b/>
+          <w:i w:val="0"/>
+        </w:rPr>
+        <w:t>Lo que muestra el directorio (14 exportadores con DUAs, 11 sin).</w:t>
+      </w:r>
+    </w:p>
+    <w:p/>
+    <w:p>
+      <w:pPr>
+        <w:jc w:val="both"/>
+      </w:pPr>
+      <w:r>
+        <w:rPr>
+          <w:b w:val="0"/>
+          <w:i w:val="0"/>
+        </w:rPr>
+        <w:t xml:space="preserve">- </w:t>
+      </w:r>
+      <w:r>
+        <w:rPr>
+          <w:b/>
+          <w:i w:val="0"/>
+        </w:rPr>
+        <w:t>9 de 14 exportadores declaran organico</w:t>
+      </w:r>
+      <w:r>
+        <w:rPr>
+          <w:b w:val="0"/>
+          <w:i w:val="0"/>
+        </w:rPr>
+        <w:t xml:space="preserve"> en alguna DUA. Dos destacan: `20140181405` (COOPERATIVA AGRA, 35 DUAs, US$ 4.18M) declara organico en 27 DUAs; `20136201213` (CENTRAL DE COOP, 33 DUAs, US$ 4.42M) en 26, y es el unico con Fairtrade (7 DUAs) y el unico con ICO (20 productores distintos).</w:t>
+      </w:r>
+    </w:p>
+    <w:p>
+      <w:pPr>
+        <w:jc w:val="both"/>
+      </w:pPr>
+      <w:r>
+        <w:rPr>
+          <w:b w:val="0"/>
+          <w:i w:val="0"/>
+        </w:rPr>
+        <w:t xml:space="preserve">- El mayor exportador del corpus, `20542209951` (ASOCIACION VALLE, 46 DUAs, US$ 11.72M), </w:t>
+      </w:r>
+      <w:r>
+        <w:rPr>
+          <w:b/>
+          <w:i w:val="0"/>
+        </w:rPr>
+        <w:t>no declara organico ni Fairtrade en ninguna DUA</w:t>
+      </w:r>
+      <w:r>
+        <w:rPr>
+          <w:b w:val="0"/>
+          <w:i w:val="0"/>
+        </w:rPr>
+        <w:t>, aunque si declara arábica en 42. Es el mayor volumen del conjunto y el que menos atributos de certificacion muestra.</w:t>
+      </w:r>
+    </w:p>
+    <w:p>
+      <w:pPr>
+        <w:jc w:val="both"/>
+      </w:pPr>
+      <w:r>
+        <w:rPr>
+          <w:b w:val="0"/>
+          <w:i w:val="0"/>
+        </w:rPr>
+        <w:t>- Solo `20136201213` trae ICO. La cobertura de ICO a nivel de directorio es de 1 exportador de 14.</w:t>
+      </w:r>
+    </w:p>
+    <w:p/>
+    <w:p>
+      <w:pPr>
+        <w:jc w:val="both"/>
+      </w:pPr>
+      <w:r>
+        <w:rPr>
+          <w:b/>
+          <w:i w:val="0"/>
+        </w:rPr>
+        <w:t>Advertencia de lectura.</w:t>
+      </w:r>
+      <w:r>
+        <w:rPr>
+          <w:b w:val="0"/>
+          <w:i w:val="0"/>
+        </w:rPr>
+        <w:t xml:space="preserve"> Estos conteos dicen que el exportador </w:t>
+      </w:r>
+      <w:r>
+        <w:rPr>
+          <w:b/>
+          <w:i w:val="0"/>
+        </w:rPr>
+        <w:t>escribio</w:t>
+      </w:r>
+      <w:r>
+        <w:rPr>
+          <w:b w:val="0"/>
+          <w:i w:val="0"/>
+        </w:rPr>
+        <w:t xml:space="preserve"> el atributo en la declaracion aduanal. No dicen que el producto este certificado, ni que la certificacion siga vigente, ni que el ICO corresponda a un productor con geolocalización. Para EUDR eso sigue siendo un dato declarado en aduana, no una verificación.</w:t>
+      </w:r>
+    </w:p>
+    <w:p/>
+    <w:p/>
+    <w:p>
+      <w:pPr>
+        <w:pStyle w:val="Heading2"/>
+      </w:pPr>
+      <w:r>
+        <w:rPr>
+          <w:color w:val="2E7D32"/>
+        </w:rPr>
+        <w:t>2026-10-04 — Atributos de los items de DUA: organico, certificacion y ICO de productor</w:t>
+      </w:r>
+    </w:p>
+    <w:p/>
+    <w:p>
+      <w:pPr>
+        <w:jc w:val="both"/>
+      </w:pPr>
+      <w:r>
+        <w:rPr>
+          <w:b/>
+          <w:i w:val="0"/>
+        </w:rPr>
+        <w:t>Contexto:</w:t>
+      </w:r>
+      <w:r>
+        <w:rPr>
+          <w:b w:val="0"/>
+          <w:i w:val="0"/>
+        </w:rPr>
+        <w:t xml:space="preserve"> las descripciones de mercancia de cada item de DUA declaraban atributos que no se estaban extrayendo. Se investigaron los 495 PDF de `fichaduanas` (324 Serie + 171 Consulta) y se determino que el campo 7.35 ya se leia, pero el texto llegaba sucio y sin clasificar, y que escondia el ICO y el numero de marca.</w:t>
+      </w:r>
+    </w:p>
+    <w:p/>
+    <w:p>
+      <w:pPr>
+        <w:ind w:left="567" w:right="567"/>
+      </w:pPr>
+      <w:r>
+        <w:rPr>
+          <w:b w:val="0"/>
+          <w:i/>
+          <w:color w:val="2E7D32"/>
+        </w:rPr>
+        <w:t>« ⚠ **Los puntos 2, 3 (parrafo de la hoja), 4 (fila ICO) y 6 de esta entrada fueron SUSTITUIDOS el 2026-10-06.** La serie ICO no identifica productores: es el numero de serie del certificado de origen que emite la Camara Peruana del Cafe y Cacao, y se tramita por operacion o lote. Ademas el patron de extraccion perdia 4 de las 24 series. Ver la entrada del 2026-10-06. Se conserva el texto original para dejar traza del error. »</w:t>
+      </w:r>
+    </w:p>
+    <w:p/>
+    <w:p>
+      <w:pPr>
+        <w:jc w:val="both"/>
+      </w:pPr>
+      <w:r>
+        <w:rPr>
+          <w:b/>
+          <w:i w:val="0"/>
+        </w:rPr>
+        <w:t>1. El campo 7.35 si se extraia, pero en formato inutil.</w:t>
+      </w:r>
+      <w:r>
+        <w:rPr>
+          <w:b w:val="0"/>
+          <w:i w:val="0"/>
+        </w:rPr>
+        <w:t xml:space="preserve"> El extractor previo lo cortaba a 400 caracteres, lo que truncaba la repeticion y dejaba texto a medio cortar. Dos defectos: (a) </w:t>
+      </w:r>
+      <w:r>
+        <w:rPr>
+          <w:b/>
+          <w:i w:val="0"/>
+        </w:rPr>
+        <w:t>mojibake en el 37.5% de los items</w:t>
+      </w:r>
+      <w:r>
+        <w:rPr>
+          <w:b w:val="0"/>
+          <w:i w:val="0"/>
+        </w:rPr>
+        <w:t xml:space="preserve"> — el PDF es latin-1 y se leia sin corregir, dejando "DescripciÃ³n" y "ORGÃ¡NICO", inservible para buscar; (b) el formulario reimpone la descripcion numerada por linea fisica, y el corte por numero de linea no coincidia con el corte del PDF. Resultado: 311 de 312 items con texto truncado o duplicado.</w:t>
+      </w:r>
+    </w:p>
+    <w:p/>
+    <w:p>
+      <w:pPr>
+        <w:jc w:val="both"/>
+      </w:pPr>
+      <w:r>
+        <w:rPr>
+          <w:b/>
+          <w:i w:val="0"/>
+        </w:rPr>
+        <w:t>2. Hallazgo con valor propio: el ICO del productor estaba en la descripcion y se perdia.</w:t>
+      </w:r>
+      <w:r>
+        <w:rPr>
+          <w:b w:val="0"/>
+          <w:i w:val="0"/>
+        </w:rPr>
+        <w:t xml:space="preserve"> El ICO es el codigo individual del productor, que es la granularidad que el EUDR exige para trazar el origen del commodity. Se recuperaron </w:t>
+      </w:r>
+      <w:r>
+        <w:rPr>
+          <w:b/>
+          <w:i w:val="0"/>
+        </w:rPr>
+        <w:t>20 items con ICO que dan 20 productores distintos</w:t>
+      </w:r>
+      <w:r>
+        <w:rPr>
+          <w:b w:val="0"/>
+          <w:i w:val="0"/>
+        </w:rPr>
+        <w:t xml:space="preserve">, todos del RUC 20136201213. El caso mas claro es la DUA </w:t>
+      </w:r>
+      <w:r>
+        <w:rPr>
+          <w:b/>
+          <w:i w:val="0"/>
+        </w:rPr>
+        <w:t>001107</w:t>
+      </w:r>
+      <w:r>
+        <w:rPr>
+          <w:b w:val="0"/>
+          <w:i w:val="0"/>
+        </w:rPr>
+        <w:t xml:space="preserve">: 8 items, cada uno con un ICO diferente (30/11/4039 a 30/11/4046) — es decir, 8 productores distintos en una sola declaración. </w:t>
+      </w:r>
+      <w:r>
+        <w:rPr>
+          <w:b/>
+          <w:i w:val="0"/>
+        </w:rPr>
+        <w:t>Ninguna hoja del libro tenía esta información antes.</w:t>
+      </w:r>
+      <w:r>
+        <w:rPr>
+          <w:b w:val="0"/>
+          <w:i w:val="0"/>
+        </w:rPr>
+        <w:t xml:space="preserve"> [V]</w:t>
+      </w:r>
+    </w:p>
+    <w:p/>
+    <w:p>
+      <w:pPr>
+        <w:jc w:val="both"/>
+      </w:pPr>
+      <w:r>
+        <w:rPr>
+          <w:b/>
+          <w:i w:val="0"/>
+        </w:rPr>
+        <w:t>3. Lo aplicado.</w:t>
+      </w:r>
+    </w:p>
+    <w:p>
+      <w:pPr>
+        <w:jc w:val="both"/>
+      </w:pPr>
+      <w:r>
+        <w:rPr>
+          <w:b w:val="0"/>
+          <w:i w:val="0"/>
+        </w:rPr>
+        <w:t xml:space="preserve">- </w:t>
+      </w:r>
+      <w:r>
+        <w:rPr>
+          <w:b/>
+          <w:i w:val="0"/>
+        </w:rPr>
+        <w:t>`fichaduanas\desc_items.py`</w:t>
+      </w:r>
+      <w:r>
+        <w:rPr>
+          <w:b w:val="0"/>
+          <w:i w:val="0"/>
+        </w:rPr>
+        <w:t xml:space="preserve"> (nuevo): repara el mojibake, quita la cabecera "Descripción Mercancías", reconstruye el texto repetido y clasifica los atributos declarados.</w:t>
+      </w:r>
+    </w:p>
+    <w:p>
+      <w:pPr>
+        <w:jc w:val="both"/>
+      </w:pPr>
+      <w:r>
+        <w:rPr>
+          <w:b w:val="0"/>
+          <w:i w:val="0"/>
+        </w:rPr>
+        <w:t xml:space="preserve">- </w:t>
+      </w:r>
+      <w:r>
+        <w:rPr>
+          <w:b/>
+          <w:i w:val="0"/>
+        </w:rPr>
+        <w:t>`parse_serie`</w:t>
+      </w:r>
+      <w:r>
+        <w:rPr>
+          <w:b w:val="0"/>
+          <w:i w:val="0"/>
+        </w:rPr>
+        <w:t xml:space="preserve"> entrega la region cruda a ese modulo en vez de trocearla a mano.</w:t>
+      </w:r>
+    </w:p>
+    <w:p>
+      <w:pPr>
+        <w:jc w:val="both"/>
+      </w:pPr>
+      <w:r>
+        <w:rPr>
+          <w:b w:val="0"/>
+          <w:i w:val="0"/>
+        </w:rPr>
+        <w:t xml:space="preserve">- </w:t>
+      </w:r>
+      <w:r>
+        <w:rPr>
+          <w:b/>
+          <w:i w:val="0"/>
+        </w:rPr>
+        <w:t>27 columnas nuevas en `DETALLE_ITEMS`</w:t>
+      </w:r>
+      <w:r>
+        <w:rPr>
+          <w:b w:val="0"/>
+          <w:i w:val="0"/>
+        </w:rPr>
+        <w:t xml:space="preserve"> (49 -&gt; 76): organico, fairtrade, rainforest, utz_jbs, sustentable_cert, arabica, robusta, criollo, trinitario, forastero, amazonico, washed, honey, natural, sun_dried, en_grano, en_bolsa, a_granel, consumo_humano, ico, fda, lote, marca_txt, contrato, peso_declarado_kg, peso_texto_incompleto, atributos (indice compacto).</w:t>
+      </w:r>
+    </w:p>
+    <w:p>
+      <w:pPr>
+        <w:jc w:val="both"/>
+      </w:pPr>
+      <w:r>
+        <w:rPr>
+          <w:b w:val="0"/>
+          <w:i w:val="0"/>
+        </w:rPr>
+        <w:t xml:space="preserve">- </w:t>
+      </w:r>
+      <w:r>
+        <w:rPr>
+          <w:b/>
+          <w:i w:val="0"/>
+        </w:rPr>
+        <w:t>Hoja nueva `PRODUCTORES_ICO`</w:t>
+      </w:r>
+      <w:r>
+        <w:rPr>
+          <w:b w:val="0"/>
+          <w:i w:val="0"/>
+        </w:rPr>
+        <w:t>: una fila por ICO, con RUC del exportador, numero de items y DUAs, FOB, pesos, bultos, atributos y una descripcion de ejemplo. Incluye la columna `cobertura_ico` para que se lea que solo cubre 20 de 312 items.</w:t>
+      </w:r>
+    </w:p>
+    <w:p/>
+    <w:p>
+      <w:pPr>
+        <w:jc w:val="both"/>
+      </w:pPr>
+      <w:r>
+        <w:rPr>
+          <w:b/>
+          <w:i w:val="0"/>
+        </w:rPr>
+        <w:t>4. Medidas sobre el corpus (312 items, 307 de cafe y 5 de cacao).</w:t>
+      </w:r>
+    </w:p>
+    <w:p/>
+    <w:tbl>
+      <w:tblPr>
+        <w:tblStyle w:val="TableGrid"/>
+        <w:tblW w:type="auto" w:w="0"/>
+        <w:tblLook w:firstColumn="1" w:firstRow="1" w:lastColumn="0" w:lastRow="0" w:noHBand="0" w:noVBand="1" w:val="04A0"/>
+      </w:tblPr>
+      <w:tblGrid>
+        <w:gridCol w:w="-944"/>
+        <w:gridCol w:w="-944"/>
+        <w:gridCol w:w="-944"/>
+      </w:tblGrid>
+      <w:tr>
+        <w:tc>
+          <w:tcPr>
+            <w:tcW w:type="dxa" w:w="-944"/>
+            <w:shd w:val="clear" w:color="auto" w:fill="1B5E20"/>
+          </w:tcPr>
+          <w:p>
+            <w:pPr>
+              <w:jc w:val="center"/>
+            </w:pPr>
+            <w:r>
+              <w:t>Atributo declarado</w:t>
+            </w:r>
+            <w:r>
+              <w:rPr>
+                <w:b/>
+                <w:i w:val="0"/>
+                <w:color w:val="FFFFFF"/>
+              </w:rPr>
+              <w:t>Atributo declarado</w:t>
+            </w:r>
+          </w:p>
+        </w:tc>
+        <w:tc>
+          <w:tcPr>
+            <w:tcW w:type="dxa" w:w="-944"/>
+            <w:shd w:val="clear" w:color="auto" w:fill="1B5E20"/>
+          </w:tcPr>
+          <w:p>
+            <w:pPr>
+              <w:jc w:val="center"/>
+            </w:pPr>
+            <w:r>
+              <w:t>Items</w:t>
+            </w:r>
+            <w:r>
+              <w:rPr>
+                <w:b/>
+                <w:i w:val="0"/>
+                <w:color w:val="FFFFFF"/>
+              </w:rPr>
+              <w:t>Items</w:t>
+            </w:r>
+          </w:p>
+        </w:tc>
+        <w:tc>
+          <w:tcPr>
+            <w:tcW w:type="dxa" w:w="-944"/>
+            <w:shd w:val="clear" w:color="auto" w:fill="1B5E20"/>
+          </w:tcPr>
+          <w:p>
+            <w:pPr>
+              <w:jc w:val="center"/>
+            </w:pPr>
+            <w:r>
+              <w:t>%</w:t>
+            </w:r>
+            <w:r>
+              <w:rPr>
+                <w:b/>
+                <w:i w:val="0"/>
+                <w:color w:val="FFFFFF"/>
+              </w:rPr>
+              <w:t>%</w:t>
+            </w:r>
+          </w:p>
+        </w:tc>
+      </w:tr>
+      <w:tr>
+        <w:tc>
+          <w:tcPr>
+            <w:tcW w:type="dxa" w:w="-944"/>
+            <w:shd w:val="clear" w:color="auto" w:fill="1B5E20"/>
+          </w:tcPr>
+          <w:p>
+            <w:pPr>
+              <w:jc w:val="center"/>
+            </w:pPr>
+            <w:r>
+              <w:t>organico</w:t>
+            </w:r>
+            <w:r>
+              <w:rPr>
+                <w:b/>
+                <w:i w:val="0"/>
+                <w:color w:val="FFFFFF"/>
+              </w:rPr>
+              <w:t>organico</w:t>
+            </w:r>
+          </w:p>
+        </w:tc>
+        <w:tc>
+          <w:tcPr>
+            <w:tcW w:type="dxa" w:w="-944"/>
+            <w:shd w:val="clear" w:color="auto" w:fill="1B5E20"/>
+          </w:tcPr>
+          <w:p>
+            <w:pPr>
+              <w:jc w:val="center"/>
+            </w:pPr>
+            <w:r>
+              <w:t>108</w:t>
+            </w:r>
+            <w:r>
+              <w:rPr>
+                <w:b/>
+                <w:i w:val="0"/>
+                <w:color w:val="FFFFFF"/>
+              </w:rPr>
+              <w:t>108</w:t>
+            </w:r>
+          </w:p>
+        </w:tc>
+        <w:tc>
+          <w:tcPr>
+            <w:tcW w:type="dxa" w:w="-944"/>
+            <w:shd w:val="clear" w:color="auto" w:fill="1B5E20"/>
+          </w:tcPr>
+          <w:p>
+            <w:pPr>
+              <w:jc w:val="center"/>
+            </w:pPr>
+            <w:r>
+              <w:t>34.6%</w:t>
+            </w:r>
+            <w:r>
+              <w:rPr>
+                <w:b/>
+                <w:i w:val="0"/>
+                <w:color w:val="FFFFFF"/>
+              </w:rPr>
+              <w:t>34.6%</w:t>
+            </w:r>
+          </w:p>
+        </w:tc>
+      </w:tr>
+      <w:tr>
+        <w:tc>
+          <w:tcPr>
+            <w:tcW w:type="dxa" w:w="-944"/>
+            <w:shd w:val="clear" w:color="auto" w:fill="1B5E20"/>
+          </w:tcPr>
+          <w:p>
+            <w:pPr>
+              <w:jc w:val="center"/>
+            </w:pPr>
+            <w:r>
+              <w:t>arabica</w:t>
+            </w:r>
+            <w:r>
+              <w:rPr>
+                <w:b/>
+                <w:i w:val="0"/>
+                <w:color w:val="FFFFFF"/>
+              </w:rPr>
+              <w:t>arabica</w:t>
+            </w:r>
+          </w:p>
+        </w:tc>
+        <w:tc>
+          <w:tcPr>
+            <w:tcW w:type="dxa" w:w="-944"/>
+            <w:shd w:val="clear" w:color="auto" w:fill="1B5E20"/>
+          </w:tcPr>
+          <w:p>
+            <w:pPr>
+              <w:jc w:val="center"/>
+            </w:pPr>
+            <w:r>
+              <w:t>149</w:t>
+            </w:r>
+            <w:r>
+              <w:rPr>
+                <w:b/>
+                <w:i w:val="0"/>
+                <w:color w:val="FFFFFF"/>
+              </w:rPr>
+              <w:t>149</w:t>
+            </w:r>
+          </w:p>
+        </w:tc>
+        <w:tc>
+          <w:tcPr>
+            <w:tcW w:type="dxa" w:w="-944"/>
+            <w:shd w:val="clear" w:color="auto" w:fill="1B5E20"/>
+          </w:tcPr>
+          <w:p>
+            <w:pPr>
+              <w:jc w:val="center"/>
+            </w:pPr>
+            <w:r>
+              <w:t>47.8%</w:t>
+            </w:r>
+            <w:r>
+              <w:rPr>
+                <w:b/>
+                <w:i w:val="0"/>
+                <w:color w:val="FFFFFF"/>
+              </w:rPr>
+              <w:t>47.8%</w:t>
+            </w:r>
+          </w:p>
+        </w:tc>
+      </w:tr>
+      <w:tr>
+        <w:tc>
+          <w:tcPr>
+            <w:tcW w:type="dxa" w:w="-944"/>
+            <w:shd w:val="clear" w:color="auto" w:fill="1B5E20"/>
+          </w:tcPr>
+          <w:p>
+            <w:pPr>
+              <w:jc w:val="center"/>
+            </w:pPr>
+            <w:r>
+              <w:t>washed</w:t>
+            </w:r>
+            <w:r>
+              <w:rPr>
+                <w:b/>
+                <w:i w:val="0"/>
+                <w:color w:val="FFFFFF"/>
+              </w:rPr>
+              <w:t>washed</w:t>
+            </w:r>
+          </w:p>
+        </w:tc>
+        <w:tc>
+          <w:tcPr>
+            <w:tcW w:type="dxa" w:w="-944"/>
+            <w:shd w:val="clear" w:color="auto" w:fill="1B5E20"/>
+          </w:tcPr>
+          <w:p>
+            <w:pPr>
+              <w:jc w:val="center"/>
+            </w:pPr>
+            <w:r>
+              <w:t>67</w:t>
+            </w:r>
+            <w:r>
+              <w:rPr>
+                <w:b/>
+                <w:i w:val="0"/>
+                <w:color w:val="FFFFFF"/>
+              </w:rPr>
+              <w:t>67</w:t>
+            </w:r>
+          </w:p>
+        </w:tc>
+        <w:tc>
+          <w:tcPr>
+            <w:tcW w:type="dxa" w:w="-944"/>
+            <w:shd w:val="clear" w:color="auto" w:fill="1B5E20"/>
+          </w:tcPr>
+          <w:p>
+            <w:pPr>
+              <w:jc w:val="center"/>
+            </w:pPr>
+            <w:r>
+              <w:t>21.5%</w:t>
+            </w:r>
+            <w:r>
+              <w:rPr>
+                <w:b/>
+                <w:i w:val="0"/>
+                <w:color w:val="FFFFFF"/>
+              </w:rPr>
+              <w:t>21.5%</w:t>
+            </w:r>
+          </w:p>
+        </w:tc>
+      </w:tr>
+      <w:tr>
+        <w:tc>
+          <w:tcPr>
+            <w:tcW w:type="dxa" w:w="-944"/>
+            <w:shd w:val="clear" w:color="auto" w:fill="1B5E20"/>
+          </w:tcPr>
+          <w:p>
+            <w:pPr>
+              <w:jc w:val="center"/>
+            </w:pPr>
+            <w:r>
+              <w:t>fairtrade</w:t>
+            </w:r>
+            <w:r>
+              <w:rPr>
+                <w:b/>
+                <w:i w:val="0"/>
+                <w:color w:val="FFFFFF"/>
+              </w:rPr>
+              <w:t>fairtrade</w:t>
+            </w:r>
+          </w:p>
+        </w:tc>
+        <w:tc>
+          <w:tcPr>
+            <w:tcW w:type="dxa" w:w="-944"/>
+            <w:shd w:val="clear" w:color="auto" w:fill="1B5E20"/>
+          </w:tcPr>
+          <w:p>
+            <w:pPr>
+              <w:jc w:val="center"/>
+            </w:pPr>
+            <w:r>
+              <w:t>10</w:t>
+            </w:r>
+            <w:r>
+              <w:rPr>
+                <w:b/>
+                <w:i w:val="0"/>
+                <w:color w:val="FFFFFF"/>
+              </w:rPr>
+              <w:t>10</w:t>
+            </w:r>
+          </w:p>
+        </w:tc>
+        <w:tc>
+          <w:tcPr>
+            <w:tcW w:type="dxa" w:w="-944"/>
+            <w:shd w:val="clear" w:color="auto" w:fill="1B5E20"/>
+          </w:tcPr>
+          <w:p>
+            <w:pPr>
+              <w:jc w:val="center"/>
+            </w:pPr>
+            <w:r>
+              <w:t>3.2%</w:t>
+            </w:r>
+            <w:r>
+              <w:rPr>
+                <w:b/>
+                <w:i w:val="0"/>
+                <w:color w:val="FFFFFF"/>
+              </w:rPr>
+              <w:t>3.2%</w:t>
+            </w:r>
+          </w:p>
+        </w:tc>
+      </w:tr>
+      <w:tr>
+        <w:tc>
+          <w:tcPr>
+            <w:tcW w:type="dxa" w:w="-944"/>
+            <w:shd w:val="clear" w:color="auto" w:fill="1B5E20"/>
+          </w:tcPr>
+          <w:p>
+            <w:pPr>
+              <w:jc w:val="center"/>
+            </w:pPr>
+            <w:r>
+              <w:t>en bolsa</w:t>
+            </w:r>
+            <w:r>
+              <w:rPr>
+                <w:b/>
+                <w:i w:val="0"/>
+                <w:color w:val="FFFFFF"/>
+              </w:rPr>
+              <w:t>en bolsa</w:t>
+            </w:r>
+          </w:p>
+        </w:tc>
+        <w:tc>
+          <w:tcPr>
+            <w:tcW w:type="dxa" w:w="-944"/>
+            <w:shd w:val="clear" w:color="auto" w:fill="1B5E20"/>
+          </w:tcPr>
+          <w:p>
+            <w:pPr>
+              <w:jc w:val="center"/>
+            </w:pPr>
+            <w:r>
+              <w:t>200</w:t>
+            </w:r>
+            <w:r>
+              <w:rPr>
+                <w:b/>
+                <w:i w:val="0"/>
+                <w:color w:val="FFFFFF"/>
+              </w:rPr>
+              <w:t>200</w:t>
+            </w:r>
+          </w:p>
+        </w:tc>
+        <w:tc>
+          <w:tcPr>
+            <w:tcW w:type="dxa" w:w="-944"/>
+            <w:shd w:val="clear" w:color="auto" w:fill="1B5E20"/>
+          </w:tcPr>
+          <w:p>
+            <w:pPr>
+              <w:jc w:val="center"/>
+            </w:pPr>
+            <w:r>
+              <w:t>64.1%</w:t>
+            </w:r>
+            <w:r>
+              <w:rPr>
+                <w:b/>
+                <w:i w:val="0"/>
+                <w:color w:val="FFFFFF"/>
+              </w:rPr>
+              <w:t>64.1%</w:t>
+            </w:r>
+          </w:p>
+        </w:tc>
+      </w:tr>
+      <w:tr>
+        <w:tc>
+          <w:tcPr>
+            <w:tcW w:type="dxa" w:w="-944"/>
+            <w:shd w:val="clear" w:color="auto" w:fill="1B5E20"/>
+          </w:tcPr>
+          <w:p>
+            <w:pPr>
+              <w:jc w:val="center"/>
+            </w:pPr>
+            <w:r>
+              <w:t>a granel</w:t>
+            </w:r>
+            <w:r>
+              <w:rPr>
+                <w:b/>
+                <w:i w:val="0"/>
+                <w:color w:val="FFFFFF"/>
+              </w:rPr>
+              <w:t>a granel</w:t>
+            </w:r>
+          </w:p>
+        </w:tc>
+        <w:tc>
+          <w:tcPr>
+            <w:tcW w:type="dxa" w:w="-944"/>
+            <w:shd w:val="clear" w:color="auto" w:fill="1B5E20"/>
+          </w:tcPr>
+          <w:p>
+            <w:pPr>
+              <w:jc w:val="center"/>
+            </w:pPr>
+            <w:r>
+              <w:t>74</w:t>
+            </w:r>
+            <w:r>
+              <w:rPr>
+                <w:b/>
+                <w:i w:val="0"/>
+                <w:color w:val="FFFFFF"/>
+              </w:rPr>
+              <w:t>74</w:t>
+            </w:r>
+          </w:p>
+        </w:tc>
+        <w:tc>
+          <w:tcPr>
+            <w:tcW w:type="dxa" w:w="-944"/>
+            <w:shd w:val="clear" w:color="auto" w:fill="1B5E20"/>
+          </w:tcPr>
+          <w:p>
+            <w:pPr>
+              <w:jc w:val="center"/>
+            </w:pPr>
+            <w:r>
+              <w:t>23.7%</w:t>
+            </w:r>
+            <w:r>
+              <w:rPr>
+                <w:b/>
+                <w:i w:val="0"/>
+                <w:color w:val="FFFFFF"/>
+              </w:rPr>
+              <w:t>23.7%</w:t>
+            </w:r>
+          </w:p>
+        </w:tc>
+      </w:tr>
+      <w:tr>
+        <w:tc>
+          <w:tcPr>
+            <w:tcW w:type="dxa" w:w="-944"/>
+            <w:shd w:val="clear" w:color="auto" w:fill="1B5E20"/>
+          </w:tcPr>
+          <w:p>
+            <w:pPr>
+              <w:jc w:val="center"/>
+            </w:pPr>
+            <w:r>
+              <w:t>ICO (productor)</w:t>
+            </w:r>
+            <w:r>
+              <w:rPr>
+                <w:b/>
+                <w:i w:val="0"/>
+                <w:color w:val="FFFFFF"/>
+              </w:rPr>
+              <w:t>ICO (productor)</w:t>
+            </w:r>
+          </w:p>
+        </w:tc>
+        <w:tc>
+          <w:tcPr>
+            <w:tcW w:type="dxa" w:w="-944"/>
+            <w:shd w:val="clear" w:color="auto" w:fill="1B5E20"/>
+          </w:tcPr>
+          <w:p>
+            <w:pPr>
+              <w:jc w:val="center"/>
+            </w:pPr>
+            <w:r>
+              <w:t>20</w:t>
+            </w:r>
+            <w:r>
+              <w:rPr>
+                <w:b/>
+                <w:i w:val="0"/>
+                <w:color w:val="FFFFFF"/>
+              </w:rPr>
+              <w:t>20</w:t>
+            </w:r>
+          </w:p>
+        </w:tc>
+        <w:tc>
+          <w:tcPr>
+            <w:tcW w:type="dxa" w:w="-944"/>
+            <w:shd w:val="clear" w:color="auto" w:fill="1B5E20"/>
+          </w:tcPr>
+          <w:p>
+            <w:pPr>
+              <w:jc w:val="center"/>
+            </w:pPr>
+            <w:r>
+              <w:t>6.4%</w:t>
+            </w:r>
+            <w:r>
+              <w:rPr>
+                <w:b/>
+                <w:i w:val="0"/>
+                <w:color w:val="FFFFFF"/>
+              </w:rPr>
+              <w:t>6.4%</w:t>
+            </w:r>
+          </w:p>
+        </w:tc>
+      </w:tr>
+    </w:tbl>
+    <w:p/>
+    <w:p>
+      <w:pPr>
+        <w:jc w:val="both"/>
+      </w:pPr>
+      <w:r>
+        <w:rPr>
+          <w:b/>
+          <w:i w:val="0"/>
+        </w:rPr>
+        <w:t>5. Correccion de semantica aplicada en el camino (importante).</w:t>
+      </w:r>
+      <w:r>
+        <w:rPr>
+          <w:b w:val="0"/>
+          <w:i w:val="0"/>
+        </w:rPr>
+        <w:t xml:space="preserve"> La primera version escribia `NO` en 204 items para organico, porque la palabra no aparecia. Eso es un error grave en un atributo de certificacion: </w:t>
+      </w:r>
+      <w:r>
+        <w:rPr>
+          <w:b/>
+          <w:i w:val="0"/>
+        </w:rPr>
+        <w:t>que la DUA no mencione "organico" no significa que el producto no sea organico, significa que la DUA no lo declara.</w:t>
+      </w:r>
+      <w:r>
+        <w:rPr>
+          <w:b w:val="0"/>
+          <w:i w:val="0"/>
+        </w:rPr>
+        <w:t xml:space="preserve"> Se corrigio a tres estados: `SI` si la palabra esta escrita, vacio si no se declara, y nunca `NO`. Se decidio esto deliberadamente pese a que una columna binaria seria mas comoda de filtrar.</w:t>
+      </w:r>
+    </w:p>
+    <w:p/>
+    <w:p>
+      <w:pPr>
+        <w:jc w:val="both"/>
+      </w:pPr>
+      <w:r>
+        <w:rPr>
+          <w:b/>
+          <w:i w:val="0"/>
+        </w:rPr>
+        <w:t>6. Advertencia sobre lo que el ICO NO es.</w:t>
+      </w:r>
+      <w:r>
+        <w:rPr>
+          <w:b w:val="0"/>
+          <w:i w:val="0"/>
+        </w:rPr>
+        <w:t xml:space="preserve"> El ICO se lee de la descripcion de un item. </w:t>
+      </w:r>
+      <w:r>
+        <w:rPr>
+          <w:b/>
+          <w:i w:val="0"/>
+        </w:rPr>
+        <w:t>No es un registro de productores del Estado y no habilita trazar hacia la parcela.</w:t>
+      </w:r>
+      <w:r>
+        <w:rPr>
+          <w:b w:val="0"/>
+          <w:i w:val="0"/>
+        </w:rPr>
+        <w:t xml:space="preserve"> Sirve para contar cuantos productores distintos declara cada exportador y que volumen se asocia a cada uno. El exportador 20136201213 declara 20 productores distintos en 20 items, todos organico+Fairtrade, con FOB entre 123 mil y 187 mil USD. Ese es un hallazgo de concentracion y de traza, no una prueba de cumplimiento.</w:t>
+      </w:r>
+    </w:p>
+    <w:p/>
+    <w:p>
+      <w:pPr>
+        <w:jc w:val="both"/>
+      </w:pPr>
+      <w:r>
+        <w:rPr>
+          <w:b/>
+          <w:i w:val="0"/>
+        </w:rPr>
+        <w:t>7. Verificacion.</w:t>
+      </w:r>
+      <w:r>
+        <w:rPr>
+          <w:b w:val="0"/>
+          <w:i w:val="0"/>
+        </w:rPr>
+        <w:t xml:space="preserve"> Dos corridas consecutivas dan hojas identicas (idempotente). 0 errores de parseo, 0 PDFs no reconocidos, 0 DUAs con items faltantes. Ninguna hoja ni columna previa se perdio: `DUAS` sigue en 29 columnas, `por RUC` en 31 y `base 25 detallada` en 40. Copia previa del libro en la carpeta temporal antes de ejecutar.</w:t>
+      </w:r>
+    </w:p>
+    <w:p/>
     <w:p/>
     <w:p>
       <w:pPr>

--- a/Memoria_Diaria_EUDR.docx
+++ b/Memoria_Diaria_EUDR.docx
@@ -436,7 +436,7 @@
         <w:rPr>
           <w:color w:val="2E7D32"/>
         </w:rPr>
-        <w:t>Checklist de actualización diaria</w:t>
+        <w:t>Lista de verificación de actualización diaria</w:t>
       </w:r>
     </w:p>
     <w:p/>
@@ -8335,7 +8335,7 @@
           <w:b w:val="0"/>
           <w:i w:val="0"/>
         </w:rPr>
-        <w:t xml:space="preserve"> cobertura del reporte vs numeración DUE acumulada anual: 86-97% (Mar-Jun); Feb sin baseline (Enero 404). 174 filas (13.4%) tienen OBS "NO PAGA — puerto intermedio peruano" (tránsito sin operación comercial).</w:t>
+        <w:t xml:space="preserve"> cobertura del reporte vs numeración DUE acumulada anual: 86-97% (Mar-Jun); Feb sin línea base (Enero 404). 174 filas (13.4%) tienen OBS "NO PAGA — puerto intermedio peruano" (tránsito sin operación comercial).</w:t>
       </w:r>
     </w:p>
     <w:p/>
@@ -8435,7 +8435,7 @@
           <w:b w:val="0"/>
           <w:i w:val="0"/>
         </w:rPr>
-        <w:t>: CARGAS se desagregan por terminal, no por tipo de carga. RTID/RLAC/RVI/RRC se fijan en los scores de la Tabla 9 del paper (sus series requieren las solicitudes Ley 27806 ya generadas). Dos variantes: V1 renormaliza pesos (5/8, 3/8); V2 trata RON-02 como latente U(0,1).</w:t>
+        <w:t>: CARGAS se desagregan por terminal, no por tipo de carga. RTID/RLAC/RVI/RRC se fijan en los puntajes de la Tabla 9 del paper (sus series requieren las solicitudes Ley 27806 ya generadas). Dos variantes: V1 renormaliza pesos (5/8, 3/8); V2 trata RON-02 como latente U(0,1).</w:t>
       </w:r>
     </w:p>
     <w:p/>
@@ -8474,7 +8474,7 @@
           <w:b/>
           <w:i w:val="0"/>
         </w:rPr>
-        <w:t>Ranking robusto:</w:t>
+        <w:t>Ordenamiento robusto:</w:t>
       </w:r>
       <w:r>
         <w:rPr>
@@ -8507,7 +8507,7 @@
           <w:b w:val="0"/>
           <w:i w:val="0"/>
         </w:rPr>
-        <w:t xml:space="preserve"> compuesto MC mediana 71.7 (p5-p95: 67.8-76.5); P(≥69.2 del paper) = 84% (V1) / 66% (V2) — el score del paper es ligeramente conservador. CAVEAT: el Callao satura el min-max (~10× el siguiente puerto en TM; toca la cota 1.0 en la mayoría de años), así que su RON recomputado (96.1) es "máximo del pool", no cardinal.</w:t>
+        <w:t xml:space="preserve"> compuesto MC mediana 71.7 (p5-p95: 67.8-76.5); P(≥69.2 del paper) = 84% (V1) / 66% (V2) — el puntaje del paper es ligeramente conservador. CAVEAT: el Callao satura el min-max (~10× el siguiente puerto en TM; toca la cota 1.0 en la mayoría de años), así que su RON recomputado (96.1) es "máximo del pool", no cardinal.</w:t>
       </w:r>
     </w:p>
     <w:p>
@@ -8533,7 +8533,7 @@
           <w:b w:val="0"/>
           <w:i w:val="0"/>
         </w:rPr>
-        <w:t xml:space="preserve"> compuesto MC mediana 47.3 (p5-p95: 32.7-56.2); P(≥57.4 del paper) = 2.5% — el score del paper para Paita está en el extremo superior de lo que la serie reconstruida soporta, porque su RON real (8.3 V1 / 22.2 V2) es mucho menor que la estimación del paper (42.0).</w:t>
+        <w:t xml:space="preserve"> compuesto MC mediana 47.3 (p5-p95: 32.7-56.2); P(≥57.4 del paper) = 2.5% — el puntaje del paper para Paita está en el extremo superior de lo que la serie reconstruida soporta, porque su RON real (8.3 V1 / 22.2 V2) es mucho menor que la estimación del paper (42.0).</w:t>
       </w:r>
     </w:p>
     <w:p>
@@ -8858,7 +8858,7 @@
           <w:b w:val="0"/>
           <w:i w:val="0"/>
         </w:rPr>
-        <w:t xml:space="preserve"> `[M]`: `docs\COOPERATIVAS_EXPOSICION_PORTUARIA.xlsx` — 15 organizaciones exportadoras del DUA consolidado (el universo mayor del proyecto son 51 cooperativas; el DUA consolidado tiene 15 RUC con DUAs), con aduana dominante por FOB (PAITA o CALLAO), score ICRPP del paper (Callao 69.2 ALTO / Paita 57.4 MODERADO-ALTO — solo existen para esos dos puertos; el resto se marca S/D, no se inventa), y stats RON de la serie reconstruida (cargas TM prom 2015-2017: Callao 49.90 M / Paita 2.16 M; naves prom: 3,497 / 572; incidentes 2005-2017: 128 / 5). Verificación aritmética contra la fuente APN pasada.</w:t>
+        <w:t xml:space="preserve"> `[M]`: `docs\COOPERATIVAS_EXPOSICION_PORTUARIA.xlsx` — 15 organizaciones exportadoras del DUA consolidado (el universo mayor del proyecto son 51 cooperativas; el DUA consolidado tiene 15 RUC con DUAs), con aduana dominante por FOB (PAITA o CALLAO), puntaje ICRPP del paper (Callao 69.2 ALTO / Paita 57.4 MODERADO-ALTO — solo existen para esos dos puertos; el resto se marca S/D, no se inventa), y stats RON de la serie reconstruida (cargas TM prom 2015-2017: Callao 49.90 M / Paita 2.16 M; naves prom: 3,497 / 572; incidentes 2005-2017: 128 / 5). Verificación aritmética contra la fuente APN pasada.</w:t>
       </w:r>
     </w:p>
     <w:p/>
@@ -9317,7 +9317,7 @@
           <w:b w:val="0"/>
           <w:i w:val="0"/>
         </w:rPr>
-        <w:t xml:space="preserve"> (`docs/FUNDAMENTOS_UNIVERSO_ENCUESTABLE.md`, universo extendido 328 con el banco de 83 no exportadoras). `[M]` El gap real, antes no cuantificado: </w:t>
+        <w:t xml:space="preserve"> (`docs/FUNDAMENTOS_UNIVERSO_ENCUESTABLE.md`, universo extendido 328 con el banco de 83 no exportadoras). `[M]` La brecha real, antes no cuantificado: </w:t>
       </w:r>
       <w:r>
         <w:rPr>
@@ -15612,7 +15612,7 @@
           <w:b w:val="0"/>
           <w:i w:val="0"/>
         </w:rPr>
-        <w:t xml:space="preserve"> el punto 11 del checklist (resolver 14d) llevaba dos dias abierto porque la Tabla 6 no estaba en el repo. Esta entrada lo cierra con fuente primaria, y de paso corrige dos conteos que estaban equivocados en tres documentos.</w:t>
+        <w:t xml:space="preserve"> el punto 11 de la lista de verificación (resolver 14d) llevaba dos dias abierto porque la Tabla 6 no estaba en el repo. Esta entrada lo cierra con fuente primaria, y de paso corrige dos conteos que estaban equivocados en tres documentos.</w:t>
       </w:r>
     </w:p>
     <w:p/>
@@ -16614,7 +16614,7 @@
           <w:b/>
           <w:i w:val="0"/>
         </w:rPr>
-        <w:t>Punto 11 del checklist queda parcialmente resuelto:</w:t>
+        <w:t>Punto 11 de la lista de verificación queda parcialmente resuelto:</w:t>
       </w:r>
       <w:r>
         <w:rPr>
@@ -16898,7 +16898,7 @@
           <w:b w:val="0"/>
           <w:i w:val="0"/>
         </w:rPr>
-        <w:t xml:space="preserve"> — el health check evalúa un secret de Neon inexistente, mientras el dato real va por HTTP al puerto local. El diagnóstico útil es el `ECONNREFUSED` en los logs del servidor. Las apps del repo requieren `docker compose up -d` porque solo persiste el volumen, no el contenedor.</w:t>
+        <w:t xml:space="preserve"> — el verificación de salud evalúa un secret de Neon inexistente, mientras el dato real va por HTTP al puerto local. El diagnóstico útil es el `ECONNREFUSED` en los logs del servidor. Las apps del repo requieren `docker compose up -d` porque solo persiste el volumen, no el contenedor.</w:t>
       </w:r>
     </w:p>
     <w:p/>
@@ -25183,7 +25183,7 @@
           <w:b w:val="0"/>
           <w:i w:val="0"/>
         </w:rPr>
-        <w:t xml:space="preserve"> Si en algún momento MIDAGRI publica el registro, hay que (a) re-ejecutar §6.3, (b) esperar a que el ranking de §2.5 caiga, y (c) anotar en §5 con `⚠ SUSTITUIDO`.</w:t>
+        <w:t xml:space="preserve"> Si en algún momento MIDAGRI publica el registro, hay que (a) re-ejecutar §6.3, (b) esperar a que el ordenamiento de §2.5 caiga, y (c) anotar en §5 con `⚠ SUSTITUIDO`.</w:t>
       </w:r>
     </w:p>
     <w:p/>
